--- a/report.docx
+++ b/report.docx
@@ -45,48 +45,339 @@
       </w:r>
     </w:p>
     <w:p>
+      <w:pPr>
+        <w:pStyle w:val="Heading2"/>
+      </w:pPr>
       <w:r>
-        <w:rPr>
-          <w:rFonts w:ascii="Times New Roman" w:eastAsia="Times New Roman" w:hAnsi="Times New Roman"/>
-          <w:sz w:val="24"/>
-        </w:rPr>
-        <w:t>Submission Context: Internal Individual Evaluation</w:t>
+        <w:t>1. Project Overview</w:t>
+      </w:r>
+    </w:p>
+    <w:p>
+      <w:pPr>
+        <w:pStyle w:val="NormalWeb"/>
+      </w:pPr>
+      <w:r>
+        <w:t>This project involves analyzing internal employee communications to assess sentiment and engagement patterns. The dataset provided contains email metadata and body text without sentiment labels. We perform a sequence of tasks including sentiment classification, exploratory data analysis (EDA), employee scoring, risk identification, and sentiment trend prediction using machine learning.</w:t>
       </w:r>
     </w:p>
     <w:p>
       <w:r>
+        <w:pict w14:anchorId="69AB6168">
+          <v:rect id="_x0000_i1398" style="width:0;height:1.5pt" o:hralign="center" o:hrstd="t" o:hr="t" fillcolor="#a0a0a0" stroked="f"/>
+        </w:pict>
+      </w:r>
+    </w:p>
+    <w:p>
+      <w:pPr>
+        <w:pStyle w:val="Heading2"/>
+      </w:pPr>
+      <w:r>
+        <w:t>2. Objectives</w:t>
+      </w:r>
+    </w:p>
+    <w:p>
+      <w:pPr>
+        <w:pStyle w:val="NormalWeb"/>
+        <w:numPr>
+          <w:ilvl w:val="0"/>
+          <w:numId w:val="24"/>
+        </w:numPr>
+      </w:pPr>
+      <w:r>
         <w:rPr>
-          <w:rFonts w:ascii="Times New Roman" w:eastAsia="Times New Roman" w:hAnsi="Times New Roman"/>
-          <w:sz w:val="24"/>
+          <w:rStyle w:val="Strong"/>
         </w:rPr>
-        <w:t xml:space="preserve">Technologies Used: </w:t>
+        <w:t>Sentiment Labeling</w:t>
       </w:r>
       <w:r>
-        <w:t>Python, HuggingFace Transformers (DistilBERT), PyTorch, scikit-learn, pandas, numpy, matplotlib, seaborn, datetime, Jupyter Notebook, GitHub.</w:t>
+        <w:t>: Classify each message as Positive, Neutral, or Negative.</w:t>
+      </w:r>
+    </w:p>
+    <w:p>
+      <w:pPr>
+        <w:pStyle w:val="NormalWeb"/>
+        <w:numPr>
+          <w:ilvl w:val="0"/>
+          <w:numId w:val="24"/>
+        </w:numPr>
+      </w:pPr>
+      <w:r>
+        <w:rPr>
+          <w:rStyle w:val="Strong"/>
+        </w:rPr>
+        <w:t>EDA</w:t>
+      </w:r>
+      <w:r>
+        <w:t>: Understand structure and trends within the data.</w:t>
+      </w:r>
+    </w:p>
+    <w:p>
+      <w:pPr>
+        <w:pStyle w:val="NormalWeb"/>
+        <w:numPr>
+          <w:ilvl w:val="0"/>
+          <w:numId w:val="24"/>
+        </w:numPr>
+      </w:pPr>
+      <w:r>
+        <w:rPr>
+          <w:rStyle w:val="Strong"/>
+        </w:rPr>
+        <w:t>Employee Score Calculation</w:t>
+      </w:r>
+      <w:r>
+        <w:t>: Monthly sentiment score for each employee.</w:t>
+      </w:r>
+    </w:p>
+    <w:p>
+      <w:pPr>
+        <w:pStyle w:val="NormalWeb"/>
+        <w:numPr>
+          <w:ilvl w:val="0"/>
+          <w:numId w:val="24"/>
+        </w:numPr>
+      </w:pPr>
+      <w:r>
+        <w:rPr>
+          <w:rStyle w:val="Strong"/>
+        </w:rPr>
+        <w:t>Employee Ranking</w:t>
+      </w:r>
+      <w:r>
+        <w:t>: Identify top and bottom performers.</w:t>
+      </w:r>
+    </w:p>
+    <w:p>
+      <w:pPr>
+        <w:pStyle w:val="NormalWeb"/>
+        <w:numPr>
+          <w:ilvl w:val="0"/>
+          <w:numId w:val="24"/>
+        </w:numPr>
+      </w:pPr>
+      <w:r>
+        <w:rPr>
+          <w:rStyle w:val="Strong"/>
+        </w:rPr>
+        <w:t>Flight Risk Identification</w:t>
+      </w:r>
+      <w:r>
+        <w:t>: Flag employees at risk of leaving.</w:t>
+      </w:r>
+    </w:p>
+    <w:p>
+      <w:pPr>
+        <w:pStyle w:val="NormalWeb"/>
+        <w:numPr>
+          <w:ilvl w:val="0"/>
+          <w:numId w:val="24"/>
+        </w:numPr>
+      </w:pPr>
+      <w:r>
+        <w:rPr>
+          <w:rStyle w:val="Strong"/>
+        </w:rPr>
+        <w:t>Predictive Modeling</w:t>
+      </w:r>
+      <w:r>
+        <w:t>: Use ML to forecast sentiment patterns.</w:t>
       </w:r>
     </w:p>
     <w:p>
       <w:r>
-        <w:rPr>
-          <w:rStyle w:val="Strong"/>
-          <w:b w:val="0"/>
-          <w:bCs w:val="0"/>
-        </w:rPr>
-        <w:t>1. Objective</w:t>
+        <w:pict w14:anchorId="6EC4CE1C">
+          <v:rect id="_x0000_i1399" style="width:0;height:1.5pt" o:hralign="center" o:hrstd="t" o:hr="t" fillcolor="#a0a0a0" stroked="f"/>
+        </w:pict>
       </w:r>
     </w:p>
     <w:p>
       <w:pPr>
+        <w:pStyle w:val="Heading2"/>
+      </w:pPr>
+      <w:r>
+        <w:t>3. Tools &amp; Technologies Used</w:t>
+      </w:r>
+    </w:p>
+    <w:p>
+      <w:pPr>
         <w:pStyle w:val="NormalWeb"/>
+        <w:numPr>
+          <w:ilvl w:val="0"/>
+          <w:numId w:val="25"/>
+        </w:numPr>
       </w:pPr>
       <w:r>
-        <w:t>The objective of this project is to analyze internal employee communication (emails) to evaluate sentiment, employee engagement, and potential flight risk. Using Natural Language Processing (NLP), Exploratory Data Analysis (EDA), and regression modeling, this report aims to extract meaningful insights from employee messages.</w:t>
+        <w:rPr>
+          <w:rStyle w:val="Strong"/>
+        </w:rPr>
+        <w:t>Python</w:t>
+      </w:r>
+      <w:r>
+        <w:t xml:space="preserve"> (Pandas, NumPy, Scikit-learn, NLTK, Seaborn, Matplotlib)</w:t>
+      </w:r>
+    </w:p>
+    <w:p>
+      <w:pPr>
+        <w:pStyle w:val="NormalWeb"/>
+        <w:numPr>
+          <w:ilvl w:val="0"/>
+          <w:numId w:val="25"/>
+        </w:numPr>
+      </w:pPr>
+      <w:r>
+        <w:rPr>
+          <w:rStyle w:val="Strong"/>
+        </w:rPr>
+        <w:t>VADER Sentiment Analyzer</w:t>
+      </w:r>
+      <w:r>
+        <w:t xml:space="preserve"> (from NLTK)</w:t>
+      </w:r>
+    </w:p>
+    <w:p>
+      <w:pPr>
+        <w:pStyle w:val="NormalWeb"/>
+        <w:numPr>
+          <w:ilvl w:val="0"/>
+          <w:numId w:val="25"/>
+        </w:numPr>
+      </w:pPr>
+      <w:r>
+        <w:rPr>
+          <w:rStyle w:val="Strong"/>
+        </w:rPr>
+        <w:t xml:space="preserve">Google </w:t>
+      </w:r>
+      <w:proofErr w:type="spellStart"/>
+      <w:r>
+        <w:rPr>
+          <w:rStyle w:val="Strong"/>
+        </w:rPr>
+        <w:t>Colab</w:t>
+      </w:r>
+      <w:proofErr w:type="spellEnd"/>
+      <w:r>
+        <w:rPr>
+          <w:rStyle w:val="Strong"/>
+        </w:rPr>
+        <w:t>/</w:t>
+      </w:r>
+      <w:proofErr w:type="spellStart"/>
+      <w:r>
+        <w:rPr>
+          <w:rStyle w:val="Strong"/>
+        </w:rPr>
+        <w:t>Jupyter</w:t>
+      </w:r>
+      <w:proofErr w:type="spellEnd"/>
+    </w:p>
+    <w:p>
+      <w:r>
+        <w:pict w14:anchorId="0F2407A1">
+          <v:rect id="_x0000_i1400" style="width:0;height:1.5pt" o:hralign="center" o:hrstd="t" o:hr="t" fillcolor="#a0a0a0" stroked="f"/>
+        </w:pict>
+      </w:r>
+    </w:p>
+    <w:p>
+      <w:pPr>
+        <w:pStyle w:val="Heading2"/>
+      </w:pPr>
+      <w:r>
+        <w:t>4. Sentiment Labeling</w:t>
+      </w:r>
+    </w:p>
+    <w:p>
+      <w:pPr>
+        <w:pStyle w:val="NormalWeb"/>
+      </w:pPr>
+      <w:r>
+        <w:t xml:space="preserve">We used </w:t>
+      </w:r>
+      <w:r>
+        <w:rPr>
+          <w:rStyle w:val="Strong"/>
+        </w:rPr>
+        <w:t>VADER</w:t>
+      </w:r>
+      <w:r>
+        <w:t>, a pre-trained rule-based model for sentiment analysis tuned for social text, suitable for short email-style messages.</w:t>
+      </w:r>
+    </w:p>
+    <w:p>
+      <w:pPr>
+        <w:pStyle w:val="Heading3"/>
+      </w:pPr>
+      <w:r>
+        <w:lastRenderedPageBreak/>
+        <w:t>Thresholds:</w:t>
+      </w:r>
+    </w:p>
+    <w:p>
+      <w:pPr>
+        <w:pStyle w:val="NormalWeb"/>
+        <w:numPr>
+          <w:ilvl w:val="0"/>
+          <w:numId w:val="26"/>
+        </w:numPr>
+      </w:pPr>
+      <w:r>
+        <w:t xml:space="preserve">Compound ≥ 0.05: </w:t>
+      </w:r>
+      <w:r>
+        <w:rPr>
+          <w:rStyle w:val="Strong"/>
+        </w:rPr>
+        <w:t>Positive</w:t>
+      </w:r>
+    </w:p>
+    <w:p>
+      <w:pPr>
+        <w:pStyle w:val="NormalWeb"/>
+        <w:numPr>
+          <w:ilvl w:val="0"/>
+          <w:numId w:val="26"/>
+        </w:numPr>
+      </w:pPr>
+      <w:r>
+        <w:t xml:space="preserve">Compound ≤ -0.05: </w:t>
+      </w:r>
+      <w:r>
+        <w:rPr>
+          <w:rStyle w:val="Strong"/>
+        </w:rPr>
+        <w:t>Negative</w:t>
+      </w:r>
+    </w:p>
+    <w:p>
+      <w:pPr>
+        <w:pStyle w:val="NormalWeb"/>
+        <w:numPr>
+          <w:ilvl w:val="0"/>
+          <w:numId w:val="26"/>
+        </w:numPr>
+      </w:pPr>
+      <w:r>
+        <w:t xml:space="preserve">Else: </w:t>
+      </w:r>
+      <w:r>
+        <w:rPr>
+          <w:rStyle w:val="Strong"/>
+        </w:rPr>
+        <w:t>Neutral</w:t>
+      </w:r>
+    </w:p>
+    <w:p>
+      <w:pPr>
+        <w:pStyle w:val="NormalWeb"/>
+      </w:pPr>
+      <w:r>
+        <w:t>These were justified by examining a sample of messages and tuning based on VADER’s default logic.</w:t>
       </w:r>
     </w:p>
     <w:p>
       <w:r>
-        <w:pict w14:anchorId="3BDBA58F">
-          <v:rect id="_x0000_i1277" style="width:0;height:1.5pt" o:hralign="center" o:hrstd="t" o:hr="t" fillcolor="#a0a0a0" stroked="f"/>
+        <w:pict w14:anchorId="74455DEA">
+          <v:rect id="_x0000_i1401" style="width:0;height:1.5pt" o:hralign="center" o:hrstd="t" o:hr="t" fillcolor="#a0a0a0" stroked="f"/>
         </w:pict>
       </w:r>
     </w:p>
@@ -95,103 +386,747 @@
         <w:pStyle w:val="Heading2"/>
       </w:pPr>
       <w:r>
+        <w:t>5. Exploratory Data Analysis</w:t>
+      </w:r>
+    </w:p>
+    <w:p>
+      <w:pPr>
+        <w:pStyle w:val="Heading3"/>
+      </w:pPr>
+      <w:r>
+        <w:t>Key Insights:</w:t>
+      </w:r>
+    </w:p>
+    <w:p>
+      <w:pPr>
+        <w:pStyle w:val="NormalWeb"/>
+        <w:numPr>
+          <w:ilvl w:val="0"/>
+          <w:numId w:val="27"/>
+        </w:numPr>
+      </w:pPr>
+      <w:r>
+        <w:t xml:space="preserve">Majority of messages are </w:t>
+      </w:r>
+      <w:r>
         <w:rPr>
           <w:rStyle w:val="Strong"/>
-          <w:b/>
-          <w:bCs/>
         </w:rPr>
-        <w:t>2. Methodology</w:t>
+        <w:t>Neutral</w:t>
+      </w:r>
+      <w:r>
+        <w:t>, followed by Negative.</w:t>
+      </w:r>
+    </w:p>
+    <w:p>
+      <w:pPr>
+        <w:pStyle w:val="NormalWeb"/>
+        <w:numPr>
+          <w:ilvl w:val="0"/>
+          <w:numId w:val="27"/>
+        </w:numPr>
+      </w:pPr>
+      <w:r>
+        <w:t>Monthly email volume trends vary by employee.</w:t>
+      </w:r>
+    </w:p>
+    <w:p>
+      <w:pPr>
+        <w:pStyle w:val="NormalWeb"/>
+        <w:numPr>
+          <w:ilvl w:val="0"/>
+          <w:numId w:val="27"/>
+        </w:numPr>
+      </w:pPr>
+      <w:r>
+        <w:t>Some employees consistently send messages with negative tone.</w:t>
+      </w:r>
+    </w:p>
+    <w:p>
+      <w:pPr>
+        <w:pStyle w:val="Heading3"/>
+      </w:pPr>
+      <w:r>
+        <w:t>Visuals:</w:t>
+      </w:r>
+    </w:p>
+    <w:p>
+      <w:pPr>
+        <w:pStyle w:val="NormalWeb"/>
+        <w:numPr>
+          <w:ilvl w:val="0"/>
+          <w:numId w:val="28"/>
+        </w:numPr>
+      </w:pPr>
+      <w:r>
+        <w:t>Sentiment distribution bar chart</w:t>
+      </w:r>
+    </w:p>
+    <w:p>
+      <w:pPr>
+        <w:pStyle w:val="NormalWeb"/>
+        <w:numPr>
+          <w:ilvl w:val="0"/>
+          <w:numId w:val="28"/>
+        </w:numPr>
+      </w:pPr>
+      <w:r>
+        <w:t>Monthly trends of positive/negative/neutral messages</w:t>
+      </w:r>
+    </w:p>
+    <w:p>
+      <w:pPr>
+        <w:pStyle w:val="NormalWeb"/>
+        <w:numPr>
+          <w:ilvl w:val="0"/>
+          <w:numId w:val="28"/>
+        </w:numPr>
+      </w:pPr>
+      <w:r>
+        <w:t>Top 10 message senders by volume</w:t>
+      </w:r>
+    </w:p>
+    <w:p>
+      <w:pPr>
+        <w:pStyle w:val="NormalWeb"/>
+      </w:pPr>
+      <w:r>
+        <w:t>Each chart was interpreted and discussed.</w:t>
       </w:r>
     </w:p>
     <w:p>
       <w:r>
-        <w:pict w14:anchorId="746B2EF8">
-          <v:rect id="_x0000_i1278" style="width:0;height:1.5pt" o:hralign="center" o:hrstd="t" o:hr="t" fillcolor="#a0a0a0" stroked="f"/>
+        <w:pict w14:anchorId="2430BD37">
+          <v:rect id="_x0000_i1402" style="width:0;height:1.5pt" o:hralign="center" o:hrstd="t" o:hr="t" fillcolor="#a0a0a0" stroked="f"/>
         </w:pict>
       </w:r>
     </w:p>
     <w:p>
       <w:pPr>
-        <w:pStyle w:val="Heading3"/>
+        <w:pStyle w:val="Heading2"/>
       </w:pPr>
       <w:r>
-        <w:rPr>
-          <w:rStyle w:val="Strong"/>
-          <w:b/>
-          <w:bCs/>
-        </w:rPr>
-        <w:t>Task 1: Sentiment Labeling</w:t>
+        <w:t>6. Employee Monthly Sentiment Score</w:t>
       </w:r>
     </w:p>
     <w:p>
       <w:pPr>
         <w:pStyle w:val="NormalWeb"/>
+      </w:pPr>
+      <w:r>
+        <w:t>For each employee:</w:t>
+      </w:r>
+    </w:p>
+    <w:p>
+      <w:pPr>
+        <w:pStyle w:val="NormalWeb"/>
         <w:numPr>
           <w:ilvl w:val="0"/>
-          <w:numId w:val="10"/>
+          <w:numId w:val="29"/>
         </w:numPr>
       </w:pPr>
       <w:r>
         <w:rPr>
           <w:rStyle w:val="Strong"/>
         </w:rPr>
-        <w:t>Tool Used:</w:t>
+        <w:t>Positive</w:t>
       </w:r>
       <w:r>
-        <w:t xml:space="preserve"> HuggingFace </w:t>
+        <w:t xml:space="preserve"> message = +1</w:t>
+      </w:r>
+    </w:p>
+    <w:p>
+      <w:pPr>
+        <w:pStyle w:val="NormalWeb"/>
+        <w:numPr>
+          <w:ilvl w:val="0"/>
+          <w:numId w:val="29"/>
+        </w:numPr>
+      </w:pPr>
+      <w:r>
+        <w:rPr>
+          <w:rStyle w:val="Strong"/>
+        </w:rPr>
+        <w:t>Negative</w:t>
+      </w:r>
+      <w:r>
+        <w:t xml:space="preserve"> = –1</w:t>
+      </w:r>
+    </w:p>
+    <w:p>
+      <w:pPr>
+        <w:pStyle w:val="NormalWeb"/>
+        <w:numPr>
+          <w:ilvl w:val="0"/>
+          <w:numId w:val="29"/>
+        </w:numPr>
+      </w:pPr>
+      <w:r>
+        <w:rPr>
+          <w:rStyle w:val="Strong"/>
+        </w:rPr>
+        <w:t>Neutral</w:t>
+      </w:r>
+      <w:r>
+        <w:t xml:space="preserve"> = 0</w:t>
+      </w:r>
+    </w:p>
+    <w:p>
+      <w:pPr>
+        <w:pStyle w:val="NormalWeb"/>
+      </w:pPr>
+      <w:r>
+        <w:t xml:space="preserve">Scores were aggregated </w:t>
+      </w:r>
+      <w:r>
+        <w:rPr>
+          <w:rStyle w:val="Strong"/>
+        </w:rPr>
+        <w:t>monthly</w:t>
+      </w:r>
+      <w:r>
+        <w:t>. The results formed the basis for the next steps.</w:t>
+      </w:r>
+    </w:p>
+    <w:p>
+      <w:r>
+        <w:pict w14:anchorId="7CD7AD56">
+          <v:rect id="_x0000_i1403" style="width:0;height:1.5pt" o:hralign="center" o:hrstd="t" o:hr="t" fillcolor="#a0a0a0" stroked="f"/>
+        </w:pict>
+      </w:r>
+    </w:p>
+    <w:p>
+      <w:pPr>
+        <w:pStyle w:val="Heading2"/>
+      </w:pPr>
+      <w:r>
+        <w:t>7. Employee Ranking</w:t>
+      </w:r>
+    </w:p>
+    <w:p>
+      <w:pPr>
+        <w:pStyle w:val="NormalWeb"/>
+      </w:pPr>
+      <w:r>
+        <w:t>Each month:</w:t>
+      </w:r>
+    </w:p>
+    <w:p>
+      <w:pPr>
+        <w:pStyle w:val="NormalWeb"/>
+        <w:numPr>
+          <w:ilvl w:val="0"/>
+          <w:numId w:val="30"/>
+        </w:numPr>
+      </w:pPr>
+      <w:r>
+        <w:rPr>
+          <w:rStyle w:val="Strong"/>
+        </w:rPr>
+        <w:t>Top 3 Positive</w:t>
+      </w:r>
+      <w:r>
+        <w:t xml:space="preserve"> employees</w:t>
+      </w:r>
+    </w:p>
+    <w:p>
+      <w:pPr>
+        <w:pStyle w:val="NormalWeb"/>
+        <w:numPr>
+          <w:ilvl w:val="0"/>
+          <w:numId w:val="30"/>
+        </w:numPr>
+      </w:pPr>
+      <w:r>
+        <w:rPr>
+          <w:rStyle w:val="Strong"/>
+        </w:rPr>
+        <w:lastRenderedPageBreak/>
+        <w:t>Top 3 Negative</w:t>
+      </w:r>
+      <w:r>
+        <w:t xml:space="preserve"> employees</w:t>
+      </w:r>
+    </w:p>
+    <w:p>
+      <w:pPr>
+        <w:pStyle w:val="NormalWeb"/>
+      </w:pPr>
+      <w:r>
+        <w:t>Ranked based on sentiment score. Ties broken alphabetically.</w:t>
+      </w:r>
+    </w:p>
+    <w:p>
+      <w:pPr>
+        <w:pStyle w:val="NormalWeb"/>
+      </w:pPr>
+      <w:r>
+        <w:rPr>
+          <w:rStyle w:val="Strong"/>
+        </w:rPr>
+        <w:t>Visuals:</w:t>
+      </w:r>
+    </w:p>
+    <w:p>
+      <w:pPr>
+        <w:pStyle w:val="NormalWeb"/>
+        <w:numPr>
+          <w:ilvl w:val="0"/>
+          <w:numId w:val="31"/>
+        </w:numPr>
+      </w:pPr>
+      <w:r>
+        <w:t>Monthly rankings table</w:t>
+      </w:r>
+    </w:p>
+    <w:p>
+      <w:pPr>
+        <w:pStyle w:val="NormalWeb"/>
+        <w:numPr>
+          <w:ilvl w:val="0"/>
+          <w:numId w:val="31"/>
+        </w:numPr>
+      </w:pPr>
+      <w:r>
+        <w:t>Bar chart of top/bottom performers</w:t>
+      </w:r>
+    </w:p>
+    <w:p>
+      <w:r>
+        <w:pict w14:anchorId="7921AB95">
+          <v:rect id="_x0000_i1404" style="width:0;height:1.5pt" o:hralign="center" o:hrstd="t" o:hr="t" fillcolor="#a0a0a0" stroked="f"/>
+        </w:pict>
+      </w:r>
+    </w:p>
+    <w:p>
+      <w:pPr>
+        <w:pStyle w:val="Heading2"/>
+      </w:pPr>
+      <w:r>
+        <w:t>8. Flight Risk Identification</w:t>
+      </w:r>
+    </w:p>
+    <w:p>
+      <w:pPr>
+        <w:pStyle w:val="NormalWeb"/>
+      </w:pPr>
+      <w:r>
+        <w:t xml:space="preserve">Criteria: If an employee sends </w:t>
+      </w:r>
+      <w:r>
+        <w:rPr>
+          <w:rStyle w:val="Strong"/>
+        </w:rPr>
+        <w:t>≥ 4 negative messages within any rolling 30-day window</w:t>
+      </w:r>
+      <w:r>
+        <w:t xml:space="preserve">, they are flagged as a </w:t>
+      </w:r>
+      <w:r>
+        <w:rPr>
+          <w:rStyle w:val="Strong"/>
+        </w:rPr>
+        <w:t>flight risk</w:t>
+      </w:r>
+      <w:r>
+        <w:t>.</w:t>
+      </w:r>
+    </w:p>
+    <w:p>
+      <w:pPr>
+        <w:pStyle w:val="NormalWeb"/>
+      </w:pPr>
+      <w:r>
+        <w:t>Method:</w:t>
+      </w:r>
+    </w:p>
+    <w:p>
+      <w:pPr>
+        <w:pStyle w:val="NormalWeb"/>
+        <w:numPr>
+          <w:ilvl w:val="0"/>
+          <w:numId w:val="32"/>
+        </w:numPr>
+      </w:pPr>
+      <w:r>
+        <w:t>Filtered for Negative messages</w:t>
+      </w:r>
+    </w:p>
+    <w:p>
+      <w:pPr>
+        <w:pStyle w:val="NormalWeb"/>
+        <w:numPr>
+          <w:ilvl w:val="0"/>
+          <w:numId w:val="32"/>
+        </w:numPr>
+      </w:pPr>
+      <w:r>
+        <w:t>Applied rolling count logic on dates grouped by employee</w:t>
+      </w:r>
+    </w:p>
+    <w:p>
+      <w:pPr>
+        <w:pStyle w:val="NormalWeb"/>
+      </w:pPr>
+      <w:r>
+        <w:rPr>
+          <w:rStyle w:val="Strong"/>
+        </w:rPr>
+        <w:t>Output:</w:t>
+      </w:r>
+      <w:r>
+        <w:t xml:space="preserve"> List of flight risk employees</w:t>
+      </w:r>
+    </w:p>
+    <w:p>
+      <w:pPr>
+        <w:pStyle w:val="NormalWeb"/>
+      </w:pPr>
+      <w:r>
+        <w:rPr>
+          <w:rStyle w:val="Strong"/>
+        </w:rPr>
+        <w:t>Visual:</w:t>
+      </w:r>
+      <w:r>
+        <w:t xml:space="preserve"> Count plot of risk flags</w:t>
+      </w:r>
+    </w:p>
+    <w:p>
+      <w:r>
+        <w:pict w14:anchorId="1BC07056">
+          <v:rect id="_x0000_i1405" style="width:0;height:1.5pt" o:hralign="center" o:hrstd="t" o:hr="t" fillcolor="#a0a0a0" stroked="f"/>
+        </w:pict>
+      </w:r>
+    </w:p>
+    <w:p>
+      <w:pPr>
+        <w:pStyle w:val="Heading2"/>
+      </w:pPr>
+      <w:r>
+        <w:t>9. Predictive Modeling</w:t>
+      </w:r>
+    </w:p>
+    <w:p>
+      <w:pPr>
+        <w:pStyle w:val="NormalWeb"/>
+      </w:pPr>
+      <w:r>
+        <w:rPr>
+          <w:rStyle w:val="Strong"/>
+        </w:rPr>
+        <w:t>Goal</w:t>
+      </w:r>
+      <w:r>
+        <w:t>: Predict an employee's monthly sentiment score based on behavior</w:t>
+      </w:r>
+    </w:p>
+    <w:p>
+      <w:pPr>
+        <w:pStyle w:val="Heading3"/>
+      </w:pPr>
+      <w:r>
+        <w:t>Features:</w:t>
+      </w:r>
+    </w:p>
+    <w:p>
+      <w:pPr>
+        <w:pStyle w:val="NormalWeb"/>
+        <w:numPr>
+          <w:ilvl w:val="0"/>
+          <w:numId w:val="33"/>
+        </w:numPr>
+      </w:pPr>
+      <w:r>
+        <w:t>Monthly message count</w:t>
+      </w:r>
+    </w:p>
+    <w:p>
+      <w:pPr>
+        <w:pStyle w:val="NormalWeb"/>
+        <w:numPr>
+          <w:ilvl w:val="0"/>
+          <w:numId w:val="33"/>
+        </w:numPr>
+      </w:pPr>
+      <w:r>
+        <w:t>Average message length</w:t>
+      </w:r>
+    </w:p>
+    <w:p>
+      <w:pPr>
+        <w:pStyle w:val="NormalWeb"/>
+        <w:numPr>
+          <w:ilvl w:val="0"/>
+          <w:numId w:val="33"/>
+        </w:numPr>
+      </w:pPr>
+      <w:r>
+        <w:t>Average word count</w:t>
+      </w:r>
+    </w:p>
+    <w:p>
+      <w:pPr>
+        <w:pStyle w:val="Heading3"/>
+      </w:pPr>
+      <w:r>
+        <w:t>Model:</w:t>
+      </w:r>
+    </w:p>
+    <w:p>
+      <w:pPr>
+        <w:pStyle w:val="NormalWeb"/>
+        <w:numPr>
+          <w:ilvl w:val="0"/>
+          <w:numId w:val="34"/>
+        </w:numPr>
+      </w:pPr>
+      <w:r>
+        <w:t>Linear Regression (Scikit-learn)</w:t>
+      </w:r>
+    </w:p>
+    <w:p>
+      <w:pPr>
+        <w:pStyle w:val="Heading3"/>
+      </w:pPr>
+      <w:r>
+        <w:t>Performance:</w:t>
+      </w:r>
+    </w:p>
+    <w:p>
+      <w:pPr>
+        <w:pStyle w:val="NormalWeb"/>
+        <w:numPr>
+          <w:ilvl w:val="0"/>
+          <w:numId w:val="35"/>
+        </w:numPr>
+      </w:pPr>
+      <w:r>
+        <w:rPr>
+          <w:rStyle w:val="Strong"/>
+        </w:rPr>
+        <w:t>MSE</w:t>
+      </w:r>
+      <w:r>
+        <w:t>: 7.78</w:t>
+      </w:r>
+    </w:p>
+    <w:p>
+      <w:pPr>
+        <w:pStyle w:val="NormalWeb"/>
+        <w:numPr>
+          <w:ilvl w:val="0"/>
+          <w:numId w:val="35"/>
+        </w:numPr>
+      </w:pPr>
+      <w:r>
+        <w:rPr>
+          <w:rStyle w:val="Strong"/>
+        </w:rPr>
+        <w:t>R²</w:t>
+      </w:r>
+      <w:r>
+        <w:t xml:space="preserve">: -0.05 </w:t>
+      </w:r>
+      <w:r>
+        <w:rPr>
+          <w:rFonts w:ascii="Segoe UI Symbol" w:hAnsi="Segoe UI Symbol" w:cs="Segoe UI Symbol"/>
+        </w:rPr>
+        <w:t>➜</w:t>
+      </w:r>
+      <w:r>
+        <w:t xml:space="preserve"> Indicates weak predictive power</w:t>
+      </w:r>
+    </w:p>
+    <w:p>
+      <w:pPr>
+        <w:pStyle w:val="Heading3"/>
+      </w:pPr>
+      <w:r>
+        <w:lastRenderedPageBreak/>
+        <w:t>Interpretation:</w:t>
+      </w:r>
+    </w:p>
+    <w:p>
+      <w:pPr>
+        <w:pStyle w:val="NormalWeb"/>
+        <w:numPr>
+          <w:ilvl w:val="0"/>
+          <w:numId w:val="36"/>
+        </w:numPr>
+      </w:pPr>
+      <w:r>
+        <w:t>Linear regression is not ideal for this problem</w:t>
+      </w:r>
+    </w:p>
+    <w:p>
+      <w:pPr>
+        <w:pStyle w:val="NormalWeb"/>
+        <w:numPr>
+          <w:ilvl w:val="0"/>
+          <w:numId w:val="36"/>
+        </w:numPr>
+      </w:pPr>
+      <w:r>
+        <w:t>Suggest use of non-linear models or additional features</w:t>
+      </w:r>
+    </w:p>
+    <w:p>
+      <w:pPr>
+        <w:pStyle w:val="NormalWeb"/>
+      </w:pPr>
+      <w:r>
+        <w:rPr>
+          <w:rStyle w:val="Strong"/>
+        </w:rPr>
+        <w:t>Visual:</w:t>
+      </w:r>
+    </w:p>
+    <w:p>
+      <w:pPr>
+        <w:pStyle w:val="NormalWeb"/>
+        <w:numPr>
+          <w:ilvl w:val="0"/>
+          <w:numId w:val="37"/>
+        </w:numPr>
+      </w:pPr>
+      <w:r>
+        <w:t>Scatter plot of actual vs. predicted scores</w:t>
+      </w:r>
+    </w:p>
+    <w:p>
+      <w:r>
+        <w:pict w14:anchorId="40A25ACD">
+          <v:rect id="_x0000_i1406" style="width:0;height:1.5pt" o:hralign="center" o:hrstd="t" o:hr="t" fillcolor="#a0a0a0" stroked="f"/>
+        </w:pict>
+      </w:r>
+    </w:p>
+    <w:p>
+      <w:pPr>
+        <w:pStyle w:val="Heading2"/>
+      </w:pPr>
+      <w:r>
+        <w:t>10. Conclusion &amp; Recommendations</w:t>
+      </w:r>
+    </w:p>
+    <w:p>
+      <w:pPr>
+        <w:pStyle w:val="NormalWeb"/>
+        <w:numPr>
+          <w:ilvl w:val="0"/>
+          <w:numId w:val="38"/>
+        </w:numPr>
+      </w:pPr>
+      <w:r>
+        <w:t>Sentiment trends and risk flags offer actionable insights.</w:t>
+      </w:r>
+    </w:p>
+    <w:p>
+      <w:pPr>
+        <w:pStyle w:val="NormalWeb"/>
+        <w:numPr>
+          <w:ilvl w:val="0"/>
+          <w:numId w:val="38"/>
+        </w:numPr>
+      </w:pPr>
+      <w:r>
+        <w:t>VADER worked well for general tone classification, but could be cross-validated in future.</w:t>
+      </w:r>
+    </w:p>
+    <w:p>
+      <w:pPr>
+        <w:pStyle w:val="NormalWeb"/>
+        <w:numPr>
+          <w:ilvl w:val="0"/>
+          <w:numId w:val="38"/>
+        </w:numPr>
+      </w:pPr>
+      <w:r>
+        <w:t>Predictive modeling requires better features and perhaps a different algorithm.</w:t>
+      </w:r>
+    </w:p>
+    <w:p>
+      <w:pPr>
+        <w:pStyle w:val="Heading3"/>
+      </w:pPr>
+      <w:r>
+        <w:t>Future Work:</w:t>
+      </w:r>
+    </w:p>
+    <w:p>
+      <w:pPr>
+        <w:pStyle w:val="NormalWeb"/>
+        <w:numPr>
+          <w:ilvl w:val="0"/>
+          <w:numId w:val="39"/>
+        </w:numPr>
+      </w:pPr>
+      <w:r>
+        <w:t>Integrate TF-IDF features or embeddings</w:t>
+      </w:r>
+    </w:p>
+    <w:p>
+      <w:pPr>
+        <w:pStyle w:val="NormalWeb"/>
+        <w:numPr>
+          <w:ilvl w:val="0"/>
+          <w:numId w:val="39"/>
+        </w:numPr>
+      </w:pPr>
+      <w:r>
+        <w:t>Try non-linear models (e.g., Random Forest)</w:t>
+      </w:r>
+    </w:p>
+    <w:p>
+      <w:pPr>
+        <w:pStyle w:val="NormalWeb"/>
+        <w:numPr>
+          <w:ilvl w:val="0"/>
+          <w:numId w:val="39"/>
+        </w:numPr>
+      </w:pPr>
+      <w:r>
+        <w:t>Perform topic modeling to explore content themes</w:t>
+      </w:r>
+    </w:p>
+    <w:p>
+      <w:r>
+        <w:pict w14:anchorId="2F822FDC">
+          <v:rect id="_x0000_i1407" style="width:0;height:1.5pt" o:hralign="center" o:hrstd="t" o:hr="t" fillcolor="#a0a0a0" stroked="f"/>
+        </w:pict>
+      </w:r>
+    </w:p>
+    <w:p>
+      <w:pPr>
+        <w:pStyle w:val="Heading2"/>
+      </w:pPr>
+      <w:r>
+        <w:t>11. Summary (as per README)</w:t>
+      </w:r>
+    </w:p>
+    <w:p>
+      <w:pPr>
+        <w:pStyle w:val="NormalWeb"/>
+        <w:numPr>
+          <w:ilvl w:val="0"/>
+          <w:numId w:val="40"/>
+        </w:numPr>
+      </w:pPr>
+      <w:r>
+        <w:rPr>
+          <w:rStyle w:val="Strong"/>
+        </w:rPr>
+        <w:t>Top 3 Positive Employees (sample)</w:t>
+      </w:r>
+      <w:r>
+        <w:t xml:space="preserve">: </w:t>
       </w:r>
       <w:r>
         <w:rPr>
           <w:rStyle w:val="HTMLCode"/>
           <w:rFonts w:eastAsiaTheme="majorEastAsia"/>
         </w:rPr>
-        <w:t>distilBERT</w:t>
-      </w:r>
-      <w:r>
-        <w:t xml:space="preserve"> Transformer</w:t>
-      </w:r>
-    </w:p>
-    <w:p>
-      <w:pPr>
-        <w:pStyle w:val="NormalWeb"/>
-        <w:numPr>
-          <w:ilvl w:val="0"/>
-          <w:numId w:val="10"/>
-        </w:numPr>
-      </w:pPr>
-      <w:r>
-        <w:rPr>
-          <w:rStyle w:val="Strong"/>
-        </w:rPr>
-        <w:t>Approach:</w:t>
-      </w:r>
-      <w:r>
-        <w:t xml:space="preserve"> Each email’s text was passed through a pre-trained sentiment classification model.</w:t>
-      </w:r>
-    </w:p>
-    <w:p>
-      <w:pPr>
-        <w:pStyle w:val="NormalWeb"/>
-        <w:numPr>
-          <w:ilvl w:val="0"/>
-          <w:numId w:val="10"/>
-        </w:numPr>
-      </w:pPr>
-      <w:r>
-        <w:rPr>
-          <w:rStyle w:val="Strong"/>
-        </w:rPr>
-        <w:t>Labels:</w:t>
-      </w:r>
-      <w:r>
-        <w:t xml:space="preserve"> </w:t>
-      </w:r>
-      <w:r>
-        <w:rPr>
-          <w:rStyle w:val="HTMLCode"/>
-          <w:rFonts w:eastAsiaTheme="majorEastAsia"/>
-        </w:rPr>
-        <w:t>Positive</w:t>
+        <w:t>john.arnold@enron.com</w:t>
       </w:r>
       <w:r>
         <w:t xml:space="preserve">, </w:t>
@@ -201,7 +1136,7 @@
           <w:rStyle w:val="HTMLCode"/>
           <w:rFonts w:eastAsiaTheme="majorEastAsia"/>
         </w:rPr>
-        <w:t>Negative</w:t>
+        <w:t>eric.bass@enron.com</w:t>
       </w:r>
       <w:r>
         <w:t xml:space="preserve">, </w:t>
@@ -211,7 +1146,7 @@
           <w:rStyle w:val="HTMLCode"/>
           <w:rFonts w:eastAsiaTheme="majorEastAsia"/>
         </w:rPr>
-        <w:t>Neutral</w:t>
+        <w:t>lydia.delgado@enron.com</w:t>
       </w:r>
     </w:p>
     <w:p>
@@ -219,204 +1154,44 @@
         <w:pStyle w:val="NormalWeb"/>
         <w:numPr>
           <w:ilvl w:val="0"/>
-          <w:numId w:val="10"/>
+          <w:numId w:val="40"/>
         </w:numPr>
       </w:pPr>
       <w:r>
         <w:rPr>
           <w:rStyle w:val="Strong"/>
         </w:rPr>
-        <w:t>Outcome:</w:t>
+        <w:t>Top 3 Negative Employees (sample)</w:t>
       </w:r>
       <w:r>
-        <w:t xml:space="preserve"> Each row in the dataset now includes a </w:t>
+        <w:t xml:space="preserve">: </w:t>
       </w:r>
       <w:r>
         <w:rPr>
           <w:rStyle w:val="HTMLCode"/>
           <w:rFonts w:eastAsiaTheme="majorEastAsia"/>
         </w:rPr>
-        <w:t>sentiment</w:t>
+        <w:t>kayne.coulter@enron.com</w:t>
       </w:r>
       <w:r>
-        <w:t xml:space="preserve"> label.</w:t>
-      </w:r>
-    </w:p>
-    <w:p>
-      <w:r>
-        <w:pict w14:anchorId="4EF5DFFF">
-          <v:rect id="_x0000_i1279" style="width:0;height:1.5pt" o:hralign="center" o:hrstd="t" o:hr="t" fillcolor="#a0a0a0" stroked="f"/>
-        </w:pict>
-      </w:r>
-    </w:p>
-    <w:p>
-      <w:pPr>
-        <w:pStyle w:val="Heading3"/>
-      </w:pPr>
-      <w:r>
-        <w:rPr>
-          <w:rStyle w:val="Strong"/>
-          <w:b/>
-          <w:bCs/>
-        </w:rPr>
-        <w:t>Task 2: Exploratory Data Analysis (EDA)</w:t>
-      </w:r>
-    </w:p>
-    <w:p>
-      <w:pPr>
-        <w:pStyle w:val="NormalWeb"/>
-      </w:pPr>
-      <w:r>
-        <w:rPr>
-          <w:rStyle w:val="Strong"/>
-        </w:rPr>
-        <w:t>Key Explorations:</w:t>
-      </w:r>
-    </w:p>
-    <w:p>
-      <w:pPr>
-        <w:pStyle w:val="NormalWeb"/>
-        <w:numPr>
-          <w:ilvl w:val="0"/>
-          <w:numId w:val="11"/>
-        </w:numPr>
-      </w:pPr>
-      <w:r>
-        <w:t>Distribution of sentiment labels (majority were negative).</w:t>
-      </w:r>
-    </w:p>
-    <w:p>
-      <w:pPr>
-        <w:pStyle w:val="NormalWeb"/>
-        <w:numPr>
-          <w:ilvl w:val="0"/>
-          <w:numId w:val="11"/>
-        </w:numPr>
-      </w:pPr>
-      <w:r>
-        <w:t>Monthly sentiment variation and trends.</w:t>
-      </w:r>
-    </w:p>
-    <w:p>
-      <w:pPr>
-        <w:pStyle w:val="NormalWeb"/>
-        <w:numPr>
-          <w:ilvl w:val="0"/>
-          <w:numId w:val="11"/>
-        </w:numPr>
-      </w:pPr>
-      <w:r>
-        <w:t>Top message senders.</w:t>
-      </w:r>
-    </w:p>
-    <w:p>
-      <w:pPr>
-        <w:pStyle w:val="NormalWeb"/>
-      </w:pPr>
-      <w:r>
-        <w:rPr>
-          <w:rStyle w:val="Strong"/>
-        </w:rPr>
-        <w:lastRenderedPageBreak/>
-        <w:t>Visualizations Included:</w:t>
-      </w:r>
-    </w:p>
-    <w:p>
-      <w:pPr>
-        <w:pStyle w:val="NormalWeb"/>
-        <w:numPr>
-          <w:ilvl w:val="0"/>
-          <w:numId w:val="12"/>
-        </w:numPr>
-      </w:pPr>
-      <w:r>
-        <w:t>Sentiment distribution bar plot</w:t>
-      </w:r>
-    </w:p>
-    <w:p>
-      <w:pPr>
-        <w:pStyle w:val="NormalWeb"/>
-        <w:numPr>
-          <w:ilvl w:val="0"/>
-          <w:numId w:val="12"/>
-        </w:numPr>
-      </w:pPr>
-      <w:r>
-        <w:t>Monthly sentiment trend line chart</w:t>
-      </w:r>
-    </w:p>
-    <w:p>
-      <w:pPr>
-        <w:pStyle w:val="NormalWeb"/>
-        <w:numPr>
-          <w:ilvl w:val="0"/>
-          <w:numId w:val="12"/>
-        </w:numPr>
-      </w:pPr>
-      <w:r>
-        <w:t>Top 10 active employees bar plot</w:t>
-      </w:r>
-    </w:p>
-    <w:p>
-      <w:r>
-        <w:pict w14:anchorId="499F15E0">
-          <v:rect id="_x0000_i1280" style="width:0;height:1.5pt" o:hralign="center" o:hrstd="t" o:hr="t" fillcolor="#a0a0a0" stroked="f"/>
-        </w:pict>
-      </w:r>
-    </w:p>
-    <w:p>
-      <w:pPr>
-        <w:pStyle w:val="Heading3"/>
-      </w:pPr>
-      <w:r>
-        <w:rPr>
-          <w:rStyle w:val="Strong"/>
-          <w:b/>
-          <w:bCs/>
-        </w:rPr>
-        <w:t>Task 3: Monthly Sentiment Scoring</w:t>
-      </w:r>
-    </w:p>
-    <w:p>
-      <w:pPr>
-        <w:pStyle w:val="NormalWeb"/>
-        <w:numPr>
-          <w:ilvl w:val="0"/>
-          <w:numId w:val="13"/>
-        </w:numPr>
-      </w:pPr>
-      <w:r>
-        <w:t xml:space="preserve">Each message was scored: </w:t>
+        <w:t xml:space="preserve">, </w:t>
       </w:r>
       <w:r>
         <w:rPr>
           <w:rStyle w:val="HTMLCode"/>
           <w:rFonts w:eastAsiaTheme="majorEastAsia"/>
         </w:rPr>
-        <w:t>+1</w:t>
+        <w:t>sally.beck@enron.com</w:t>
       </w:r>
       <w:r>
-        <w:t xml:space="preserve"> for Positive, </w:t>
+        <w:t xml:space="preserve">, </w:t>
       </w:r>
       <w:r>
         <w:rPr>
           <w:rStyle w:val="HTMLCode"/>
           <w:rFonts w:eastAsiaTheme="majorEastAsia"/>
         </w:rPr>
-        <w:t>-1</w:t>
-      </w:r>
-      <w:r>
-        <w:t xml:space="preserve"> for Negative, </w:t>
-      </w:r>
-      <w:r>
-        <w:rPr>
-          <w:rStyle w:val="HTMLCode"/>
-          <w:rFonts w:eastAsiaTheme="majorEastAsia"/>
-        </w:rPr>
-        <w:t>0</w:t>
-      </w:r>
-      <w:r>
-        <w:t xml:space="preserve"> for Neutral.</w:t>
+        <w:t>bobette.riner@ipgdirect.com</w:t>
       </w:r>
     </w:p>
     <w:p>
@@ -424,1319 +1199,58 @@
         <w:pStyle w:val="NormalWeb"/>
         <w:numPr>
           <w:ilvl w:val="0"/>
-          <w:numId w:val="13"/>
+          <w:numId w:val="40"/>
         </w:numPr>
       </w:pPr>
       <w:r>
-        <w:t>Monthly score per employee was calculated.</w:t>
+        <w:rPr>
+          <w:rStyle w:val="Strong"/>
+        </w:rPr>
+        <w:t>Flight Risk Employees</w:t>
       </w:r>
-    </w:p>
-    <w:p>
-      <w:pPr>
-        <w:pStyle w:val="NormalWeb"/>
-        <w:numPr>
-          <w:ilvl w:val="0"/>
-          <w:numId w:val="13"/>
-        </w:numPr>
-      </w:pPr>
       <w:r>
-        <w:t>Output used in future ranking and modeling steps.</w:t>
+        <w:t>: Identified 12 based on negative message patterns</w:t>
       </w:r>
     </w:p>
     <w:p>
       <w:r>
-        <w:pict w14:anchorId="7716FCDA">
-          <v:rect id="_x0000_i1281" style="width:0;height:1.5pt" o:hralign="center" o:hrstd="t" o:hr="t" fillcolor="#a0a0a0" stroked="f"/>
+        <w:pict w14:anchorId="3072C60B">
+          <v:rect id="_x0000_i1408" style="width:0;height:1.5pt" o:hralign="center" o:hrstd="t" o:hr="t" fillcolor="#a0a0a0" stroked="f"/>
         </w:pict>
       </w:r>
     </w:p>
     <w:p>
       <w:pPr>
-        <w:pStyle w:val="Heading3"/>
+        <w:pStyle w:val="Heading2"/>
       </w:pPr>
       <w:r>
-        <w:rPr>
-          <w:rStyle w:val="Strong"/>
-          <w:b/>
-          <w:bCs/>
-        </w:rPr>
-        <w:t>Task 4: Employee Ranking</w:t>
+        <w:t>12. Reproducibility</w:t>
       </w:r>
     </w:p>
     <w:p>
       <w:pPr>
         <w:pStyle w:val="NormalWeb"/>
-        <w:numPr>
-          <w:ilvl w:val="0"/>
-          <w:numId w:val="14"/>
-        </w:numPr>
       </w:pPr>
       <w:r>
-        <w:rPr>
-          <w:rStyle w:val="Strong"/>
-        </w:rPr>
-        <w:t>Top 3 Positive Employees (Sample):</w:t>
+        <w:t xml:space="preserve">The </w:t>
       </w:r>
-    </w:p>
-    <w:tbl>
-      <w:tblPr>
-        <w:tblW w:w="0" w:type="auto"/>
-        <w:tblCellSpacing w:w="15" w:type="dxa"/>
-        <w:tblInd w:w="720" w:type="dxa"/>
-        <w:tblBorders>
-          <w:insideH w:val="single" w:sz="4" w:space="0" w:color="auto"/>
-          <w:insideV w:val="single" w:sz="4" w:space="0" w:color="auto"/>
-        </w:tblBorders>
-        <w:tblCellMar>
-          <w:top w:w="15" w:type="dxa"/>
-          <w:left w:w="15" w:type="dxa"/>
-          <w:bottom w:w="15" w:type="dxa"/>
-          <w:right w:w="15" w:type="dxa"/>
-        </w:tblCellMar>
-        <w:tblLook w:val="04A0" w:firstRow="1" w:lastRow="0" w:firstColumn="1" w:lastColumn="0" w:noHBand="0" w:noVBand="1"/>
-      </w:tblPr>
-      <w:tblGrid>
-        <w:gridCol w:w="2533"/>
-        <w:gridCol w:w="884"/>
-        <w:gridCol w:w="645"/>
-      </w:tblGrid>
-      <w:tr>
-        <w:trPr>
-          <w:tblHeader/>
-          <w:tblCellSpacing w:w="15" w:type="dxa"/>
-        </w:trPr>
-        <w:tc>
-          <w:tcPr>
-            <w:tcW w:w="0" w:type="auto"/>
-            <w:vAlign w:val="center"/>
-            <w:hideMark/>
-          </w:tcPr>
-          <w:p>
-            <w:pPr>
-              <w:jc w:val="center"/>
-              <w:rPr>
-                <w:b/>
-                <w:bCs/>
-              </w:rPr>
-            </w:pPr>
-            <w:r>
-              <w:rPr>
-                <w:b/>
-                <w:bCs/>
-              </w:rPr>
-              <w:t>Employee</w:t>
-            </w:r>
-          </w:p>
-        </w:tc>
-        <w:tc>
-          <w:tcPr>
-            <w:tcW w:w="0" w:type="auto"/>
-            <w:vAlign w:val="center"/>
-            <w:hideMark/>
-          </w:tcPr>
-          <w:p>
-            <w:pPr>
-              <w:jc w:val="center"/>
-              <w:rPr>
-                <w:b/>
-                <w:bCs/>
-              </w:rPr>
-            </w:pPr>
-            <w:r>
-              <w:rPr>
-                <w:b/>
-                <w:bCs/>
-              </w:rPr>
-              <w:t>Month</w:t>
-            </w:r>
-          </w:p>
-        </w:tc>
-        <w:tc>
-          <w:tcPr>
-            <w:tcW w:w="0" w:type="auto"/>
-            <w:vAlign w:val="center"/>
-            <w:hideMark/>
-          </w:tcPr>
-          <w:p>
-            <w:pPr>
-              <w:jc w:val="center"/>
-              <w:rPr>
-                <w:b/>
-                <w:bCs/>
-              </w:rPr>
-            </w:pPr>
-            <w:r>
-              <w:rPr>
-                <w:b/>
-                <w:bCs/>
-              </w:rPr>
-              <w:t>Score</w:t>
-            </w:r>
-          </w:p>
-        </w:tc>
-      </w:tr>
-      <w:tr>
-        <w:trPr>
-          <w:tblCellSpacing w:w="15" w:type="dxa"/>
-        </w:trPr>
-        <w:tc>
-          <w:tcPr>
-            <w:tcW w:w="0" w:type="auto"/>
-            <w:vAlign w:val="center"/>
-            <w:hideMark/>
-          </w:tcPr>
-          <w:p>
-            <w:r>
-              <w:t>eric.bass@enron.com</w:t>
-            </w:r>
-          </w:p>
-        </w:tc>
-        <w:tc>
-          <w:tcPr>
-            <w:tcW w:w="0" w:type="auto"/>
-            <w:vAlign w:val="center"/>
-            <w:hideMark/>
-          </w:tcPr>
-          <w:p>
-            <w:r>
-              <w:t>2010-02</w:t>
-            </w:r>
-          </w:p>
-        </w:tc>
-        <w:tc>
-          <w:tcPr>
-            <w:tcW w:w="0" w:type="auto"/>
-            <w:vAlign w:val="center"/>
-            <w:hideMark/>
-          </w:tcPr>
-          <w:p>
-            <w:r>
-              <w:t>+2</w:t>
-            </w:r>
-          </w:p>
-        </w:tc>
-      </w:tr>
-      <w:tr>
-        <w:trPr>
-          <w:tblCellSpacing w:w="15" w:type="dxa"/>
-        </w:trPr>
-        <w:tc>
-          <w:tcPr>
-            <w:tcW w:w="0" w:type="auto"/>
-            <w:vAlign w:val="center"/>
-            <w:hideMark/>
-          </w:tcPr>
-          <w:p>
-            <w:r>
-              <w:t>lydia.delgado@enron.com</w:t>
-            </w:r>
-          </w:p>
-        </w:tc>
-        <w:tc>
-          <w:tcPr>
-            <w:tcW w:w="0" w:type="auto"/>
-            <w:vAlign w:val="center"/>
-            <w:hideMark/>
-          </w:tcPr>
-          <w:p>
-            <w:r>
-              <w:t>2010-02</w:t>
-            </w:r>
-          </w:p>
-        </w:tc>
-        <w:tc>
-          <w:tcPr>
-            <w:tcW w:w="0" w:type="auto"/>
-            <w:vAlign w:val="center"/>
-            <w:hideMark/>
-          </w:tcPr>
-          <w:p>
-            <w:r>
-              <w:t>+1</w:t>
-            </w:r>
-          </w:p>
-        </w:tc>
-      </w:tr>
-      <w:tr>
-        <w:trPr>
-          <w:tblCellSpacing w:w="15" w:type="dxa"/>
-        </w:trPr>
-        <w:tc>
-          <w:tcPr>
-            <w:tcW w:w="0" w:type="auto"/>
-            <w:vAlign w:val="center"/>
-            <w:hideMark/>
-          </w:tcPr>
-          <w:p>
-            <w:r>
-              <w:t>sally.beck@enron.com</w:t>
-            </w:r>
-          </w:p>
-        </w:tc>
-        <w:tc>
-          <w:tcPr>
-            <w:tcW w:w="0" w:type="auto"/>
-            <w:vAlign w:val="center"/>
-            <w:hideMark/>
-          </w:tcPr>
-          <w:p>
-            <w:r>
-              <w:t>2010-02</w:t>
-            </w:r>
-          </w:p>
-        </w:tc>
-        <w:tc>
-          <w:tcPr>
-            <w:tcW w:w="0" w:type="auto"/>
-            <w:vAlign w:val="center"/>
-            <w:hideMark/>
-          </w:tcPr>
-          <w:p>
-            <w:r>
-              <w:t>0</w:t>
-            </w:r>
-          </w:p>
-        </w:tc>
-      </w:tr>
-    </w:tbl>
-    <w:p>
-      <w:pPr>
-        <w:pStyle w:val="NormalWeb"/>
-        <w:numPr>
-          <w:ilvl w:val="0"/>
-          <w:numId w:val="14"/>
-        </w:numPr>
-      </w:pPr>
+      <w:proofErr w:type="spellStart"/>
       <w:r>
-        <w:rPr>
-          <w:rStyle w:val="Strong"/>
-        </w:rPr>
-        <w:t>Top 3 Negative Employees (Sample):</w:t>
+        <w:t>Jupyter</w:t>
       </w:r>
-    </w:p>
-    <w:tbl>
-      <w:tblPr>
-        <w:tblW w:w="0" w:type="auto"/>
-        <w:tblCellSpacing w:w="15" w:type="dxa"/>
-        <w:tblInd w:w="720" w:type="dxa"/>
-        <w:tblBorders>
-          <w:insideH w:val="single" w:sz="4" w:space="0" w:color="auto"/>
-          <w:insideV w:val="single" w:sz="4" w:space="0" w:color="auto"/>
-        </w:tblBorders>
-        <w:tblCellMar>
-          <w:top w:w="15" w:type="dxa"/>
-          <w:left w:w="15" w:type="dxa"/>
-          <w:bottom w:w="15" w:type="dxa"/>
-          <w:right w:w="15" w:type="dxa"/>
-        </w:tblCellMar>
-        <w:tblLook w:val="04A0" w:firstRow="1" w:lastRow="0" w:firstColumn="1" w:lastColumn="0" w:noHBand="0" w:noVBand="1"/>
-      </w:tblPr>
-      <w:tblGrid>
-        <w:gridCol w:w="2807"/>
-        <w:gridCol w:w="884"/>
-        <w:gridCol w:w="645"/>
-      </w:tblGrid>
-      <w:tr>
-        <w:trPr>
-          <w:tblHeader/>
-          <w:tblCellSpacing w:w="15" w:type="dxa"/>
-        </w:trPr>
-        <w:tc>
-          <w:tcPr>
-            <w:tcW w:w="0" w:type="auto"/>
-            <w:vAlign w:val="center"/>
-            <w:hideMark/>
-          </w:tcPr>
-          <w:p>
-            <w:pPr>
-              <w:jc w:val="center"/>
-              <w:rPr>
-                <w:b/>
-                <w:bCs/>
-              </w:rPr>
-            </w:pPr>
-            <w:r>
-              <w:rPr>
-                <w:b/>
-                <w:bCs/>
-              </w:rPr>
-              <w:t>Employee</w:t>
-            </w:r>
-          </w:p>
-        </w:tc>
-        <w:tc>
-          <w:tcPr>
-            <w:tcW w:w="0" w:type="auto"/>
-            <w:vAlign w:val="center"/>
-            <w:hideMark/>
-          </w:tcPr>
-          <w:p>
-            <w:pPr>
-              <w:jc w:val="center"/>
-              <w:rPr>
-                <w:b/>
-                <w:bCs/>
-              </w:rPr>
-            </w:pPr>
-            <w:r>
-              <w:rPr>
-                <w:b/>
-                <w:bCs/>
-              </w:rPr>
-              <w:t>Month</w:t>
-            </w:r>
-          </w:p>
-        </w:tc>
-        <w:tc>
-          <w:tcPr>
-            <w:tcW w:w="0" w:type="auto"/>
-            <w:vAlign w:val="center"/>
-            <w:hideMark/>
-          </w:tcPr>
-          <w:p>
-            <w:pPr>
-              <w:jc w:val="center"/>
-              <w:rPr>
-                <w:b/>
-                <w:bCs/>
-              </w:rPr>
-            </w:pPr>
-            <w:r>
-              <w:rPr>
-                <w:b/>
-                <w:bCs/>
-              </w:rPr>
-              <w:t>Score</w:t>
-            </w:r>
-          </w:p>
-        </w:tc>
-      </w:tr>
-      <w:tr>
-        <w:trPr>
-          <w:tblCellSpacing w:w="15" w:type="dxa"/>
-        </w:trPr>
-        <w:tc>
-          <w:tcPr>
-            <w:tcW w:w="0" w:type="auto"/>
-            <w:vAlign w:val="center"/>
-            <w:hideMark/>
-          </w:tcPr>
-          <w:p>
-            <w:r>
-              <w:t>john.arnold@enron.com</w:t>
-            </w:r>
-          </w:p>
-        </w:tc>
-        <w:tc>
-          <w:tcPr>
-            <w:tcW w:w="0" w:type="auto"/>
-            <w:vAlign w:val="center"/>
-            <w:hideMark/>
-          </w:tcPr>
-          <w:p>
-            <w:r>
-              <w:t>2010-02</w:t>
-            </w:r>
-          </w:p>
-        </w:tc>
-        <w:tc>
-          <w:tcPr>
-            <w:tcW w:w="0" w:type="auto"/>
-            <w:vAlign w:val="center"/>
-            <w:hideMark/>
-          </w:tcPr>
-          <w:p>
-            <w:r>
-              <w:t>-10</w:t>
-            </w:r>
-          </w:p>
-        </w:tc>
-      </w:tr>
-      <w:tr>
-        <w:trPr>
-          <w:tblCellSpacing w:w="15" w:type="dxa"/>
-        </w:trPr>
-        <w:tc>
-          <w:tcPr>
-            <w:tcW w:w="0" w:type="auto"/>
-            <w:vAlign w:val="center"/>
-            <w:hideMark/>
-          </w:tcPr>
-          <w:p>
-            <w:r>
-              <w:t>kayne.coulter@enron.com</w:t>
-            </w:r>
-          </w:p>
-        </w:tc>
-        <w:tc>
-          <w:tcPr>
-            <w:tcW w:w="0" w:type="auto"/>
-            <w:vAlign w:val="center"/>
-            <w:hideMark/>
-          </w:tcPr>
-          <w:p>
-            <w:r>
-              <w:t>2010-02</w:t>
-            </w:r>
-          </w:p>
-        </w:tc>
-        <w:tc>
-          <w:tcPr>
-            <w:tcW w:w="0" w:type="auto"/>
-            <w:vAlign w:val="center"/>
-            <w:hideMark/>
-          </w:tcPr>
-          <w:p>
-            <w:r>
-              <w:t>-6</w:t>
-            </w:r>
-          </w:p>
-        </w:tc>
-      </w:tr>
-      <w:tr>
-        <w:trPr>
-          <w:tblCellSpacing w:w="15" w:type="dxa"/>
-        </w:trPr>
-        <w:tc>
-          <w:tcPr>
-            <w:tcW w:w="0" w:type="auto"/>
-            <w:vAlign w:val="center"/>
-            <w:hideMark/>
-          </w:tcPr>
-          <w:p>
-            <w:r>
-              <w:t>bobette.riner@ipgdirect.com</w:t>
-            </w:r>
-          </w:p>
-        </w:tc>
-        <w:tc>
-          <w:tcPr>
-            <w:tcW w:w="0" w:type="auto"/>
-            <w:vAlign w:val="center"/>
-            <w:hideMark/>
-          </w:tcPr>
-          <w:p>
-            <w:r>
-              <w:t>2010-02</w:t>
-            </w:r>
-          </w:p>
-        </w:tc>
-        <w:tc>
-          <w:tcPr>
-            <w:tcW w:w="0" w:type="auto"/>
-            <w:vAlign w:val="center"/>
-            <w:hideMark/>
-          </w:tcPr>
-          <w:p>
-            <w:r>
-              <w:t>-4</w:t>
-            </w:r>
-          </w:p>
-        </w:tc>
-      </w:tr>
-    </w:tbl>
-    <w:p>
-      <w:pPr>
-        <w:pStyle w:val="NormalWeb"/>
-      </w:pPr>
+      <w:proofErr w:type="spellEnd"/>
       <w:r>
-        <w:rPr>
-          <w:rStyle w:val="Strong"/>
-        </w:rPr>
-        <w:t>Visualizations Included:</w:t>
-      </w:r>
-    </w:p>
-    <w:p>
-      <w:pPr>
-        <w:pStyle w:val="NormalWeb"/>
-        <w:numPr>
-          <w:ilvl w:val="0"/>
-          <w:numId w:val="15"/>
-        </w:numPr>
-      </w:pPr>
-      <w:r>
-        <w:t>Bar plots showing top 3 positive and negative employees monthly</w:t>
+        <w:t xml:space="preserve"> Notebook contains clearly labeled cells, comments, and print outputs. All visuals are auto-generated. Code is modular, reproducible, and follows a clean structure.</w:t>
       </w:r>
     </w:p>
     <w:p>
       <w:r>
-        <w:pict w14:anchorId="47EF262A">
-          <v:rect id="_x0000_i1282" style="width:0;height:1.5pt" o:hralign="center" o:hrstd="t" o:hr="t" fillcolor="#a0a0a0" stroked="f"/>
+        <w:pict w14:anchorId="3E245389">
+          <v:rect id="_x0000_i1409" style="width:0;height:1.5pt" o:hralign="center" o:hrstd="t" o:hr="t" fillcolor="#a0a0a0" stroked="f"/>
         </w:pict>
       </w:r>
     </w:p>
-    <w:p>
-      <w:pPr>
-        <w:pStyle w:val="Heading3"/>
-      </w:pPr>
-      <w:r>
-        <w:rPr>
-          <w:rStyle w:val="Strong"/>
-          <w:b/>
-          <w:bCs/>
-        </w:rPr>
-        <w:lastRenderedPageBreak/>
-        <w:t>Task 5: Flight Risk Identification</w:t>
-      </w:r>
-    </w:p>
-    <w:p>
-      <w:pPr>
-        <w:pStyle w:val="NormalWeb"/>
-        <w:numPr>
-          <w:ilvl w:val="0"/>
-          <w:numId w:val="16"/>
-        </w:numPr>
-      </w:pPr>
-      <w:r>
-        <w:t xml:space="preserve">Definition: Any employee who sent 4 or more negative emails in a </w:t>
-      </w:r>
-      <w:r>
-        <w:rPr>
-          <w:rStyle w:val="Strong"/>
-        </w:rPr>
-        <w:t>rolling 30-day window</w:t>
-      </w:r>
-      <w:r>
-        <w:t>.</w:t>
-      </w:r>
-    </w:p>
-    <w:p>
-      <w:pPr>
-        <w:pStyle w:val="NormalWeb"/>
-        <w:numPr>
-          <w:ilvl w:val="0"/>
-          <w:numId w:val="16"/>
-        </w:numPr>
-      </w:pPr>
-      <w:r>
-        <w:t>Logic: Iterated through negative messages, checked sliding date windows.</w:t>
-      </w:r>
-    </w:p>
-    <w:p>
-      <w:pPr>
-        <w:pStyle w:val="NormalWeb"/>
-        <w:numPr>
-          <w:ilvl w:val="0"/>
-          <w:numId w:val="16"/>
-        </w:numPr>
-      </w:pPr>
-      <w:r>
-        <w:t>Output: List of flight-risk employees.</w:t>
-      </w:r>
-    </w:p>
-    <w:p>
-      <w:pPr>
-        <w:pStyle w:val="NormalWeb"/>
-      </w:pPr>
-      <w:r>
-        <w:rPr>
-          <w:rStyle w:val="Strong"/>
-        </w:rPr>
-        <w:t>Sample Output:</w:t>
-      </w:r>
-    </w:p>
-    <w:p>
-      <w:pPr>
-        <w:pStyle w:val="NormalWeb"/>
-        <w:numPr>
-          <w:ilvl w:val="0"/>
-          <w:numId w:val="17"/>
-        </w:numPr>
-      </w:pPr>
-      <w:r>
-        <w:t>john.arnold@enron.com</w:t>
-      </w:r>
-    </w:p>
-    <w:p>
-      <w:pPr>
-        <w:pStyle w:val="NormalWeb"/>
-        <w:numPr>
-          <w:ilvl w:val="0"/>
-          <w:numId w:val="17"/>
-        </w:numPr>
-      </w:pPr>
-      <w:r>
-        <w:t>sally.beck@enron.com</w:t>
-      </w:r>
-    </w:p>
-    <w:p>
-      <w:pPr>
-        <w:pStyle w:val="NormalWeb"/>
-        <w:numPr>
-          <w:ilvl w:val="0"/>
-          <w:numId w:val="17"/>
-        </w:numPr>
-      </w:pPr>
-      <w:r>
-        <w:t>kayne.coulter@enron.com</w:t>
-      </w:r>
-    </w:p>
-    <w:p>
-      <w:pPr>
-        <w:pStyle w:val="NormalWeb"/>
-      </w:pPr>
-      <w:r>
-        <w:rPr>
-          <w:rStyle w:val="Strong"/>
-        </w:rPr>
-        <w:t>Visualizations Included:</w:t>
-      </w:r>
-    </w:p>
-    <w:p>
-      <w:pPr>
-        <w:pStyle w:val="NormalWeb"/>
-        <w:numPr>
-          <w:ilvl w:val="0"/>
-          <w:numId w:val="18"/>
-        </w:numPr>
-      </w:pPr>
-      <w:r>
-        <w:t>Bar chart showing flight-risk employees by negative message count</w:t>
-      </w:r>
-    </w:p>
-    <w:p>
-      <w:r>
-        <w:pict w14:anchorId="3C97F38C">
-          <v:rect id="_x0000_i1283" style="width:0;height:1.5pt" o:hralign="center" o:hrstd="t" o:hr="t" fillcolor="#a0a0a0" stroked="f"/>
-        </w:pict>
-      </w:r>
-    </w:p>
-    <w:p>
-      <w:pPr>
-        <w:pStyle w:val="Heading3"/>
-      </w:pPr>
-      <w:r>
-        <w:rPr>
-          <w:rStyle w:val="Strong"/>
-          <w:b/>
-          <w:bCs/>
-        </w:rPr>
-        <w:t>Task 6: Predictive Modeling</w:t>
-      </w:r>
-    </w:p>
-    <w:p>
-      <w:pPr>
-        <w:pStyle w:val="NormalWeb"/>
-      </w:pPr>
-      <w:r>
-        <w:rPr>
-          <w:rStyle w:val="Strong"/>
-        </w:rPr>
-        <w:t>Goal:</w:t>
-      </w:r>
-      <w:r>
-        <w:t xml:space="preserve"> Predict monthly sentiment score using:</w:t>
-      </w:r>
-    </w:p>
-    <w:p>
-      <w:pPr>
-        <w:pStyle w:val="NormalWeb"/>
-        <w:numPr>
-          <w:ilvl w:val="0"/>
-          <w:numId w:val="19"/>
-        </w:numPr>
-      </w:pPr>
-      <w:r>
-        <w:t>Message count</w:t>
-      </w:r>
-    </w:p>
-    <w:p>
-      <w:pPr>
-        <w:pStyle w:val="NormalWeb"/>
-        <w:numPr>
-          <w:ilvl w:val="0"/>
-          <w:numId w:val="19"/>
-        </w:numPr>
-      </w:pPr>
-      <w:r>
-        <w:t>Average message length</w:t>
-      </w:r>
-    </w:p>
-    <w:p>
-      <w:pPr>
-        <w:pStyle w:val="NormalWeb"/>
-        <w:numPr>
-          <w:ilvl w:val="0"/>
-          <w:numId w:val="19"/>
-        </w:numPr>
-      </w:pPr>
-      <w:r>
-        <w:t>Average word count</w:t>
-      </w:r>
-    </w:p>
-    <w:p>
-      <w:pPr>
-        <w:pStyle w:val="NormalWeb"/>
-      </w:pPr>
-      <w:r>
-        <w:rPr>
-          <w:rStyle w:val="Strong"/>
-        </w:rPr>
-        <w:t>Model:</w:t>
-      </w:r>
-      <w:r>
-        <w:t xml:space="preserve"> Linear Regression using </w:t>
-      </w:r>
-      <w:r>
-        <w:rPr>
-          <w:rStyle w:val="HTMLCode"/>
-          <w:rFonts w:eastAsiaTheme="majorEastAsia"/>
-        </w:rPr>
-        <w:t>scikit-learn</w:t>
-      </w:r>
-    </w:p>
-    <w:p>
-      <w:pPr>
-        <w:pStyle w:val="NormalWeb"/>
-      </w:pPr>
-      <w:r>
-        <w:rPr>
-          <w:rStyle w:val="Strong"/>
-        </w:rPr>
-        <w:t>Results:</w:t>
-      </w:r>
-    </w:p>
-    <w:p>
-      <w:pPr>
-        <w:pStyle w:val="NormalWeb"/>
-        <w:numPr>
-          <w:ilvl w:val="0"/>
-          <w:numId w:val="20"/>
-        </w:numPr>
-      </w:pPr>
-      <w:r>
-        <w:rPr>
-          <w:rStyle w:val="Strong"/>
-        </w:rPr>
-        <w:t>Mean Squared Error (MSE):</w:t>
-      </w:r>
-      <w:r>
-        <w:t xml:space="preserve"> </w:t>
-      </w:r>
-      <w:r>
-        <w:rPr>
-          <w:rStyle w:val="Emphasis"/>
-          <w:rFonts w:eastAsiaTheme="majorEastAsia"/>
-        </w:rPr>
-        <w:t>[paste actual value]</w:t>
-      </w:r>
-    </w:p>
-    <w:p>
-      <w:pPr>
-        <w:pStyle w:val="NormalWeb"/>
-        <w:numPr>
-          <w:ilvl w:val="0"/>
-          <w:numId w:val="20"/>
-        </w:numPr>
-      </w:pPr>
-      <w:r>
-        <w:rPr>
-          <w:rStyle w:val="Strong"/>
-        </w:rPr>
-        <w:t>R² Score:</w:t>
-      </w:r>
-      <w:r>
-        <w:t xml:space="preserve"> </w:t>
-      </w:r>
-      <w:r>
-        <w:rPr>
-          <w:rStyle w:val="Emphasis"/>
-          <w:rFonts w:eastAsiaTheme="majorEastAsia"/>
-        </w:rPr>
-        <w:t>[paste actual value]</w:t>
-      </w:r>
-    </w:p>
-    <w:p>
-      <w:pPr>
-        <w:pStyle w:val="NormalWeb"/>
-      </w:pPr>
-      <w:r>
-        <w:rPr>
-          <w:rStyle w:val="Strong"/>
-        </w:rPr>
-        <w:t>Visualizations Included:</w:t>
-      </w:r>
-    </w:p>
-    <w:p>
-      <w:pPr>
-        <w:pStyle w:val="NormalWeb"/>
-        <w:numPr>
-          <w:ilvl w:val="0"/>
-          <w:numId w:val="21"/>
-        </w:numPr>
-      </w:pPr>
-      <w:r>
-        <w:t>Scatter plot: Actual vs Predicted scores</w:t>
-      </w:r>
-    </w:p>
-    <w:p>
-      <w:r>
-        <w:pict w14:anchorId="2C6716FB">
-          <v:rect id="_x0000_i1284" style="width:0;height:1.5pt" o:hralign="center" o:hrstd="t" o:hr="t" fillcolor="#a0a0a0" stroked="f"/>
-        </w:pict>
-      </w:r>
-    </w:p>
-    <w:p>
-      <w:pPr>
-        <w:pStyle w:val="Heading2"/>
-      </w:pPr>
-      <w:r>
-        <w:rPr>
-          <w:rStyle w:val="Strong"/>
-          <w:b/>
-          <w:bCs/>
-        </w:rPr>
-        <w:t>3. Key Insights</w:t>
-      </w:r>
-    </w:p>
-    <w:p>
-      <w:pPr>
-        <w:pStyle w:val="NormalWeb"/>
-        <w:numPr>
-          <w:ilvl w:val="0"/>
-          <w:numId w:val="22"/>
-        </w:numPr>
-      </w:pPr>
-      <w:r>
-        <w:t>Most employee messages skew toward neutral or negative sentiment.</w:t>
-      </w:r>
-    </w:p>
-    <w:p>
-      <w:pPr>
-        <w:pStyle w:val="NormalWeb"/>
-        <w:numPr>
-          <w:ilvl w:val="0"/>
-          <w:numId w:val="22"/>
-        </w:numPr>
-      </w:pPr>
-      <w:r>
-        <w:t>Some employees consistently score highly negative, suggesting disengagement.</w:t>
-      </w:r>
-    </w:p>
-    <w:p>
-      <w:pPr>
-        <w:pStyle w:val="NormalWeb"/>
-        <w:numPr>
-          <w:ilvl w:val="0"/>
-          <w:numId w:val="22"/>
-        </w:numPr>
-      </w:pPr>
-      <w:r>
-        <w:t>Flight risk employees were successfully identified via message tone trends.</w:t>
-      </w:r>
-    </w:p>
-    <w:p>
-      <w:pPr>
-        <w:pStyle w:val="NormalWeb"/>
-        <w:numPr>
-          <w:ilvl w:val="0"/>
-          <w:numId w:val="22"/>
-        </w:numPr>
-      </w:pPr>
-      <w:r>
-        <w:lastRenderedPageBreak/>
-        <w:t>The linear regression model demonstrates predictive ability and can be improved further using more features (e.g., time of day, department).</w:t>
-      </w:r>
-    </w:p>
-    <w:p>
-      <w:r>
-        <w:pict w14:anchorId="09E95BDA">
-          <v:rect id="_x0000_i1285" style="width:0;height:1.5pt" o:hralign="center" o:hrstd="t" o:hr="t" fillcolor="#a0a0a0" stroked="f"/>
-        </w:pict>
-      </w:r>
-    </w:p>
-    <w:p>
-      <w:pPr>
-        <w:pStyle w:val="Heading2"/>
-      </w:pPr>
-      <w:r>
-        <w:rPr>
-          <w:rStyle w:val="Strong"/>
-          <w:b/>
-          <w:bCs/>
-        </w:rPr>
-        <w:t>4. Recommendations</w:t>
-      </w:r>
-    </w:p>
-    <w:p>
-      <w:pPr>
-        <w:pStyle w:val="NormalWeb"/>
-        <w:numPr>
-          <w:ilvl w:val="0"/>
-          <w:numId w:val="23"/>
-        </w:numPr>
-      </w:pPr>
-      <w:r>
-        <w:t>Monitor tone changes monthly for early warning signs.</w:t>
-      </w:r>
-    </w:p>
-    <w:p>
-      <w:pPr>
-        <w:pStyle w:val="NormalWeb"/>
-        <w:numPr>
-          <w:ilvl w:val="0"/>
-          <w:numId w:val="23"/>
-        </w:numPr>
-      </w:pPr>
-      <w:r>
-        <w:t>Follow up with consistently negative employees for intervention.</w:t>
-      </w:r>
-    </w:p>
-    <w:p>
-      <w:pPr>
-        <w:pStyle w:val="NormalWeb"/>
-        <w:numPr>
-          <w:ilvl w:val="0"/>
-          <w:numId w:val="23"/>
-        </w:numPr>
-      </w:pPr>
-      <w:r>
-        <w:t>Enhance prediction models with more granular metadata (e.g., job role, team).</w:t>
-      </w:r>
-    </w:p>
-    <w:p>
-      <w:r>
-        <w:pict w14:anchorId="5875644E">
-          <v:rect id="_x0000_i1286" style="width:0;height:1.5pt" o:hralign="center" o:hrstd="t" o:hr="t" fillcolor="#a0a0a0" stroked="f"/>
-        </w:pict>
-      </w:r>
-    </w:p>
-    <w:p>
-      <w:pPr>
-        <w:pStyle w:val="Heading2"/>
-      </w:pPr>
-      <w:r>
-        <w:rPr>
-          <w:rStyle w:val="Strong"/>
-          <w:b/>
-          <w:bCs/>
-        </w:rPr>
-        <w:t>5. Deliverables Checklist</w:t>
-      </w:r>
-    </w:p>
-    <w:tbl>
-      <w:tblPr>
-        <w:tblW w:w="0" w:type="auto"/>
-        <w:tblCellSpacing w:w="15" w:type="dxa"/>
-        <w:tblBorders>
-          <w:insideH w:val="single" w:sz="4" w:space="0" w:color="auto"/>
-          <w:insideV w:val="single" w:sz="4" w:space="0" w:color="auto"/>
-        </w:tblBorders>
-        <w:tblCellMar>
-          <w:top w:w="15" w:type="dxa"/>
-          <w:left w:w="15" w:type="dxa"/>
-          <w:bottom w:w="15" w:type="dxa"/>
-          <w:right w:w="15" w:type="dxa"/>
-        </w:tblCellMar>
-        <w:tblLook w:val="04A0" w:firstRow="1" w:lastRow="0" w:firstColumn="1" w:lastColumn="0" w:noHBand="0" w:noVBand="1"/>
-      </w:tblPr>
-      <w:tblGrid>
-        <w:gridCol w:w="2126"/>
-        <w:gridCol w:w="3577"/>
-        <w:gridCol w:w="709"/>
-      </w:tblGrid>
-      <w:tr>
-        <w:trPr>
-          <w:tblHeader/>
-          <w:tblCellSpacing w:w="15" w:type="dxa"/>
-        </w:trPr>
-        <w:tc>
-          <w:tcPr>
-            <w:tcW w:w="0" w:type="auto"/>
-            <w:vAlign w:val="center"/>
-            <w:hideMark/>
-          </w:tcPr>
-          <w:p>
-            <w:pPr>
-              <w:jc w:val="center"/>
-              <w:rPr>
-                <w:b/>
-                <w:bCs/>
-              </w:rPr>
-            </w:pPr>
-            <w:r>
-              <w:rPr>
-                <w:b/>
-                <w:bCs/>
-              </w:rPr>
-              <w:t>Item</w:t>
-            </w:r>
-          </w:p>
-        </w:tc>
-        <w:tc>
-          <w:tcPr>
-            <w:tcW w:w="0" w:type="auto"/>
-            <w:vAlign w:val="center"/>
-            <w:hideMark/>
-          </w:tcPr>
-          <w:p>
-            <w:pPr>
-              <w:jc w:val="center"/>
-              <w:rPr>
-                <w:b/>
-                <w:bCs/>
-              </w:rPr>
-            </w:pPr>
-            <w:r>
-              <w:rPr>
-                <w:b/>
-                <w:bCs/>
-              </w:rPr>
-              <w:t>Description</w:t>
-            </w:r>
-          </w:p>
-        </w:tc>
-        <w:tc>
-          <w:tcPr>
-            <w:tcW w:w="0" w:type="auto"/>
-            <w:vAlign w:val="center"/>
-            <w:hideMark/>
-          </w:tcPr>
-          <w:p>
-            <w:pPr>
-              <w:jc w:val="center"/>
-              <w:rPr>
-                <w:b/>
-                <w:bCs/>
-              </w:rPr>
-            </w:pPr>
-            <w:r>
-              <w:rPr>
-                <w:b/>
-                <w:bCs/>
-              </w:rPr>
-              <w:t>Status</w:t>
-            </w:r>
-          </w:p>
-        </w:tc>
-      </w:tr>
-      <w:tr>
-        <w:trPr>
-          <w:tblCellSpacing w:w="15" w:type="dxa"/>
-        </w:trPr>
-        <w:tc>
-          <w:tcPr>
-            <w:tcW w:w="0" w:type="auto"/>
-            <w:vAlign w:val="center"/>
-            <w:hideMark/>
-          </w:tcPr>
-          <w:p>
-            <w:r>
-              <w:rPr>
-                <w:rStyle w:val="HTMLCode"/>
-                <w:rFonts w:eastAsiaTheme="majorEastAsia"/>
-              </w:rPr>
-              <w:t>main.ipynb</w:t>
-            </w:r>
-          </w:p>
-        </w:tc>
-        <w:tc>
-          <w:tcPr>
-            <w:tcW w:w="0" w:type="auto"/>
-            <w:vAlign w:val="center"/>
-            <w:hideMark/>
-          </w:tcPr>
-          <w:p>
-            <w:r>
-              <w:t>All code (well-commented and titled)</w:t>
-            </w:r>
-          </w:p>
-        </w:tc>
-        <w:tc>
-          <w:tcPr>
-            <w:tcW w:w="0" w:type="auto"/>
-            <w:vAlign w:val="center"/>
-            <w:hideMark/>
-          </w:tcPr>
-          <w:p>
-            <w:r>
-              <w:rPr>
-                <w:rFonts w:ascii="Segoe UI Emoji" w:hAnsi="Segoe UI Emoji" w:cs="Segoe UI Emoji"/>
-              </w:rPr>
-              <w:t>✅</w:t>
-            </w:r>
-          </w:p>
-        </w:tc>
-      </w:tr>
-      <w:tr>
-        <w:trPr>
-          <w:tblCellSpacing w:w="15" w:type="dxa"/>
-        </w:trPr>
-        <w:tc>
-          <w:tcPr>
-            <w:tcW w:w="0" w:type="auto"/>
-            <w:vAlign w:val="center"/>
-            <w:hideMark/>
-          </w:tcPr>
-          <w:p>
-            <w:r>
-              <w:rPr>
-                <w:rStyle w:val="HTMLCode"/>
-                <w:rFonts w:eastAsiaTheme="majorEastAsia"/>
-              </w:rPr>
-              <w:t>README.md</w:t>
-            </w:r>
-          </w:p>
-        </w:tc>
-        <w:tc>
-          <w:tcPr>
-            <w:tcW w:w="0" w:type="auto"/>
-            <w:vAlign w:val="center"/>
-            <w:hideMark/>
-          </w:tcPr>
-          <w:p>
-            <w:r>
-              <w:t>Summary and overview of project</w:t>
-            </w:r>
-          </w:p>
-        </w:tc>
-        <w:tc>
-          <w:tcPr>
-            <w:tcW w:w="0" w:type="auto"/>
-            <w:vAlign w:val="center"/>
-            <w:hideMark/>
-          </w:tcPr>
-          <w:p>
-            <w:r>
-              <w:rPr>
-                <w:rFonts w:ascii="Segoe UI Emoji" w:hAnsi="Segoe UI Emoji" w:cs="Segoe UI Emoji"/>
-              </w:rPr>
-              <w:t>✅</w:t>
-            </w:r>
-          </w:p>
-        </w:tc>
-      </w:tr>
-      <w:tr>
-        <w:trPr>
-          <w:tblCellSpacing w:w="15" w:type="dxa"/>
-        </w:trPr>
-        <w:tc>
-          <w:tcPr>
-            <w:tcW w:w="0" w:type="auto"/>
-            <w:vAlign w:val="center"/>
-            <w:hideMark/>
-          </w:tcPr>
-          <w:p>
-            <w:r>
-              <w:rPr>
-                <w:rStyle w:val="HTMLCode"/>
-                <w:rFonts w:eastAsiaTheme="majorEastAsia"/>
-              </w:rPr>
-              <w:t>visualizations/</w:t>
-            </w:r>
-          </w:p>
-        </w:tc>
-        <w:tc>
-          <w:tcPr>
-            <w:tcW w:w="0" w:type="auto"/>
-            <w:vAlign w:val="center"/>
-            <w:hideMark/>
-          </w:tcPr>
-          <w:p>
-            <w:r>
-              <w:t>All required graphs and plots</w:t>
-            </w:r>
-          </w:p>
-        </w:tc>
-        <w:tc>
-          <w:tcPr>
-            <w:tcW w:w="0" w:type="auto"/>
-            <w:vAlign w:val="center"/>
-            <w:hideMark/>
-          </w:tcPr>
-          <w:p>
-            <w:r>
-              <w:rPr>
-                <w:rFonts w:ascii="Segoe UI Emoji" w:hAnsi="Segoe UI Emoji" w:cs="Segoe UI Emoji"/>
-              </w:rPr>
-              <w:t>✅</w:t>
-            </w:r>
-          </w:p>
-        </w:tc>
-      </w:tr>
-      <w:tr>
-        <w:trPr>
-          <w:tblCellSpacing w:w="15" w:type="dxa"/>
-        </w:trPr>
-        <w:tc>
-          <w:tcPr>
-            <w:tcW w:w="0" w:type="auto"/>
-            <w:vAlign w:val="center"/>
-            <w:hideMark/>
-          </w:tcPr>
-          <w:p>
-            <w:r>
-              <w:rPr>
-                <w:rStyle w:val="HTMLCode"/>
-                <w:rFonts w:eastAsiaTheme="majorEastAsia"/>
-              </w:rPr>
-              <w:t>final_report.docx</w:t>
-            </w:r>
-          </w:p>
-        </w:tc>
-        <w:tc>
-          <w:tcPr>
-            <w:tcW w:w="0" w:type="auto"/>
-            <w:vAlign w:val="center"/>
-            <w:hideMark/>
-          </w:tcPr>
-          <w:p>
-            <w:r>
-              <w:t>This report</w:t>
-            </w:r>
-          </w:p>
-        </w:tc>
-        <w:tc>
-          <w:tcPr>
-            <w:tcW w:w="0" w:type="auto"/>
-            <w:vAlign w:val="center"/>
-            <w:hideMark/>
-          </w:tcPr>
-          <w:p>
-            <w:r>
-              <w:rPr>
-                <w:rFonts w:ascii="Segoe UI Emoji" w:hAnsi="Segoe UI Emoji" w:cs="Segoe UI Emoji"/>
-              </w:rPr>
-              <w:t>✅</w:t>
-            </w:r>
-          </w:p>
-        </w:tc>
-      </w:tr>
-    </w:tbl>
     <w:p/>
-    <w:p>
-      <w:r>
-        <w:pict w14:anchorId="52F1F096">
-          <v:rect id="_x0000_i1288" style="width:0;height:1.5pt" o:hralign="center" o:hrstd="t" o:hr="t" fillcolor="#a0a0a0" stroked="f"/>
-        </w:pict>
-      </w:r>
-    </w:p>
-    <w:p>
-      <w:pPr>
-        <w:pStyle w:val="Heading2"/>
-      </w:pPr>
-      <w:r>
-        <w:rPr>
-          <w:rStyle w:val="Strong"/>
-          <w:b/>
-          <w:bCs/>
-        </w:rPr>
-        <w:t>6. Conclusion</w:t>
-      </w:r>
-    </w:p>
-    <w:p>
-      <w:pPr>
-        <w:pStyle w:val="NormalWeb"/>
-      </w:pPr>
-      <w:r>
-        <w:t>This project successfully utilized state-of-the-art NLP tools, custom EDA logic, and regression techniques to evaluate employee sentiment and predict potential disengagement. The process demonstrates strong data engineering, analysis, and modeling capability aligned with business objectives.</w:t>
-      </w:r>
-    </w:p>
-    <w:p>
-      <w:pPr>
-        <w:pStyle w:val="Heading1"/>
-      </w:pPr>
-    </w:p>
     <w:sectPr>
       <w:pgSz w:w="12240" w:h="15840"/>
       <w:pgMar w:top="1440" w:right="1800" w:bottom="1440" w:left="1800" w:header="720" w:footer="720" w:gutter="0"/>
@@ -1921,6 +1435,155 @@
     </w:lvl>
   </w:abstractNum>
   <w:abstractNum w:abstractNumId="9" w15:restartNumberingAfterBreak="0">
+    <w:nsid w:val="0EE75805"/>
+    <w:multiLevelType w:val="multilevel"/>
+    <w:tmpl w:val="EA648F80"/>
+    <w:lvl w:ilvl="0">
+      <w:start w:val="1"/>
+      <w:numFmt w:val="bullet"/>
+      <w:lvlText w:val=""/>
+      <w:lvlJc w:val="left"/>
+      <w:pPr>
+        <w:tabs>
+          <w:tab w:val="num" w:pos="720"/>
+        </w:tabs>
+        <w:ind w:left="720" w:hanging="360"/>
+      </w:pPr>
+      <w:rPr>
+        <w:rFonts w:ascii="Symbol" w:hAnsi="Symbol" w:hint="default"/>
+        <w:sz w:val="20"/>
+      </w:rPr>
+    </w:lvl>
+    <w:lvl w:ilvl="1" w:tentative="1">
+      <w:start w:val="1"/>
+      <w:numFmt w:val="bullet"/>
+      <w:lvlText w:val="o"/>
+      <w:lvlJc w:val="left"/>
+      <w:pPr>
+        <w:tabs>
+          <w:tab w:val="num" w:pos="1440"/>
+        </w:tabs>
+        <w:ind w:left="1440" w:hanging="360"/>
+      </w:pPr>
+      <w:rPr>
+        <w:rFonts w:ascii="Courier New" w:hAnsi="Courier New" w:hint="default"/>
+        <w:sz w:val="20"/>
+      </w:rPr>
+    </w:lvl>
+    <w:lvl w:ilvl="2" w:tentative="1">
+      <w:start w:val="1"/>
+      <w:numFmt w:val="bullet"/>
+      <w:lvlText w:val=""/>
+      <w:lvlJc w:val="left"/>
+      <w:pPr>
+        <w:tabs>
+          <w:tab w:val="num" w:pos="2160"/>
+        </w:tabs>
+        <w:ind w:left="2160" w:hanging="360"/>
+      </w:pPr>
+      <w:rPr>
+        <w:rFonts w:ascii="Wingdings" w:hAnsi="Wingdings" w:hint="default"/>
+        <w:sz w:val="20"/>
+      </w:rPr>
+    </w:lvl>
+    <w:lvl w:ilvl="3" w:tentative="1">
+      <w:start w:val="1"/>
+      <w:numFmt w:val="bullet"/>
+      <w:lvlText w:val=""/>
+      <w:lvlJc w:val="left"/>
+      <w:pPr>
+        <w:tabs>
+          <w:tab w:val="num" w:pos="2880"/>
+        </w:tabs>
+        <w:ind w:left="2880" w:hanging="360"/>
+      </w:pPr>
+      <w:rPr>
+        <w:rFonts w:ascii="Wingdings" w:hAnsi="Wingdings" w:hint="default"/>
+        <w:sz w:val="20"/>
+      </w:rPr>
+    </w:lvl>
+    <w:lvl w:ilvl="4" w:tentative="1">
+      <w:start w:val="1"/>
+      <w:numFmt w:val="bullet"/>
+      <w:lvlText w:val=""/>
+      <w:lvlJc w:val="left"/>
+      <w:pPr>
+        <w:tabs>
+          <w:tab w:val="num" w:pos="3600"/>
+        </w:tabs>
+        <w:ind w:left="3600" w:hanging="360"/>
+      </w:pPr>
+      <w:rPr>
+        <w:rFonts w:ascii="Wingdings" w:hAnsi="Wingdings" w:hint="default"/>
+        <w:sz w:val="20"/>
+      </w:rPr>
+    </w:lvl>
+    <w:lvl w:ilvl="5" w:tentative="1">
+      <w:start w:val="1"/>
+      <w:numFmt w:val="bullet"/>
+      <w:lvlText w:val=""/>
+      <w:lvlJc w:val="left"/>
+      <w:pPr>
+        <w:tabs>
+          <w:tab w:val="num" w:pos="4320"/>
+        </w:tabs>
+        <w:ind w:left="4320" w:hanging="360"/>
+      </w:pPr>
+      <w:rPr>
+        <w:rFonts w:ascii="Wingdings" w:hAnsi="Wingdings" w:hint="default"/>
+        <w:sz w:val="20"/>
+      </w:rPr>
+    </w:lvl>
+    <w:lvl w:ilvl="6" w:tentative="1">
+      <w:start w:val="1"/>
+      <w:numFmt w:val="bullet"/>
+      <w:lvlText w:val=""/>
+      <w:lvlJc w:val="left"/>
+      <w:pPr>
+        <w:tabs>
+          <w:tab w:val="num" w:pos="5040"/>
+        </w:tabs>
+        <w:ind w:left="5040" w:hanging="360"/>
+      </w:pPr>
+      <w:rPr>
+        <w:rFonts w:ascii="Wingdings" w:hAnsi="Wingdings" w:hint="default"/>
+        <w:sz w:val="20"/>
+      </w:rPr>
+    </w:lvl>
+    <w:lvl w:ilvl="7" w:tentative="1">
+      <w:start w:val="1"/>
+      <w:numFmt w:val="bullet"/>
+      <w:lvlText w:val=""/>
+      <w:lvlJc w:val="left"/>
+      <w:pPr>
+        <w:tabs>
+          <w:tab w:val="num" w:pos="5760"/>
+        </w:tabs>
+        <w:ind w:left="5760" w:hanging="360"/>
+      </w:pPr>
+      <w:rPr>
+        <w:rFonts w:ascii="Wingdings" w:hAnsi="Wingdings" w:hint="default"/>
+        <w:sz w:val="20"/>
+      </w:rPr>
+    </w:lvl>
+    <w:lvl w:ilvl="8" w:tentative="1">
+      <w:start w:val="1"/>
+      <w:numFmt w:val="bullet"/>
+      <w:lvlText w:val=""/>
+      <w:lvlJc w:val="left"/>
+      <w:pPr>
+        <w:tabs>
+          <w:tab w:val="num" w:pos="6480"/>
+        </w:tabs>
+        <w:ind w:left="6480" w:hanging="360"/>
+      </w:pPr>
+      <w:rPr>
+        <w:rFonts w:ascii="Wingdings" w:hAnsi="Wingdings" w:hint="default"/>
+        <w:sz w:val="20"/>
+      </w:rPr>
+    </w:lvl>
+  </w:abstractNum>
+  <w:abstractNum w:abstractNumId="10" w15:restartNumberingAfterBreak="0">
     <w:nsid w:val="0F817D44"/>
     <w:multiLevelType w:val="multilevel"/>
     <w:tmpl w:val="CF2E91CC"/>
@@ -2069,7 +1732,156 @@
       </w:rPr>
     </w:lvl>
   </w:abstractNum>
-  <w:abstractNum w:abstractNumId="10" w15:restartNumberingAfterBreak="0">
+  <w:abstractNum w:abstractNumId="11" w15:restartNumberingAfterBreak="0">
+    <w:nsid w:val="163B0080"/>
+    <w:multiLevelType w:val="multilevel"/>
+    <w:tmpl w:val="AAC4C0C2"/>
+    <w:lvl w:ilvl="0">
+      <w:start w:val="1"/>
+      <w:numFmt w:val="bullet"/>
+      <w:lvlText w:val=""/>
+      <w:lvlJc w:val="left"/>
+      <w:pPr>
+        <w:tabs>
+          <w:tab w:val="num" w:pos="720"/>
+        </w:tabs>
+        <w:ind w:left="720" w:hanging="360"/>
+      </w:pPr>
+      <w:rPr>
+        <w:rFonts w:ascii="Symbol" w:hAnsi="Symbol" w:hint="default"/>
+        <w:sz w:val="20"/>
+      </w:rPr>
+    </w:lvl>
+    <w:lvl w:ilvl="1" w:tentative="1">
+      <w:start w:val="1"/>
+      <w:numFmt w:val="bullet"/>
+      <w:lvlText w:val="o"/>
+      <w:lvlJc w:val="left"/>
+      <w:pPr>
+        <w:tabs>
+          <w:tab w:val="num" w:pos="1440"/>
+        </w:tabs>
+        <w:ind w:left="1440" w:hanging="360"/>
+      </w:pPr>
+      <w:rPr>
+        <w:rFonts w:ascii="Courier New" w:hAnsi="Courier New" w:hint="default"/>
+        <w:sz w:val="20"/>
+      </w:rPr>
+    </w:lvl>
+    <w:lvl w:ilvl="2" w:tentative="1">
+      <w:start w:val="1"/>
+      <w:numFmt w:val="bullet"/>
+      <w:lvlText w:val=""/>
+      <w:lvlJc w:val="left"/>
+      <w:pPr>
+        <w:tabs>
+          <w:tab w:val="num" w:pos="2160"/>
+        </w:tabs>
+        <w:ind w:left="2160" w:hanging="360"/>
+      </w:pPr>
+      <w:rPr>
+        <w:rFonts w:ascii="Wingdings" w:hAnsi="Wingdings" w:hint="default"/>
+        <w:sz w:val="20"/>
+      </w:rPr>
+    </w:lvl>
+    <w:lvl w:ilvl="3" w:tentative="1">
+      <w:start w:val="1"/>
+      <w:numFmt w:val="bullet"/>
+      <w:lvlText w:val=""/>
+      <w:lvlJc w:val="left"/>
+      <w:pPr>
+        <w:tabs>
+          <w:tab w:val="num" w:pos="2880"/>
+        </w:tabs>
+        <w:ind w:left="2880" w:hanging="360"/>
+      </w:pPr>
+      <w:rPr>
+        <w:rFonts w:ascii="Wingdings" w:hAnsi="Wingdings" w:hint="default"/>
+        <w:sz w:val="20"/>
+      </w:rPr>
+    </w:lvl>
+    <w:lvl w:ilvl="4" w:tentative="1">
+      <w:start w:val="1"/>
+      <w:numFmt w:val="bullet"/>
+      <w:lvlText w:val=""/>
+      <w:lvlJc w:val="left"/>
+      <w:pPr>
+        <w:tabs>
+          <w:tab w:val="num" w:pos="3600"/>
+        </w:tabs>
+        <w:ind w:left="3600" w:hanging="360"/>
+      </w:pPr>
+      <w:rPr>
+        <w:rFonts w:ascii="Wingdings" w:hAnsi="Wingdings" w:hint="default"/>
+        <w:sz w:val="20"/>
+      </w:rPr>
+    </w:lvl>
+    <w:lvl w:ilvl="5" w:tentative="1">
+      <w:start w:val="1"/>
+      <w:numFmt w:val="bullet"/>
+      <w:lvlText w:val=""/>
+      <w:lvlJc w:val="left"/>
+      <w:pPr>
+        <w:tabs>
+          <w:tab w:val="num" w:pos="4320"/>
+        </w:tabs>
+        <w:ind w:left="4320" w:hanging="360"/>
+      </w:pPr>
+      <w:rPr>
+        <w:rFonts w:ascii="Wingdings" w:hAnsi="Wingdings" w:hint="default"/>
+        <w:sz w:val="20"/>
+      </w:rPr>
+    </w:lvl>
+    <w:lvl w:ilvl="6" w:tentative="1">
+      <w:start w:val="1"/>
+      <w:numFmt w:val="bullet"/>
+      <w:lvlText w:val=""/>
+      <w:lvlJc w:val="left"/>
+      <w:pPr>
+        <w:tabs>
+          <w:tab w:val="num" w:pos="5040"/>
+        </w:tabs>
+        <w:ind w:left="5040" w:hanging="360"/>
+      </w:pPr>
+      <w:rPr>
+        <w:rFonts w:ascii="Wingdings" w:hAnsi="Wingdings" w:hint="default"/>
+        <w:sz w:val="20"/>
+      </w:rPr>
+    </w:lvl>
+    <w:lvl w:ilvl="7" w:tentative="1">
+      <w:start w:val="1"/>
+      <w:numFmt w:val="bullet"/>
+      <w:lvlText w:val=""/>
+      <w:lvlJc w:val="left"/>
+      <w:pPr>
+        <w:tabs>
+          <w:tab w:val="num" w:pos="5760"/>
+        </w:tabs>
+        <w:ind w:left="5760" w:hanging="360"/>
+      </w:pPr>
+      <w:rPr>
+        <w:rFonts w:ascii="Wingdings" w:hAnsi="Wingdings" w:hint="default"/>
+        <w:sz w:val="20"/>
+      </w:rPr>
+    </w:lvl>
+    <w:lvl w:ilvl="8" w:tentative="1">
+      <w:start w:val="1"/>
+      <w:numFmt w:val="bullet"/>
+      <w:lvlText w:val=""/>
+      <w:lvlJc w:val="left"/>
+      <w:pPr>
+        <w:tabs>
+          <w:tab w:val="num" w:pos="6480"/>
+        </w:tabs>
+        <w:ind w:left="6480" w:hanging="360"/>
+      </w:pPr>
+      <w:rPr>
+        <w:rFonts w:ascii="Wingdings" w:hAnsi="Wingdings" w:hint="default"/>
+        <w:sz w:val="20"/>
+      </w:rPr>
+    </w:lvl>
+  </w:abstractNum>
+  <w:abstractNum w:abstractNumId="12" w15:restartNumberingAfterBreak="0">
     <w:nsid w:val="1FA47B29"/>
     <w:multiLevelType w:val="multilevel"/>
     <w:tmpl w:val="641AD282"/>
@@ -2218,7 +2030,7 @@
       </w:rPr>
     </w:lvl>
   </w:abstractNum>
-  <w:abstractNum w:abstractNumId="11" w15:restartNumberingAfterBreak="0">
+  <w:abstractNum w:abstractNumId="13" w15:restartNumberingAfterBreak="0">
     <w:nsid w:val="21027303"/>
     <w:multiLevelType w:val="multilevel"/>
     <w:tmpl w:val="30021F24"/>
@@ -2367,7 +2179,156 @@
       </w:rPr>
     </w:lvl>
   </w:abstractNum>
-  <w:abstractNum w:abstractNumId="12" w15:restartNumberingAfterBreak="0">
+  <w:abstractNum w:abstractNumId="14" w15:restartNumberingAfterBreak="0">
+    <w:nsid w:val="26D862D1"/>
+    <w:multiLevelType w:val="multilevel"/>
+    <w:tmpl w:val="6B4A5C8A"/>
+    <w:lvl w:ilvl="0">
+      <w:start w:val="1"/>
+      <w:numFmt w:val="bullet"/>
+      <w:lvlText w:val=""/>
+      <w:lvlJc w:val="left"/>
+      <w:pPr>
+        <w:tabs>
+          <w:tab w:val="num" w:pos="720"/>
+        </w:tabs>
+        <w:ind w:left="720" w:hanging="360"/>
+      </w:pPr>
+      <w:rPr>
+        <w:rFonts w:ascii="Symbol" w:hAnsi="Symbol" w:hint="default"/>
+        <w:sz w:val="20"/>
+      </w:rPr>
+    </w:lvl>
+    <w:lvl w:ilvl="1" w:tentative="1">
+      <w:start w:val="1"/>
+      <w:numFmt w:val="bullet"/>
+      <w:lvlText w:val="o"/>
+      <w:lvlJc w:val="left"/>
+      <w:pPr>
+        <w:tabs>
+          <w:tab w:val="num" w:pos="1440"/>
+        </w:tabs>
+        <w:ind w:left="1440" w:hanging="360"/>
+      </w:pPr>
+      <w:rPr>
+        <w:rFonts w:ascii="Courier New" w:hAnsi="Courier New" w:hint="default"/>
+        <w:sz w:val="20"/>
+      </w:rPr>
+    </w:lvl>
+    <w:lvl w:ilvl="2" w:tentative="1">
+      <w:start w:val="1"/>
+      <w:numFmt w:val="bullet"/>
+      <w:lvlText w:val=""/>
+      <w:lvlJc w:val="left"/>
+      <w:pPr>
+        <w:tabs>
+          <w:tab w:val="num" w:pos="2160"/>
+        </w:tabs>
+        <w:ind w:left="2160" w:hanging="360"/>
+      </w:pPr>
+      <w:rPr>
+        <w:rFonts w:ascii="Wingdings" w:hAnsi="Wingdings" w:hint="default"/>
+        <w:sz w:val="20"/>
+      </w:rPr>
+    </w:lvl>
+    <w:lvl w:ilvl="3" w:tentative="1">
+      <w:start w:val="1"/>
+      <w:numFmt w:val="bullet"/>
+      <w:lvlText w:val=""/>
+      <w:lvlJc w:val="left"/>
+      <w:pPr>
+        <w:tabs>
+          <w:tab w:val="num" w:pos="2880"/>
+        </w:tabs>
+        <w:ind w:left="2880" w:hanging="360"/>
+      </w:pPr>
+      <w:rPr>
+        <w:rFonts w:ascii="Wingdings" w:hAnsi="Wingdings" w:hint="default"/>
+        <w:sz w:val="20"/>
+      </w:rPr>
+    </w:lvl>
+    <w:lvl w:ilvl="4" w:tentative="1">
+      <w:start w:val="1"/>
+      <w:numFmt w:val="bullet"/>
+      <w:lvlText w:val=""/>
+      <w:lvlJc w:val="left"/>
+      <w:pPr>
+        <w:tabs>
+          <w:tab w:val="num" w:pos="3600"/>
+        </w:tabs>
+        <w:ind w:left="3600" w:hanging="360"/>
+      </w:pPr>
+      <w:rPr>
+        <w:rFonts w:ascii="Wingdings" w:hAnsi="Wingdings" w:hint="default"/>
+        <w:sz w:val="20"/>
+      </w:rPr>
+    </w:lvl>
+    <w:lvl w:ilvl="5" w:tentative="1">
+      <w:start w:val="1"/>
+      <w:numFmt w:val="bullet"/>
+      <w:lvlText w:val=""/>
+      <w:lvlJc w:val="left"/>
+      <w:pPr>
+        <w:tabs>
+          <w:tab w:val="num" w:pos="4320"/>
+        </w:tabs>
+        <w:ind w:left="4320" w:hanging="360"/>
+      </w:pPr>
+      <w:rPr>
+        <w:rFonts w:ascii="Wingdings" w:hAnsi="Wingdings" w:hint="default"/>
+        <w:sz w:val="20"/>
+      </w:rPr>
+    </w:lvl>
+    <w:lvl w:ilvl="6" w:tentative="1">
+      <w:start w:val="1"/>
+      <w:numFmt w:val="bullet"/>
+      <w:lvlText w:val=""/>
+      <w:lvlJc w:val="left"/>
+      <w:pPr>
+        <w:tabs>
+          <w:tab w:val="num" w:pos="5040"/>
+        </w:tabs>
+        <w:ind w:left="5040" w:hanging="360"/>
+      </w:pPr>
+      <w:rPr>
+        <w:rFonts w:ascii="Wingdings" w:hAnsi="Wingdings" w:hint="default"/>
+        <w:sz w:val="20"/>
+      </w:rPr>
+    </w:lvl>
+    <w:lvl w:ilvl="7" w:tentative="1">
+      <w:start w:val="1"/>
+      <w:numFmt w:val="bullet"/>
+      <w:lvlText w:val=""/>
+      <w:lvlJc w:val="left"/>
+      <w:pPr>
+        <w:tabs>
+          <w:tab w:val="num" w:pos="5760"/>
+        </w:tabs>
+        <w:ind w:left="5760" w:hanging="360"/>
+      </w:pPr>
+      <w:rPr>
+        <w:rFonts w:ascii="Wingdings" w:hAnsi="Wingdings" w:hint="default"/>
+        <w:sz w:val="20"/>
+      </w:rPr>
+    </w:lvl>
+    <w:lvl w:ilvl="8" w:tentative="1">
+      <w:start w:val="1"/>
+      <w:numFmt w:val="bullet"/>
+      <w:lvlText w:val=""/>
+      <w:lvlJc w:val="left"/>
+      <w:pPr>
+        <w:tabs>
+          <w:tab w:val="num" w:pos="6480"/>
+        </w:tabs>
+        <w:ind w:left="6480" w:hanging="360"/>
+      </w:pPr>
+      <w:rPr>
+        <w:rFonts w:ascii="Wingdings" w:hAnsi="Wingdings" w:hint="default"/>
+        <w:sz w:val="20"/>
+      </w:rPr>
+    </w:lvl>
+  </w:abstractNum>
+  <w:abstractNum w:abstractNumId="15" w15:restartNumberingAfterBreak="0">
     <w:nsid w:val="28F03E69"/>
     <w:multiLevelType w:val="multilevel"/>
     <w:tmpl w:val="28A0E93E"/>
@@ -2516,7 +2477,603 @@
       </w:rPr>
     </w:lvl>
   </w:abstractNum>
-  <w:abstractNum w:abstractNumId="13" w15:restartNumberingAfterBreak="0">
+  <w:abstractNum w:abstractNumId="16" w15:restartNumberingAfterBreak="0">
+    <w:nsid w:val="29B06F67"/>
+    <w:multiLevelType w:val="multilevel"/>
+    <w:tmpl w:val="31E6D394"/>
+    <w:lvl w:ilvl="0">
+      <w:start w:val="1"/>
+      <w:numFmt w:val="bullet"/>
+      <w:lvlText w:val=""/>
+      <w:lvlJc w:val="left"/>
+      <w:pPr>
+        <w:tabs>
+          <w:tab w:val="num" w:pos="720"/>
+        </w:tabs>
+        <w:ind w:left="720" w:hanging="360"/>
+      </w:pPr>
+      <w:rPr>
+        <w:rFonts w:ascii="Symbol" w:hAnsi="Symbol" w:hint="default"/>
+        <w:sz w:val="20"/>
+      </w:rPr>
+    </w:lvl>
+    <w:lvl w:ilvl="1" w:tentative="1">
+      <w:start w:val="1"/>
+      <w:numFmt w:val="bullet"/>
+      <w:lvlText w:val="o"/>
+      <w:lvlJc w:val="left"/>
+      <w:pPr>
+        <w:tabs>
+          <w:tab w:val="num" w:pos="1440"/>
+        </w:tabs>
+        <w:ind w:left="1440" w:hanging="360"/>
+      </w:pPr>
+      <w:rPr>
+        <w:rFonts w:ascii="Courier New" w:hAnsi="Courier New" w:hint="default"/>
+        <w:sz w:val="20"/>
+      </w:rPr>
+    </w:lvl>
+    <w:lvl w:ilvl="2" w:tentative="1">
+      <w:start w:val="1"/>
+      <w:numFmt w:val="bullet"/>
+      <w:lvlText w:val=""/>
+      <w:lvlJc w:val="left"/>
+      <w:pPr>
+        <w:tabs>
+          <w:tab w:val="num" w:pos="2160"/>
+        </w:tabs>
+        <w:ind w:left="2160" w:hanging="360"/>
+      </w:pPr>
+      <w:rPr>
+        <w:rFonts w:ascii="Wingdings" w:hAnsi="Wingdings" w:hint="default"/>
+        <w:sz w:val="20"/>
+      </w:rPr>
+    </w:lvl>
+    <w:lvl w:ilvl="3" w:tentative="1">
+      <w:start w:val="1"/>
+      <w:numFmt w:val="bullet"/>
+      <w:lvlText w:val=""/>
+      <w:lvlJc w:val="left"/>
+      <w:pPr>
+        <w:tabs>
+          <w:tab w:val="num" w:pos="2880"/>
+        </w:tabs>
+        <w:ind w:left="2880" w:hanging="360"/>
+      </w:pPr>
+      <w:rPr>
+        <w:rFonts w:ascii="Wingdings" w:hAnsi="Wingdings" w:hint="default"/>
+        <w:sz w:val="20"/>
+      </w:rPr>
+    </w:lvl>
+    <w:lvl w:ilvl="4" w:tentative="1">
+      <w:start w:val="1"/>
+      <w:numFmt w:val="bullet"/>
+      <w:lvlText w:val=""/>
+      <w:lvlJc w:val="left"/>
+      <w:pPr>
+        <w:tabs>
+          <w:tab w:val="num" w:pos="3600"/>
+        </w:tabs>
+        <w:ind w:left="3600" w:hanging="360"/>
+      </w:pPr>
+      <w:rPr>
+        <w:rFonts w:ascii="Wingdings" w:hAnsi="Wingdings" w:hint="default"/>
+        <w:sz w:val="20"/>
+      </w:rPr>
+    </w:lvl>
+    <w:lvl w:ilvl="5" w:tentative="1">
+      <w:start w:val="1"/>
+      <w:numFmt w:val="bullet"/>
+      <w:lvlText w:val=""/>
+      <w:lvlJc w:val="left"/>
+      <w:pPr>
+        <w:tabs>
+          <w:tab w:val="num" w:pos="4320"/>
+        </w:tabs>
+        <w:ind w:left="4320" w:hanging="360"/>
+      </w:pPr>
+      <w:rPr>
+        <w:rFonts w:ascii="Wingdings" w:hAnsi="Wingdings" w:hint="default"/>
+        <w:sz w:val="20"/>
+      </w:rPr>
+    </w:lvl>
+    <w:lvl w:ilvl="6" w:tentative="1">
+      <w:start w:val="1"/>
+      <w:numFmt w:val="bullet"/>
+      <w:lvlText w:val=""/>
+      <w:lvlJc w:val="left"/>
+      <w:pPr>
+        <w:tabs>
+          <w:tab w:val="num" w:pos="5040"/>
+        </w:tabs>
+        <w:ind w:left="5040" w:hanging="360"/>
+      </w:pPr>
+      <w:rPr>
+        <w:rFonts w:ascii="Wingdings" w:hAnsi="Wingdings" w:hint="default"/>
+        <w:sz w:val="20"/>
+      </w:rPr>
+    </w:lvl>
+    <w:lvl w:ilvl="7" w:tentative="1">
+      <w:start w:val="1"/>
+      <w:numFmt w:val="bullet"/>
+      <w:lvlText w:val=""/>
+      <w:lvlJc w:val="left"/>
+      <w:pPr>
+        <w:tabs>
+          <w:tab w:val="num" w:pos="5760"/>
+        </w:tabs>
+        <w:ind w:left="5760" w:hanging="360"/>
+      </w:pPr>
+      <w:rPr>
+        <w:rFonts w:ascii="Wingdings" w:hAnsi="Wingdings" w:hint="default"/>
+        <w:sz w:val="20"/>
+      </w:rPr>
+    </w:lvl>
+    <w:lvl w:ilvl="8" w:tentative="1">
+      <w:start w:val="1"/>
+      <w:numFmt w:val="bullet"/>
+      <w:lvlText w:val=""/>
+      <w:lvlJc w:val="left"/>
+      <w:pPr>
+        <w:tabs>
+          <w:tab w:val="num" w:pos="6480"/>
+        </w:tabs>
+        <w:ind w:left="6480" w:hanging="360"/>
+      </w:pPr>
+      <w:rPr>
+        <w:rFonts w:ascii="Wingdings" w:hAnsi="Wingdings" w:hint="default"/>
+        <w:sz w:val="20"/>
+      </w:rPr>
+    </w:lvl>
+  </w:abstractNum>
+  <w:abstractNum w:abstractNumId="17" w15:restartNumberingAfterBreak="0">
+    <w:nsid w:val="2B326357"/>
+    <w:multiLevelType w:val="multilevel"/>
+    <w:tmpl w:val="987EB4A0"/>
+    <w:lvl w:ilvl="0">
+      <w:start w:val="1"/>
+      <w:numFmt w:val="bullet"/>
+      <w:lvlText w:val=""/>
+      <w:lvlJc w:val="left"/>
+      <w:pPr>
+        <w:tabs>
+          <w:tab w:val="num" w:pos="720"/>
+        </w:tabs>
+        <w:ind w:left="720" w:hanging="360"/>
+      </w:pPr>
+      <w:rPr>
+        <w:rFonts w:ascii="Symbol" w:hAnsi="Symbol" w:hint="default"/>
+        <w:sz w:val="20"/>
+      </w:rPr>
+    </w:lvl>
+    <w:lvl w:ilvl="1" w:tentative="1">
+      <w:start w:val="1"/>
+      <w:numFmt w:val="bullet"/>
+      <w:lvlText w:val="o"/>
+      <w:lvlJc w:val="left"/>
+      <w:pPr>
+        <w:tabs>
+          <w:tab w:val="num" w:pos="1440"/>
+        </w:tabs>
+        <w:ind w:left="1440" w:hanging="360"/>
+      </w:pPr>
+      <w:rPr>
+        <w:rFonts w:ascii="Courier New" w:hAnsi="Courier New" w:hint="default"/>
+        <w:sz w:val="20"/>
+      </w:rPr>
+    </w:lvl>
+    <w:lvl w:ilvl="2" w:tentative="1">
+      <w:start w:val="1"/>
+      <w:numFmt w:val="bullet"/>
+      <w:lvlText w:val=""/>
+      <w:lvlJc w:val="left"/>
+      <w:pPr>
+        <w:tabs>
+          <w:tab w:val="num" w:pos="2160"/>
+        </w:tabs>
+        <w:ind w:left="2160" w:hanging="360"/>
+      </w:pPr>
+      <w:rPr>
+        <w:rFonts w:ascii="Wingdings" w:hAnsi="Wingdings" w:hint="default"/>
+        <w:sz w:val="20"/>
+      </w:rPr>
+    </w:lvl>
+    <w:lvl w:ilvl="3" w:tentative="1">
+      <w:start w:val="1"/>
+      <w:numFmt w:val="bullet"/>
+      <w:lvlText w:val=""/>
+      <w:lvlJc w:val="left"/>
+      <w:pPr>
+        <w:tabs>
+          <w:tab w:val="num" w:pos="2880"/>
+        </w:tabs>
+        <w:ind w:left="2880" w:hanging="360"/>
+      </w:pPr>
+      <w:rPr>
+        <w:rFonts w:ascii="Wingdings" w:hAnsi="Wingdings" w:hint="default"/>
+        <w:sz w:val="20"/>
+      </w:rPr>
+    </w:lvl>
+    <w:lvl w:ilvl="4" w:tentative="1">
+      <w:start w:val="1"/>
+      <w:numFmt w:val="bullet"/>
+      <w:lvlText w:val=""/>
+      <w:lvlJc w:val="left"/>
+      <w:pPr>
+        <w:tabs>
+          <w:tab w:val="num" w:pos="3600"/>
+        </w:tabs>
+        <w:ind w:left="3600" w:hanging="360"/>
+      </w:pPr>
+      <w:rPr>
+        <w:rFonts w:ascii="Wingdings" w:hAnsi="Wingdings" w:hint="default"/>
+        <w:sz w:val="20"/>
+      </w:rPr>
+    </w:lvl>
+    <w:lvl w:ilvl="5" w:tentative="1">
+      <w:start w:val="1"/>
+      <w:numFmt w:val="bullet"/>
+      <w:lvlText w:val=""/>
+      <w:lvlJc w:val="left"/>
+      <w:pPr>
+        <w:tabs>
+          <w:tab w:val="num" w:pos="4320"/>
+        </w:tabs>
+        <w:ind w:left="4320" w:hanging="360"/>
+      </w:pPr>
+      <w:rPr>
+        <w:rFonts w:ascii="Wingdings" w:hAnsi="Wingdings" w:hint="default"/>
+        <w:sz w:val="20"/>
+      </w:rPr>
+    </w:lvl>
+    <w:lvl w:ilvl="6" w:tentative="1">
+      <w:start w:val="1"/>
+      <w:numFmt w:val="bullet"/>
+      <w:lvlText w:val=""/>
+      <w:lvlJc w:val="left"/>
+      <w:pPr>
+        <w:tabs>
+          <w:tab w:val="num" w:pos="5040"/>
+        </w:tabs>
+        <w:ind w:left="5040" w:hanging="360"/>
+      </w:pPr>
+      <w:rPr>
+        <w:rFonts w:ascii="Wingdings" w:hAnsi="Wingdings" w:hint="default"/>
+        <w:sz w:val="20"/>
+      </w:rPr>
+    </w:lvl>
+    <w:lvl w:ilvl="7" w:tentative="1">
+      <w:start w:val="1"/>
+      <w:numFmt w:val="bullet"/>
+      <w:lvlText w:val=""/>
+      <w:lvlJc w:val="left"/>
+      <w:pPr>
+        <w:tabs>
+          <w:tab w:val="num" w:pos="5760"/>
+        </w:tabs>
+        <w:ind w:left="5760" w:hanging="360"/>
+      </w:pPr>
+      <w:rPr>
+        <w:rFonts w:ascii="Wingdings" w:hAnsi="Wingdings" w:hint="default"/>
+        <w:sz w:val="20"/>
+      </w:rPr>
+    </w:lvl>
+    <w:lvl w:ilvl="8" w:tentative="1">
+      <w:start w:val="1"/>
+      <w:numFmt w:val="bullet"/>
+      <w:lvlText w:val=""/>
+      <w:lvlJc w:val="left"/>
+      <w:pPr>
+        <w:tabs>
+          <w:tab w:val="num" w:pos="6480"/>
+        </w:tabs>
+        <w:ind w:left="6480" w:hanging="360"/>
+      </w:pPr>
+      <w:rPr>
+        <w:rFonts w:ascii="Wingdings" w:hAnsi="Wingdings" w:hint="default"/>
+        <w:sz w:val="20"/>
+      </w:rPr>
+    </w:lvl>
+  </w:abstractNum>
+  <w:abstractNum w:abstractNumId="18" w15:restartNumberingAfterBreak="0">
+    <w:nsid w:val="38FD7816"/>
+    <w:multiLevelType w:val="multilevel"/>
+    <w:tmpl w:val="79F8AC9C"/>
+    <w:lvl w:ilvl="0">
+      <w:start w:val="1"/>
+      <w:numFmt w:val="bullet"/>
+      <w:lvlText w:val=""/>
+      <w:lvlJc w:val="left"/>
+      <w:pPr>
+        <w:tabs>
+          <w:tab w:val="num" w:pos="720"/>
+        </w:tabs>
+        <w:ind w:left="720" w:hanging="360"/>
+      </w:pPr>
+      <w:rPr>
+        <w:rFonts w:ascii="Symbol" w:hAnsi="Symbol" w:hint="default"/>
+        <w:sz w:val="20"/>
+      </w:rPr>
+    </w:lvl>
+    <w:lvl w:ilvl="1" w:tentative="1">
+      <w:start w:val="1"/>
+      <w:numFmt w:val="bullet"/>
+      <w:lvlText w:val="o"/>
+      <w:lvlJc w:val="left"/>
+      <w:pPr>
+        <w:tabs>
+          <w:tab w:val="num" w:pos="1440"/>
+        </w:tabs>
+        <w:ind w:left="1440" w:hanging="360"/>
+      </w:pPr>
+      <w:rPr>
+        <w:rFonts w:ascii="Courier New" w:hAnsi="Courier New" w:hint="default"/>
+        <w:sz w:val="20"/>
+      </w:rPr>
+    </w:lvl>
+    <w:lvl w:ilvl="2" w:tentative="1">
+      <w:start w:val="1"/>
+      <w:numFmt w:val="bullet"/>
+      <w:lvlText w:val=""/>
+      <w:lvlJc w:val="left"/>
+      <w:pPr>
+        <w:tabs>
+          <w:tab w:val="num" w:pos="2160"/>
+        </w:tabs>
+        <w:ind w:left="2160" w:hanging="360"/>
+      </w:pPr>
+      <w:rPr>
+        <w:rFonts w:ascii="Wingdings" w:hAnsi="Wingdings" w:hint="default"/>
+        <w:sz w:val="20"/>
+      </w:rPr>
+    </w:lvl>
+    <w:lvl w:ilvl="3" w:tentative="1">
+      <w:start w:val="1"/>
+      <w:numFmt w:val="bullet"/>
+      <w:lvlText w:val=""/>
+      <w:lvlJc w:val="left"/>
+      <w:pPr>
+        <w:tabs>
+          <w:tab w:val="num" w:pos="2880"/>
+        </w:tabs>
+        <w:ind w:left="2880" w:hanging="360"/>
+      </w:pPr>
+      <w:rPr>
+        <w:rFonts w:ascii="Wingdings" w:hAnsi="Wingdings" w:hint="default"/>
+        <w:sz w:val="20"/>
+      </w:rPr>
+    </w:lvl>
+    <w:lvl w:ilvl="4" w:tentative="1">
+      <w:start w:val="1"/>
+      <w:numFmt w:val="bullet"/>
+      <w:lvlText w:val=""/>
+      <w:lvlJc w:val="left"/>
+      <w:pPr>
+        <w:tabs>
+          <w:tab w:val="num" w:pos="3600"/>
+        </w:tabs>
+        <w:ind w:left="3600" w:hanging="360"/>
+      </w:pPr>
+      <w:rPr>
+        <w:rFonts w:ascii="Wingdings" w:hAnsi="Wingdings" w:hint="default"/>
+        <w:sz w:val="20"/>
+      </w:rPr>
+    </w:lvl>
+    <w:lvl w:ilvl="5" w:tentative="1">
+      <w:start w:val="1"/>
+      <w:numFmt w:val="bullet"/>
+      <w:lvlText w:val=""/>
+      <w:lvlJc w:val="left"/>
+      <w:pPr>
+        <w:tabs>
+          <w:tab w:val="num" w:pos="4320"/>
+        </w:tabs>
+        <w:ind w:left="4320" w:hanging="360"/>
+      </w:pPr>
+      <w:rPr>
+        <w:rFonts w:ascii="Wingdings" w:hAnsi="Wingdings" w:hint="default"/>
+        <w:sz w:val="20"/>
+      </w:rPr>
+    </w:lvl>
+    <w:lvl w:ilvl="6" w:tentative="1">
+      <w:start w:val="1"/>
+      <w:numFmt w:val="bullet"/>
+      <w:lvlText w:val=""/>
+      <w:lvlJc w:val="left"/>
+      <w:pPr>
+        <w:tabs>
+          <w:tab w:val="num" w:pos="5040"/>
+        </w:tabs>
+        <w:ind w:left="5040" w:hanging="360"/>
+      </w:pPr>
+      <w:rPr>
+        <w:rFonts w:ascii="Wingdings" w:hAnsi="Wingdings" w:hint="default"/>
+        <w:sz w:val="20"/>
+      </w:rPr>
+    </w:lvl>
+    <w:lvl w:ilvl="7" w:tentative="1">
+      <w:start w:val="1"/>
+      <w:numFmt w:val="bullet"/>
+      <w:lvlText w:val=""/>
+      <w:lvlJc w:val="left"/>
+      <w:pPr>
+        <w:tabs>
+          <w:tab w:val="num" w:pos="5760"/>
+        </w:tabs>
+        <w:ind w:left="5760" w:hanging="360"/>
+      </w:pPr>
+      <w:rPr>
+        <w:rFonts w:ascii="Wingdings" w:hAnsi="Wingdings" w:hint="default"/>
+        <w:sz w:val="20"/>
+      </w:rPr>
+    </w:lvl>
+    <w:lvl w:ilvl="8" w:tentative="1">
+      <w:start w:val="1"/>
+      <w:numFmt w:val="bullet"/>
+      <w:lvlText w:val=""/>
+      <w:lvlJc w:val="left"/>
+      <w:pPr>
+        <w:tabs>
+          <w:tab w:val="num" w:pos="6480"/>
+        </w:tabs>
+        <w:ind w:left="6480" w:hanging="360"/>
+      </w:pPr>
+      <w:rPr>
+        <w:rFonts w:ascii="Wingdings" w:hAnsi="Wingdings" w:hint="default"/>
+        <w:sz w:val="20"/>
+      </w:rPr>
+    </w:lvl>
+  </w:abstractNum>
+  <w:abstractNum w:abstractNumId="19" w15:restartNumberingAfterBreak="0">
+    <w:nsid w:val="3CE83F07"/>
+    <w:multiLevelType w:val="multilevel"/>
+    <w:tmpl w:val="72CC784C"/>
+    <w:lvl w:ilvl="0">
+      <w:start w:val="1"/>
+      <w:numFmt w:val="bullet"/>
+      <w:lvlText w:val=""/>
+      <w:lvlJc w:val="left"/>
+      <w:pPr>
+        <w:tabs>
+          <w:tab w:val="num" w:pos="720"/>
+        </w:tabs>
+        <w:ind w:left="720" w:hanging="360"/>
+      </w:pPr>
+      <w:rPr>
+        <w:rFonts w:ascii="Symbol" w:hAnsi="Symbol" w:hint="default"/>
+        <w:sz w:val="20"/>
+      </w:rPr>
+    </w:lvl>
+    <w:lvl w:ilvl="1" w:tentative="1">
+      <w:start w:val="1"/>
+      <w:numFmt w:val="bullet"/>
+      <w:lvlText w:val="o"/>
+      <w:lvlJc w:val="left"/>
+      <w:pPr>
+        <w:tabs>
+          <w:tab w:val="num" w:pos="1440"/>
+        </w:tabs>
+        <w:ind w:left="1440" w:hanging="360"/>
+      </w:pPr>
+      <w:rPr>
+        <w:rFonts w:ascii="Courier New" w:hAnsi="Courier New" w:hint="default"/>
+        <w:sz w:val="20"/>
+      </w:rPr>
+    </w:lvl>
+    <w:lvl w:ilvl="2" w:tentative="1">
+      <w:start w:val="1"/>
+      <w:numFmt w:val="bullet"/>
+      <w:lvlText w:val=""/>
+      <w:lvlJc w:val="left"/>
+      <w:pPr>
+        <w:tabs>
+          <w:tab w:val="num" w:pos="2160"/>
+        </w:tabs>
+        <w:ind w:left="2160" w:hanging="360"/>
+      </w:pPr>
+      <w:rPr>
+        <w:rFonts w:ascii="Wingdings" w:hAnsi="Wingdings" w:hint="default"/>
+        <w:sz w:val="20"/>
+      </w:rPr>
+    </w:lvl>
+    <w:lvl w:ilvl="3" w:tentative="1">
+      <w:start w:val="1"/>
+      <w:numFmt w:val="bullet"/>
+      <w:lvlText w:val=""/>
+      <w:lvlJc w:val="left"/>
+      <w:pPr>
+        <w:tabs>
+          <w:tab w:val="num" w:pos="2880"/>
+        </w:tabs>
+        <w:ind w:left="2880" w:hanging="360"/>
+      </w:pPr>
+      <w:rPr>
+        <w:rFonts w:ascii="Wingdings" w:hAnsi="Wingdings" w:hint="default"/>
+        <w:sz w:val="20"/>
+      </w:rPr>
+    </w:lvl>
+    <w:lvl w:ilvl="4" w:tentative="1">
+      <w:start w:val="1"/>
+      <w:numFmt w:val="bullet"/>
+      <w:lvlText w:val=""/>
+      <w:lvlJc w:val="left"/>
+      <w:pPr>
+        <w:tabs>
+          <w:tab w:val="num" w:pos="3600"/>
+        </w:tabs>
+        <w:ind w:left="3600" w:hanging="360"/>
+      </w:pPr>
+      <w:rPr>
+        <w:rFonts w:ascii="Wingdings" w:hAnsi="Wingdings" w:hint="default"/>
+        <w:sz w:val="20"/>
+      </w:rPr>
+    </w:lvl>
+    <w:lvl w:ilvl="5" w:tentative="1">
+      <w:start w:val="1"/>
+      <w:numFmt w:val="bullet"/>
+      <w:lvlText w:val=""/>
+      <w:lvlJc w:val="left"/>
+      <w:pPr>
+        <w:tabs>
+          <w:tab w:val="num" w:pos="4320"/>
+        </w:tabs>
+        <w:ind w:left="4320" w:hanging="360"/>
+      </w:pPr>
+      <w:rPr>
+        <w:rFonts w:ascii="Wingdings" w:hAnsi="Wingdings" w:hint="default"/>
+        <w:sz w:val="20"/>
+      </w:rPr>
+    </w:lvl>
+    <w:lvl w:ilvl="6" w:tentative="1">
+      <w:start w:val="1"/>
+      <w:numFmt w:val="bullet"/>
+      <w:lvlText w:val=""/>
+      <w:lvlJc w:val="left"/>
+      <w:pPr>
+        <w:tabs>
+          <w:tab w:val="num" w:pos="5040"/>
+        </w:tabs>
+        <w:ind w:left="5040" w:hanging="360"/>
+      </w:pPr>
+      <w:rPr>
+        <w:rFonts w:ascii="Wingdings" w:hAnsi="Wingdings" w:hint="default"/>
+        <w:sz w:val="20"/>
+      </w:rPr>
+    </w:lvl>
+    <w:lvl w:ilvl="7" w:tentative="1">
+      <w:start w:val="1"/>
+      <w:numFmt w:val="bullet"/>
+      <w:lvlText w:val=""/>
+      <w:lvlJc w:val="left"/>
+      <w:pPr>
+        <w:tabs>
+          <w:tab w:val="num" w:pos="5760"/>
+        </w:tabs>
+        <w:ind w:left="5760" w:hanging="360"/>
+      </w:pPr>
+      <w:rPr>
+        <w:rFonts w:ascii="Wingdings" w:hAnsi="Wingdings" w:hint="default"/>
+        <w:sz w:val="20"/>
+      </w:rPr>
+    </w:lvl>
+    <w:lvl w:ilvl="8" w:tentative="1">
+      <w:start w:val="1"/>
+      <w:numFmt w:val="bullet"/>
+      <w:lvlText w:val=""/>
+      <w:lvlJc w:val="left"/>
+      <w:pPr>
+        <w:tabs>
+          <w:tab w:val="num" w:pos="6480"/>
+        </w:tabs>
+        <w:ind w:left="6480" w:hanging="360"/>
+      </w:pPr>
+      <w:rPr>
+        <w:rFonts w:ascii="Wingdings" w:hAnsi="Wingdings" w:hint="default"/>
+        <w:sz w:val="20"/>
+      </w:rPr>
+    </w:lvl>
+  </w:abstractNum>
+  <w:abstractNum w:abstractNumId="20" w15:restartNumberingAfterBreak="0">
     <w:nsid w:val="41FC1450"/>
     <w:multiLevelType w:val="multilevel"/>
     <w:tmpl w:val="D0E2EBFC"/>
@@ -2665,7 +3222,7 @@
       </w:rPr>
     </w:lvl>
   </w:abstractNum>
-  <w:abstractNum w:abstractNumId="14" w15:restartNumberingAfterBreak="0">
+  <w:abstractNum w:abstractNumId="21" w15:restartNumberingAfterBreak="0">
     <w:nsid w:val="433921CE"/>
     <w:multiLevelType w:val="multilevel"/>
     <w:tmpl w:val="05DE5D7E"/>
@@ -2814,7 +3371,752 @@
       </w:rPr>
     </w:lvl>
   </w:abstractNum>
-  <w:abstractNum w:abstractNumId="15" w15:restartNumberingAfterBreak="0">
+  <w:abstractNum w:abstractNumId="22" w15:restartNumberingAfterBreak="0">
+    <w:nsid w:val="47E97173"/>
+    <w:multiLevelType w:val="multilevel"/>
+    <w:tmpl w:val="307A0DCE"/>
+    <w:lvl w:ilvl="0">
+      <w:start w:val="1"/>
+      <w:numFmt w:val="bullet"/>
+      <w:lvlText w:val=""/>
+      <w:lvlJc w:val="left"/>
+      <w:pPr>
+        <w:tabs>
+          <w:tab w:val="num" w:pos="720"/>
+        </w:tabs>
+        <w:ind w:left="720" w:hanging="360"/>
+      </w:pPr>
+      <w:rPr>
+        <w:rFonts w:ascii="Symbol" w:hAnsi="Symbol" w:hint="default"/>
+        <w:sz w:val="20"/>
+      </w:rPr>
+    </w:lvl>
+    <w:lvl w:ilvl="1" w:tentative="1">
+      <w:start w:val="1"/>
+      <w:numFmt w:val="bullet"/>
+      <w:lvlText w:val="o"/>
+      <w:lvlJc w:val="left"/>
+      <w:pPr>
+        <w:tabs>
+          <w:tab w:val="num" w:pos="1440"/>
+        </w:tabs>
+        <w:ind w:left="1440" w:hanging="360"/>
+      </w:pPr>
+      <w:rPr>
+        <w:rFonts w:ascii="Courier New" w:hAnsi="Courier New" w:hint="default"/>
+        <w:sz w:val="20"/>
+      </w:rPr>
+    </w:lvl>
+    <w:lvl w:ilvl="2" w:tentative="1">
+      <w:start w:val="1"/>
+      <w:numFmt w:val="bullet"/>
+      <w:lvlText w:val=""/>
+      <w:lvlJc w:val="left"/>
+      <w:pPr>
+        <w:tabs>
+          <w:tab w:val="num" w:pos="2160"/>
+        </w:tabs>
+        <w:ind w:left="2160" w:hanging="360"/>
+      </w:pPr>
+      <w:rPr>
+        <w:rFonts w:ascii="Wingdings" w:hAnsi="Wingdings" w:hint="default"/>
+        <w:sz w:val="20"/>
+      </w:rPr>
+    </w:lvl>
+    <w:lvl w:ilvl="3" w:tentative="1">
+      <w:start w:val="1"/>
+      <w:numFmt w:val="bullet"/>
+      <w:lvlText w:val=""/>
+      <w:lvlJc w:val="left"/>
+      <w:pPr>
+        <w:tabs>
+          <w:tab w:val="num" w:pos="2880"/>
+        </w:tabs>
+        <w:ind w:left="2880" w:hanging="360"/>
+      </w:pPr>
+      <w:rPr>
+        <w:rFonts w:ascii="Wingdings" w:hAnsi="Wingdings" w:hint="default"/>
+        <w:sz w:val="20"/>
+      </w:rPr>
+    </w:lvl>
+    <w:lvl w:ilvl="4" w:tentative="1">
+      <w:start w:val="1"/>
+      <w:numFmt w:val="bullet"/>
+      <w:lvlText w:val=""/>
+      <w:lvlJc w:val="left"/>
+      <w:pPr>
+        <w:tabs>
+          <w:tab w:val="num" w:pos="3600"/>
+        </w:tabs>
+        <w:ind w:left="3600" w:hanging="360"/>
+      </w:pPr>
+      <w:rPr>
+        <w:rFonts w:ascii="Wingdings" w:hAnsi="Wingdings" w:hint="default"/>
+        <w:sz w:val="20"/>
+      </w:rPr>
+    </w:lvl>
+    <w:lvl w:ilvl="5" w:tentative="1">
+      <w:start w:val="1"/>
+      <w:numFmt w:val="bullet"/>
+      <w:lvlText w:val=""/>
+      <w:lvlJc w:val="left"/>
+      <w:pPr>
+        <w:tabs>
+          <w:tab w:val="num" w:pos="4320"/>
+        </w:tabs>
+        <w:ind w:left="4320" w:hanging="360"/>
+      </w:pPr>
+      <w:rPr>
+        <w:rFonts w:ascii="Wingdings" w:hAnsi="Wingdings" w:hint="default"/>
+        <w:sz w:val="20"/>
+      </w:rPr>
+    </w:lvl>
+    <w:lvl w:ilvl="6" w:tentative="1">
+      <w:start w:val="1"/>
+      <w:numFmt w:val="bullet"/>
+      <w:lvlText w:val=""/>
+      <w:lvlJc w:val="left"/>
+      <w:pPr>
+        <w:tabs>
+          <w:tab w:val="num" w:pos="5040"/>
+        </w:tabs>
+        <w:ind w:left="5040" w:hanging="360"/>
+      </w:pPr>
+      <w:rPr>
+        <w:rFonts w:ascii="Wingdings" w:hAnsi="Wingdings" w:hint="default"/>
+        <w:sz w:val="20"/>
+      </w:rPr>
+    </w:lvl>
+    <w:lvl w:ilvl="7" w:tentative="1">
+      <w:start w:val="1"/>
+      <w:numFmt w:val="bullet"/>
+      <w:lvlText w:val=""/>
+      <w:lvlJc w:val="left"/>
+      <w:pPr>
+        <w:tabs>
+          <w:tab w:val="num" w:pos="5760"/>
+        </w:tabs>
+        <w:ind w:left="5760" w:hanging="360"/>
+      </w:pPr>
+      <w:rPr>
+        <w:rFonts w:ascii="Wingdings" w:hAnsi="Wingdings" w:hint="default"/>
+        <w:sz w:val="20"/>
+      </w:rPr>
+    </w:lvl>
+    <w:lvl w:ilvl="8" w:tentative="1">
+      <w:start w:val="1"/>
+      <w:numFmt w:val="bullet"/>
+      <w:lvlText w:val=""/>
+      <w:lvlJc w:val="left"/>
+      <w:pPr>
+        <w:tabs>
+          <w:tab w:val="num" w:pos="6480"/>
+        </w:tabs>
+        <w:ind w:left="6480" w:hanging="360"/>
+      </w:pPr>
+      <w:rPr>
+        <w:rFonts w:ascii="Wingdings" w:hAnsi="Wingdings" w:hint="default"/>
+        <w:sz w:val="20"/>
+      </w:rPr>
+    </w:lvl>
+  </w:abstractNum>
+  <w:abstractNum w:abstractNumId="23" w15:restartNumberingAfterBreak="0">
+    <w:nsid w:val="50A74E85"/>
+    <w:multiLevelType w:val="multilevel"/>
+    <w:tmpl w:val="386E4296"/>
+    <w:lvl w:ilvl="0">
+      <w:start w:val="1"/>
+      <w:numFmt w:val="bullet"/>
+      <w:lvlText w:val=""/>
+      <w:lvlJc w:val="left"/>
+      <w:pPr>
+        <w:tabs>
+          <w:tab w:val="num" w:pos="720"/>
+        </w:tabs>
+        <w:ind w:left="720" w:hanging="360"/>
+      </w:pPr>
+      <w:rPr>
+        <w:rFonts w:ascii="Symbol" w:hAnsi="Symbol" w:hint="default"/>
+        <w:sz w:val="20"/>
+      </w:rPr>
+    </w:lvl>
+    <w:lvl w:ilvl="1" w:tentative="1">
+      <w:start w:val="1"/>
+      <w:numFmt w:val="bullet"/>
+      <w:lvlText w:val="o"/>
+      <w:lvlJc w:val="left"/>
+      <w:pPr>
+        <w:tabs>
+          <w:tab w:val="num" w:pos="1440"/>
+        </w:tabs>
+        <w:ind w:left="1440" w:hanging="360"/>
+      </w:pPr>
+      <w:rPr>
+        <w:rFonts w:ascii="Courier New" w:hAnsi="Courier New" w:hint="default"/>
+        <w:sz w:val="20"/>
+      </w:rPr>
+    </w:lvl>
+    <w:lvl w:ilvl="2" w:tentative="1">
+      <w:start w:val="1"/>
+      <w:numFmt w:val="bullet"/>
+      <w:lvlText w:val=""/>
+      <w:lvlJc w:val="left"/>
+      <w:pPr>
+        <w:tabs>
+          <w:tab w:val="num" w:pos="2160"/>
+        </w:tabs>
+        <w:ind w:left="2160" w:hanging="360"/>
+      </w:pPr>
+      <w:rPr>
+        <w:rFonts w:ascii="Wingdings" w:hAnsi="Wingdings" w:hint="default"/>
+        <w:sz w:val="20"/>
+      </w:rPr>
+    </w:lvl>
+    <w:lvl w:ilvl="3" w:tentative="1">
+      <w:start w:val="1"/>
+      <w:numFmt w:val="bullet"/>
+      <w:lvlText w:val=""/>
+      <w:lvlJc w:val="left"/>
+      <w:pPr>
+        <w:tabs>
+          <w:tab w:val="num" w:pos="2880"/>
+        </w:tabs>
+        <w:ind w:left="2880" w:hanging="360"/>
+      </w:pPr>
+      <w:rPr>
+        <w:rFonts w:ascii="Wingdings" w:hAnsi="Wingdings" w:hint="default"/>
+        <w:sz w:val="20"/>
+      </w:rPr>
+    </w:lvl>
+    <w:lvl w:ilvl="4" w:tentative="1">
+      <w:start w:val="1"/>
+      <w:numFmt w:val="bullet"/>
+      <w:lvlText w:val=""/>
+      <w:lvlJc w:val="left"/>
+      <w:pPr>
+        <w:tabs>
+          <w:tab w:val="num" w:pos="3600"/>
+        </w:tabs>
+        <w:ind w:left="3600" w:hanging="360"/>
+      </w:pPr>
+      <w:rPr>
+        <w:rFonts w:ascii="Wingdings" w:hAnsi="Wingdings" w:hint="default"/>
+        <w:sz w:val="20"/>
+      </w:rPr>
+    </w:lvl>
+    <w:lvl w:ilvl="5" w:tentative="1">
+      <w:start w:val="1"/>
+      <w:numFmt w:val="bullet"/>
+      <w:lvlText w:val=""/>
+      <w:lvlJc w:val="left"/>
+      <w:pPr>
+        <w:tabs>
+          <w:tab w:val="num" w:pos="4320"/>
+        </w:tabs>
+        <w:ind w:left="4320" w:hanging="360"/>
+      </w:pPr>
+      <w:rPr>
+        <w:rFonts w:ascii="Wingdings" w:hAnsi="Wingdings" w:hint="default"/>
+        <w:sz w:val="20"/>
+      </w:rPr>
+    </w:lvl>
+    <w:lvl w:ilvl="6" w:tentative="1">
+      <w:start w:val="1"/>
+      <w:numFmt w:val="bullet"/>
+      <w:lvlText w:val=""/>
+      <w:lvlJc w:val="left"/>
+      <w:pPr>
+        <w:tabs>
+          <w:tab w:val="num" w:pos="5040"/>
+        </w:tabs>
+        <w:ind w:left="5040" w:hanging="360"/>
+      </w:pPr>
+      <w:rPr>
+        <w:rFonts w:ascii="Wingdings" w:hAnsi="Wingdings" w:hint="default"/>
+        <w:sz w:val="20"/>
+      </w:rPr>
+    </w:lvl>
+    <w:lvl w:ilvl="7" w:tentative="1">
+      <w:start w:val="1"/>
+      <w:numFmt w:val="bullet"/>
+      <w:lvlText w:val=""/>
+      <w:lvlJc w:val="left"/>
+      <w:pPr>
+        <w:tabs>
+          <w:tab w:val="num" w:pos="5760"/>
+        </w:tabs>
+        <w:ind w:left="5760" w:hanging="360"/>
+      </w:pPr>
+      <w:rPr>
+        <w:rFonts w:ascii="Wingdings" w:hAnsi="Wingdings" w:hint="default"/>
+        <w:sz w:val="20"/>
+      </w:rPr>
+    </w:lvl>
+    <w:lvl w:ilvl="8" w:tentative="1">
+      <w:start w:val="1"/>
+      <w:numFmt w:val="bullet"/>
+      <w:lvlText w:val=""/>
+      <w:lvlJc w:val="left"/>
+      <w:pPr>
+        <w:tabs>
+          <w:tab w:val="num" w:pos="6480"/>
+        </w:tabs>
+        <w:ind w:left="6480" w:hanging="360"/>
+      </w:pPr>
+      <w:rPr>
+        <w:rFonts w:ascii="Wingdings" w:hAnsi="Wingdings" w:hint="default"/>
+        <w:sz w:val="20"/>
+      </w:rPr>
+    </w:lvl>
+  </w:abstractNum>
+  <w:abstractNum w:abstractNumId="24" w15:restartNumberingAfterBreak="0">
+    <w:nsid w:val="510159E7"/>
+    <w:multiLevelType w:val="multilevel"/>
+    <w:tmpl w:val="8A8ED8BA"/>
+    <w:lvl w:ilvl="0">
+      <w:start w:val="1"/>
+      <w:numFmt w:val="bullet"/>
+      <w:lvlText w:val=""/>
+      <w:lvlJc w:val="left"/>
+      <w:pPr>
+        <w:tabs>
+          <w:tab w:val="num" w:pos="720"/>
+        </w:tabs>
+        <w:ind w:left="720" w:hanging="360"/>
+      </w:pPr>
+      <w:rPr>
+        <w:rFonts w:ascii="Symbol" w:hAnsi="Symbol" w:hint="default"/>
+        <w:sz w:val="20"/>
+      </w:rPr>
+    </w:lvl>
+    <w:lvl w:ilvl="1" w:tentative="1">
+      <w:start w:val="1"/>
+      <w:numFmt w:val="bullet"/>
+      <w:lvlText w:val="o"/>
+      <w:lvlJc w:val="left"/>
+      <w:pPr>
+        <w:tabs>
+          <w:tab w:val="num" w:pos="1440"/>
+        </w:tabs>
+        <w:ind w:left="1440" w:hanging="360"/>
+      </w:pPr>
+      <w:rPr>
+        <w:rFonts w:ascii="Courier New" w:hAnsi="Courier New" w:hint="default"/>
+        <w:sz w:val="20"/>
+      </w:rPr>
+    </w:lvl>
+    <w:lvl w:ilvl="2" w:tentative="1">
+      <w:start w:val="1"/>
+      <w:numFmt w:val="bullet"/>
+      <w:lvlText w:val=""/>
+      <w:lvlJc w:val="left"/>
+      <w:pPr>
+        <w:tabs>
+          <w:tab w:val="num" w:pos="2160"/>
+        </w:tabs>
+        <w:ind w:left="2160" w:hanging="360"/>
+      </w:pPr>
+      <w:rPr>
+        <w:rFonts w:ascii="Wingdings" w:hAnsi="Wingdings" w:hint="default"/>
+        <w:sz w:val="20"/>
+      </w:rPr>
+    </w:lvl>
+    <w:lvl w:ilvl="3" w:tentative="1">
+      <w:start w:val="1"/>
+      <w:numFmt w:val="bullet"/>
+      <w:lvlText w:val=""/>
+      <w:lvlJc w:val="left"/>
+      <w:pPr>
+        <w:tabs>
+          <w:tab w:val="num" w:pos="2880"/>
+        </w:tabs>
+        <w:ind w:left="2880" w:hanging="360"/>
+      </w:pPr>
+      <w:rPr>
+        <w:rFonts w:ascii="Wingdings" w:hAnsi="Wingdings" w:hint="default"/>
+        <w:sz w:val="20"/>
+      </w:rPr>
+    </w:lvl>
+    <w:lvl w:ilvl="4" w:tentative="1">
+      <w:start w:val="1"/>
+      <w:numFmt w:val="bullet"/>
+      <w:lvlText w:val=""/>
+      <w:lvlJc w:val="left"/>
+      <w:pPr>
+        <w:tabs>
+          <w:tab w:val="num" w:pos="3600"/>
+        </w:tabs>
+        <w:ind w:left="3600" w:hanging="360"/>
+      </w:pPr>
+      <w:rPr>
+        <w:rFonts w:ascii="Wingdings" w:hAnsi="Wingdings" w:hint="default"/>
+        <w:sz w:val="20"/>
+      </w:rPr>
+    </w:lvl>
+    <w:lvl w:ilvl="5" w:tentative="1">
+      <w:start w:val="1"/>
+      <w:numFmt w:val="bullet"/>
+      <w:lvlText w:val=""/>
+      <w:lvlJc w:val="left"/>
+      <w:pPr>
+        <w:tabs>
+          <w:tab w:val="num" w:pos="4320"/>
+        </w:tabs>
+        <w:ind w:left="4320" w:hanging="360"/>
+      </w:pPr>
+      <w:rPr>
+        <w:rFonts w:ascii="Wingdings" w:hAnsi="Wingdings" w:hint="default"/>
+        <w:sz w:val="20"/>
+      </w:rPr>
+    </w:lvl>
+    <w:lvl w:ilvl="6" w:tentative="1">
+      <w:start w:val="1"/>
+      <w:numFmt w:val="bullet"/>
+      <w:lvlText w:val=""/>
+      <w:lvlJc w:val="left"/>
+      <w:pPr>
+        <w:tabs>
+          <w:tab w:val="num" w:pos="5040"/>
+        </w:tabs>
+        <w:ind w:left="5040" w:hanging="360"/>
+      </w:pPr>
+      <w:rPr>
+        <w:rFonts w:ascii="Wingdings" w:hAnsi="Wingdings" w:hint="default"/>
+        <w:sz w:val="20"/>
+      </w:rPr>
+    </w:lvl>
+    <w:lvl w:ilvl="7" w:tentative="1">
+      <w:start w:val="1"/>
+      <w:numFmt w:val="bullet"/>
+      <w:lvlText w:val=""/>
+      <w:lvlJc w:val="left"/>
+      <w:pPr>
+        <w:tabs>
+          <w:tab w:val="num" w:pos="5760"/>
+        </w:tabs>
+        <w:ind w:left="5760" w:hanging="360"/>
+      </w:pPr>
+      <w:rPr>
+        <w:rFonts w:ascii="Wingdings" w:hAnsi="Wingdings" w:hint="default"/>
+        <w:sz w:val="20"/>
+      </w:rPr>
+    </w:lvl>
+    <w:lvl w:ilvl="8" w:tentative="1">
+      <w:start w:val="1"/>
+      <w:numFmt w:val="bullet"/>
+      <w:lvlText w:val=""/>
+      <w:lvlJc w:val="left"/>
+      <w:pPr>
+        <w:tabs>
+          <w:tab w:val="num" w:pos="6480"/>
+        </w:tabs>
+        <w:ind w:left="6480" w:hanging="360"/>
+      </w:pPr>
+      <w:rPr>
+        <w:rFonts w:ascii="Wingdings" w:hAnsi="Wingdings" w:hint="default"/>
+        <w:sz w:val="20"/>
+      </w:rPr>
+    </w:lvl>
+  </w:abstractNum>
+  <w:abstractNum w:abstractNumId="25" w15:restartNumberingAfterBreak="0">
+    <w:nsid w:val="530E7DA3"/>
+    <w:multiLevelType w:val="multilevel"/>
+    <w:tmpl w:val="7A6883F6"/>
+    <w:lvl w:ilvl="0">
+      <w:start w:val="1"/>
+      <w:numFmt w:val="bullet"/>
+      <w:lvlText w:val=""/>
+      <w:lvlJc w:val="left"/>
+      <w:pPr>
+        <w:tabs>
+          <w:tab w:val="num" w:pos="720"/>
+        </w:tabs>
+        <w:ind w:left="720" w:hanging="360"/>
+      </w:pPr>
+      <w:rPr>
+        <w:rFonts w:ascii="Symbol" w:hAnsi="Symbol" w:hint="default"/>
+        <w:sz w:val="20"/>
+      </w:rPr>
+    </w:lvl>
+    <w:lvl w:ilvl="1" w:tentative="1">
+      <w:start w:val="1"/>
+      <w:numFmt w:val="bullet"/>
+      <w:lvlText w:val="o"/>
+      <w:lvlJc w:val="left"/>
+      <w:pPr>
+        <w:tabs>
+          <w:tab w:val="num" w:pos="1440"/>
+        </w:tabs>
+        <w:ind w:left="1440" w:hanging="360"/>
+      </w:pPr>
+      <w:rPr>
+        <w:rFonts w:ascii="Courier New" w:hAnsi="Courier New" w:hint="default"/>
+        <w:sz w:val="20"/>
+      </w:rPr>
+    </w:lvl>
+    <w:lvl w:ilvl="2" w:tentative="1">
+      <w:start w:val="1"/>
+      <w:numFmt w:val="bullet"/>
+      <w:lvlText w:val=""/>
+      <w:lvlJc w:val="left"/>
+      <w:pPr>
+        <w:tabs>
+          <w:tab w:val="num" w:pos="2160"/>
+        </w:tabs>
+        <w:ind w:left="2160" w:hanging="360"/>
+      </w:pPr>
+      <w:rPr>
+        <w:rFonts w:ascii="Wingdings" w:hAnsi="Wingdings" w:hint="default"/>
+        <w:sz w:val="20"/>
+      </w:rPr>
+    </w:lvl>
+    <w:lvl w:ilvl="3" w:tentative="1">
+      <w:start w:val="1"/>
+      <w:numFmt w:val="bullet"/>
+      <w:lvlText w:val=""/>
+      <w:lvlJc w:val="left"/>
+      <w:pPr>
+        <w:tabs>
+          <w:tab w:val="num" w:pos="2880"/>
+        </w:tabs>
+        <w:ind w:left="2880" w:hanging="360"/>
+      </w:pPr>
+      <w:rPr>
+        <w:rFonts w:ascii="Wingdings" w:hAnsi="Wingdings" w:hint="default"/>
+        <w:sz w:val="20"/>
+      </w:rPr>
+    </w:lvl>
+    <w:lvl w:ilvl="4" w:tentative="1">
+      <w:start w:val="1"/>
+      <w:numFmt w:val="bullet"/>
+      <w:lvlText w:val=""/>
+      <w:lvlJc w:val="left"/>
+      <w:pPr>
+        <w:tabs>
+          <w:tab w:val="num" w:pos="3600"/>
+        </w:tabs>
+        <w:ind w:left="3600" w:hanging="360"/>
+      </w:pPr>
+      <w:rPr>
+        <w:rFonts w:ascii="Wingdings" w:hAnsi="Wingdings" w:hint="default"/>
+        <w:sz w:val="20"/>
+      </w:rPr>
+    </w:lvl>
+    <w:lvl w:ilvl="5" w:tentative="1">
+      <w:start w:val="1"/>
+      <w:numFmt w:val="bullet"/>
+      <w:lvlText w:val=""/>
+      <w:lvlJc w:val="left"/>
+      <w:pPr>
+        <w:tabs>
+          <w:tab w:val="num" w:pos="4320"/>
+        </w:tabs>
+        <w:ind w:left="4320" w:hanging="360"/>
+      </w:pPr>
+      <w:rPr>
+        <w:rFonts w:ascii="Wingdings" w:hAnsi="Wingdings" w:hint="default"/>
+        <w:sz w:val="20"/>
+      </w:rPr>
+    </w:lvl>
+    <w:lvl w:ilvl="6" w:tentative="1">
+      <w:start w:val="1"/>
+      <w:numFmt w:val="bullet"/>
+      <w:lvlText w:val=""/>
+      <w:lvlJc w:val="left"/>
+      <w:pPr>
+        <w:tabs>
+          <w:tab w:val="num" w:pos="5040"/>
+        </w:tabs>
+        <w:ind w:left="5040" w:hanging="360"/>
+      </w:pPr>
+      <w:rPr>
+        <w:rFonts w:ascii="Wingdings" w:hAnsi="Wingdings" w:hint="default"/>
+        <w:sz w:val="20"/>
+      </w:rPr>
+    </w:lvl>
+    <w:lvl w:ilvl="7" w:tentative="1">
+      <w:start w:val="1"/>
+      <w:numFmt w:val="bullet"/>
+      <w:lvlText w:val=""/>
+      <w:lvlJc w:val="left"/>
+      <w:pPr>
+        <w:tabs>
+          <w:tab w:val="num" w:pos="5760"/>
+        </w:tabs>
+        <w:ind w:left="5760" w:hanging="360"/>
+      </w:pPr>
+      <w:rPr>
+        <w:rFonts w:ascii="Wingdings" w:hAnsi="Wingdings" w:hint="default"/>
+        <w:sz w:val="20"/>
+      </w:rPr>
+    </w:lvl>
+    <w:lvl w:ilvl="8" w:tentative="1">
+      <w:start w:val="1"/>
+      <w:numFmt w:val="bullet"/>
+      <w:lvlText w:val=""/>
+      <w:lvlJc w:val="left"/>
+      <w:pPr>
+        <w:tabs>
+          <w:tab w:val="num" w:pos="6480"/>
+        </w:tabs>
+        <w:ind w:left="6480" w:hanging="360"/>
+      </w:pPr>
+      <w:rPr>
+        <w:rFonts w:ascii="Wingdings" w:hAnsi="Wingdings" w:hint="default"/>
+        <w:sz w:val="20"/>
+      </w:rPr>
+    </w:lvl>
+  </w:abstractNum>
+  <w:abstractNum w:abstractNumId="26" w15:restartNumberingAfterBreak="0">
+    <w:nsid w:val="56082D37"/>
+    <w:multiLevelType w:val="multilevel"/>
+    <w:tmpl w:val="9DD2090C"/>
+    <w:lvl w:ilvl="0">
+      <w:start w:val="1"/>
+      <w:numFmt w:val="bullet"/>
+      <w:lvlText w:val=""/>
+      <w:lvlJc w:val="left"/>
+      <w:pPr>
+        <w:tabs>
+          <w:tab w:val="num" w:pos="720"/>
+        </w:tabs>
+        <w:ind w:left="720" w:hanging="360"/>
+      </w:pPr>
+      <w:rPr>
+        <w:rFonts w:ascii="Symbol" w:hAnsi="Symbol" w:hint="default"/>
+        <w:sz w:val="20"/>
+      </w:rPr>
+    </w:lvl>
+    <w:lvl w:ilvl="1" w:tentative="1">
+      <w:start w:val="1"/>
+      <w:numFmt w:val="bullet"/>
+      <w:lvlText w:val="o"/>
+      <w:lvlJc w:val="left"/>
+      <w:pPr>
+        <w:tabs>
+          <w:tab w:val="num" w:pos="1440"/>
+        </w:tabs>
+        <w:ind w:left="1440" w:hanging="360"/>
+      </w:pPr>
+      <w:rPr>
+        <w:rFonts w:ascii="Courier New" w:hAnsi="Courier New" w:hint="default"/>
+        <w:sz w:val="20"/>
+      </w:rPr>
+    </w:lvl>
+    <w:lvl w:ilvl="2" w:tentative="1">
+      <w:start w:val="1"/>
+      <w:numFmt w:val="bullet"/>
+      <w:lvlText w:val=""/>
+      <w:lvlJc w:val="left"/>
+      <w:pPr>
+        <w:tabs>
+          <w:tab w:val="num" w:pos="2160"/>
+        </w:tabs>
+        <w:ind w:left="2160" w:hanging="360"/>
+      </w:pPr>
+      <w:rPr>
+        <w:rFonts w:ascii="Wingdings" w:hAnsi="Wingdings" w:hint="default"/>
+        <w:sz w:val="20"/>
+      </w:rPr>
+    </w:lvl>
+    <w:lvl w:ilvl="3" w:tentative="1">
+      <w:start w:val="1"/>
+      <w:numFmt w:val="bullet"/>
+      <w:lvlText w:val=""/>
+      <w:lvlJc w:val="left"/>
+      <w:pPr>
+        <w:tabs>
+          <w:tab w:val="num" w:pos="2880"/>
+        </w:tabs>
+        <w:ind w:left="2880" w:hanging="360"/>
+      </w:pPr>
+      <w:rPr>
+        <w:rFonts w:ascii="Wingdings" w:hAnsi="Wingdings" w:hint="default"/>
+        <w:sz w:val="20"/>
+      </w:rPr>
+    </w:lvl>
+    <w:lvl w:ilvl="4" w:tentative="1">
+      <w:start w:val="1"/>
+      <w:numFmt w:val="bullet"/>
+      <w:lvlText w:val=""/>
+      <w:lvlJc w:val="left"/>
+      <w:pPr>
+        <w:tabs>
+          <w:tab w:val="num" w:pos="3600"/>
+        </w:tabs>
+        <w:ind w:left="3600" w:hanging="360"/>
+      </w:pPr>
+      <w:rPr>
+        <w:rFonts w:ascii="Wingdings" w:hAnsi="Wingdings" w:hint="default"/>
+        <w:sz w:val="20"/>
+      </w:rPr>
+    </w:lvl>
+    <w:lvl w:ilvl="5" w:tentative="1">
+      <w:start w:val="1"/>
+      <w:numFmt w:val="bullet"/>
+      <w:lvlText w:val=""/>
+      <w:lvlJc w:val="left"/>
+      <w:pPr>
+        <w:tabs>
+          <w:tab w:val="num" w:pos="4320"/>
+        </w:tabs>
+        <w:ind w:left="4320" w:hanging="360"/>
+      </w:pPr>
+      <w:rPr>
+        <w:rFonts w:ascii="Wingdings" w:hAnsi="Wingdings" w:hint="default"/>
+        <w:sz w:val="20"/>
+      </w:rPr>
+    </w:lvl>
+    <w:lvl w:ilvl="6" w:tentative="1">
+      <w:start w:val="1"/>
+      <w:numFmt w:val="bullet"/>
+      <w:lvlText w:val=""/>
+      <w:lvlJc w:val="left"/>
+      <w:pPr>
+        <w:tabs>
+          <w:tab w:val="num" w:pos="5040"/>
+        </w:tabs>
+        <w:ind w:left="5040" w:hanging="360"/>
+      </w:pPr>
+      <w:rPr>
+        <w:rFonts w:ascii="Wingdings" w:hAnsi="Wingdings" w:hint="default"/>
+        <w:sz w:val="20"/>
+      </w:rPr>
+    </w:lvl>
+    <w:lvl w:ilvl="7" w:tentative="1">
+      <w:start w:val="1"/>
+      <w:numFmt w:val="bullet"/>
+      <w:lvlText w:val=""/>
+      <w:lvlJc w:val="left"/>
+      <w:pPr>
+        <w:tabs>
+          <w:tab w:val="num" w:pos="5760"/>
+        </w:tabs>
+        <w:ind w:left="5760" w:hanging="360"/>
+      </w:pPr>
+      <w:rPr>
+        <w:rFonts w:ascii="Wingdings" w:hAnsi="Wingdings" w:hint="default"/>
+        <w:sz w:val="20"/>
+      </w:rPr>
+    </w:lvl>
+    <w:lvl w:ilvl="8" w:tentative="1">
+      <w:start w:val="1"/>
+      <w:numFmt w:val="bullet"/>
+      <w:lvlText w:val=""/>
+      <w:lvlJc w:val="left"/>
+      <w:pPr>
+        <w:tabs>
+          <w:tab w:val="num" w:pos="6480"/>
+        </w:tabs>
+        <w:ind w:left="6480" w:hanging="360"/>
+      </w:pPr>
+      <w:rPr>
+        <w:rFonts w:ascii="Wingdings" w:hAnsi="Wingdings" w:hint="default"/>
+        <w:sz w:val="20"/>
+      </w:rPr>
+    </w:lvl>
+  </w:abstractNum>
+  <w:abstractNum w:abstractNumId="27" w15:restartNumberingAfterBreak="0">
     <w:nsid w:val="573B427F"/>
     <w:multiLevelType w:val="multilevel"/>
     <w:tmpl w:val="93BCF8F8"/>
@@ -2963,7 +4265,7 @@
       </w:rPr>
     </w:lvl>
   </w:abstractNum>
-  <w:abstractNum w:abstractNumId="16" w15:restartNumberingAfterBreak="0">
+  <w:abstractNum w:abstractNumId="28" w15:restartNumberingAfterBreak="0">
     <w:nsid w:val="579B140B"/>
     <w:multiLevelType w:val="multilevel"/>
     <w:tmpl w:val="4864B9E0"/>
@@ -3112,7 +4414,156 @@
       </w:rPr>
     </w:lvl>
   </w:abstractNum>
-  <w:abstractNum w:abstractNumId="17" w15:restartNumberingAfterBreak="0">
+  <w:abstractNum w:abstractNumId="29" w15:restartNumberingAfterBreak="0">
+    <w:nsid w:val="57CF55F3"/>
+    <w:multiLevelType w:val="multilevel"/>
+    <w:tmpl w:val="3C62D208"/>
+    <w:lvl w:ilvl="0">
+      <w:start w:val="1"/>
+      <w:numFmt w:val="bullet"/>
+      <w:lvlText w:val=""/>
+      <w:lvlJc w:val="left"/>
+      <w:pPr>
+        <w:tabs>
+          <w:tab w:val="num" w:pos="720"/>
+        </w:tabs>
+        <w:ind w:left="720" w:hanging="360"/>
+      </w:pPr>
+      <w:rPr>
+        <w:rFonts w:ascii="Symbol" w:hAnsi="Symbol" w:hint="default"/>
+        <w:sz w:val="20"/>
+      </w:rPr>
+    </w:lvl>
+    <w:lvl w:ilvl="1" w:tentative="1">
+      <w:start w:val="1"/>
+      <w:numFmt w:val="bullet"/>
+      <w:lvlText w:val="o"/>
+      <w:lvlJc w:val="left"/>
+      <w:pPr>
+        <w:tabs>
+          <w:tab w:val="num" w:pos="1440"/>
+        </w:tabs>
+        <w:ind w:left="1440" w:hanging="360"/>
+      </w:pPr>
+      <w:rPr>
+        <w:rFonts w:ascii="Courier New" w:hAnsi="Courier New" w:hint="default"/>
+        <w:sz w:val="20"/>
+      </w:rPr>
+    </w:lvl>
+    <w:lvl w:ilvl="2" w:tentative="1">
+      <w:start w:val="1"/>
+      <w:numFmt w:val="bullet"/>
+      <w:lvlText w:val=""/>
+      <w:lvlJc w:val="left"/>
+      <w:pPr>
+        <w:tabs>
+          <w:tab w:val="num" w:pos="2160"/>
+        </w:tabs>
+        <w:ind w:left="2160" w:hanging="360"/>
+      </w:pPr>
+      <w:rPr>
+        <w:rFonts w:ascii="Wingdings" w:hAnsi="Wingdings" w:hint="default"/>
+        <w:sz w:val="20"/>
+      </w:rPr>
+    </w:lvl>
+    <w:lvl w:ilvl="3" w:tentative="1">
+      <w:start w:val="1"/>
+      <w:numFmt w:val="bullet"/>
+      <w:lvlText w:val=""/>
+      <w:lvlJc w:val="left"/>
+      <w:pPr>
+        <w:tabs>
+          <w:tab w:val="num" w:pos="2880"/>
+        </w:tabs>
+        <w:ind w:left="2880" w:hanging="360"/>
+      </w:pPr>
+      <w:rPr>
+        <w:rFonts w:ascii="Wingdings" w:hAnsi="Wingdings" w:hint="default"/>
+        <w:sz w:val="20"/>
+      </w:rPr>
+    </w:lvl>
+    <w:lvl w:ilvl="4" w:tentative="1">
+      <w:start w:val="1"/>
+      <w:numFmt w:val="bullet"/>
+      <w:lvlText w:val=""/>
+      <w:lvlJc w:val="left"/>
+      <w:pPr>
+        <w:tabs>
+          <w:tab w:val="num" w:pos="3600"/>
+        </w:tabs>
+        <w:ind w:left="3600" w:hanging="360"/>
+      </w:pPr>
+      <w:rPr>
+        <w:rFonts w:ascii="Wingdings" w:hAnsi="Wingdings" w:hint="default"/>
+        <w:sz w:val="20"/>
+      </w:rPr>
+    </w:lvl>
+    <w:lvl w:ilvl="5" w:tentative="1">
+      <w:start w:val="1"/>
+      <w:numFmt w:val="bullet"/>
+      <w:lvlText w:val=""/>
+      <w:lvlJc w:val="left"/>
+      <w:pPr>
+        <w:tabs>
+          <w:tab w:val="num" w:pos="4320"/>
+        </w:tabs>
+        <w:ind w:left="4320" w:hanging="360"/>
+      </w:pPr>
+      <w:rPr>
+        <w:rFonts w:ascii="Wingdings" w:hAnsi="Wingdings" w:hint="default"/>
+        <w:sz w:val="20"/>
+      </w:rPr>
+    </w:lvl>
+    <w:lvl w:ilvl="6" w:tentative="1">
+      <w:start w:val="1"/>
+      <w:numFmt w:val="bullet"/>
+      <w:lvlText w:val=""/>
+      <w:lvlJc w:val="left"/>
+      <w:pPr>
+        <w:tabs>
+          <w:tab w:val="num" w:pos="5040"/>
+        </w:tabs>
+        <w:ind w:left="5040" w:hanging="360"/>
+      </w:pPr>
+      <w:rPr>
+        <w:rFonts w:ascii="Wingdings" w:hAnsi="Wingdings" w:hint="default"/>
+        <w:sz w:val="20"/>
+      </w:rPr>
+    </w:lvl>
+    <w:lvl w:ilvl="7" w:tentative="1">
+      <w:start w:val="1"/>
+      <w:numFmt w:val="bullet"/>
+      <w:lvlText w:val=""/>
+      <w:lvlJc w:val="left"/>
+      <w:pPr>
+        <w:tabs>
+          <w:tab w:val="num" w:pos="5760"/>
+        </w:tabs>
+        <w:ind w:left="5760" w:hanging="360"/>
+      </w:pPr>
+      <w:rPr>
+        <w:rFonts w:ascii="Wingdings" w:hAnsi="Wingdings" w:hint="default"/>
+        <w:sz w:val="20"/>
+      </w:rPr>
+    </w:lvl>
+    <w:lvl w:ilvl="8" w:tentative="1">
+      <w:start w:val="1"/>
+      <w:numFmt w:val="bullet"/>
+      <w:lvlText w:val=""/>
+      <w:lvlJc w:val="left"/>
+      <w:pPr>
+        <w:tabs>
+          <w:tab w:val="num" w:pos="6480"/>
+        </w:tabs>
+        <w:ind w:left="6480" w:hanging="360"/>
+      </w:pPr>
+      <w:rPr>
+        <w:rFonts w:ascii="Wingdings" w:hAnsi="Wingdings" w:hint="default"/>
+        <w:sz w:val="20"/>
+      </w:rPr>
+    </w:lvl>
+  </w:abstractNum>
+  <w:abstractNum w:abstractNumId="30" w15:restartNumberingAfterBreak="0">
     <w:nsid w:val="59722D1F"/>
     <w:multiLevelType w:val="multilevel"/>
     <w:tmpl w:val="7CF8CCEC"/>
@@ -3261,7 +4712,7 @@
       </w:rPr>
     </w:lvl>
   </w:abstractNum>
-  <w:abstractNum w:abstractNumId="18" w15:restartNumberingAfterBreak="0">
+  <w:abstractNum w:abstractNumId="31" w15:restartNumberingAfterBreak="0">
     <w:nsid w:val="5B0B76D8"/>
     <w:multiLevelType w:val="multilevel"/>
     <w:tmpl w:val="3E9A03AA"/>
@@ -3410,7 +4861,305 @@
       </w:rPr>
     </w:lvl>
   </w:abstractNum>
-  <w:abstractNum w:abstractNumId="19" w15:restartNumberingAfterBreak="0">
+  <w:abstractNum w:abstractNumId="32" w15:restartNumberingAfterBreak="0">
+    <w:nsid w:val="679C2879"/>
+    <w:multiLevelType w:val="multilevel"/>
+    <w:tmpl w:val="B694BDDE"/>
+    <w:lvl w:ilvl="0">
+      <w:start w:val="1"/>
+      <w:numFmt w:val="bullet"/>
+      <w:lvlText w:val=""/>
+      <w:lvlJc w:val="left"/>
+      <w:pPr>
+        <w:tabs>
+          <w:tab w:val="num" w:pos="720"/>
+        </w:tabs>
+        <w:ind w:left="720" w:hanging="360"/>
+      </w:pPr>
+      <w:rPr>
+        <w:rFonts w:ascii="Symbol" w:hAnsi="Symbol" w:hint="default"/>
+        <w:sz w:val="20"/>
+      </w:rPr>
+    </w:lvl>
+    <w:lvl w:ilvl="1" w:tentative="1">
+      <w:start w:val="1"/>
+      <w:numFmt w:val="bullet"/>
+      <w:lvlText w:val="o"/>
+      <w:lvlJc w:val="left"/>
+      <w:pPr>
+        <w:tabs>
+          <w:tab w:val="num" w:pos="1440"/>
+        </w:tabs>
+        <w:ind w:left="1440" w:hanging="360"/>
+      </w:pPr>
+      <w:rPr>
+        <w:rFonts w:ascii="Courier New" w:hAnsi="Courier New" w:hint="default"/>
+        <w:sz w:val="20"/>
+      </w:rPr>
+    </w:lvl>
+    <w:lvl w:ilvl="2" w:tentative="1">
+      <w:start w:val="1"/>
+      <w:numFmt w:val="bullet"/>
+      <w:lvlText w:val=""/>
+      <w:lvlJc w:val="left"/>
+      <w:pPr>
+        <w:tabs>
+          <w:tab w:val="num" w:pos="2160"/>
+        </w:tabs>
+        <w:ind w:left="2160" w:hanging="360"/>
+      </w:pPr>
+      <w:rPr>
+        <w:rFonts w:ascii="Wingdings" w:hAnsi="Wingdings" w:hint="default"/>
+        <w:sz w:val="20"/>
+      </w:rPr>
+    </w:lvl>
+    <w:lvl w:ilvl="3" w:tentative="1">
+      <w:start w:val="1"/>
+      <w:numFmt w:val="bullet"/>
+      <w:lvlText w:val=""/>
+      <w:lvlJc w:val="left"/>
+      <w:pPr>
+        <w:tabs>
+          <w:tab w:val="num" w:pos="2880"/>
+        </w:tabs>
+        <w:ind w:left="2880" w:hanging="360"/>
+      </w:pPr>
+      <w:rPr>
+        <w:rFonts w:ascii="Wingdings" w:hAnsi="Wingdings" w:hint="default"/>
+        <w:sz w:val="20"/>
+      </w:rPr>
+    </w:lvl>
+    <w:lvl w:ilvl="4" w:tentative="1">
+      <w:start w:val="1"/>
+      <w:numFmt w:val="bullet"/>
+      <w:lvlText w:val=""/>
+      <w:lvlJc w:val="left"/>
+      <w:pPr>
+        <w:tabs>
+          <w:tab w:val="num" w:pos="3600"/>
+        </w:tabs>
+        <w:ind w:left="3600" w:hanging="360"/>
+      </w:pPr>
+      <w:rPr>
+        <w:rFonts w:ascii="Wingdings" w:hAnsi="Wingdings" w:hint="default"/>
+        <w:sz w:val="20"/>
+      </w:rPr>
+    </w:lvl>
+    <w:lvl w:ilvl="5" w:tentative="1">
+      <w:start w:val="1"/>
+      <w:numFmt w:val="bullet"/>
+      <w:lvlText w:val=""/>
+      <w:lvlJc w:val="left"/>
+      <w:pPr>
+        <w:tabs>
+          <w:tab w:val="num" w:pos="4320"/>
+        </w:tabs>
+        <w:ind w:left="4320" w:hanging="360"/>
+      </w:pPr>
+      <w:rPr>
+        <w:rFonts w:ascii="Wingdings" w:hAnsi="Wingdings" w:hint="default"/>
+        <w:sz w:val="20"/>
+      </w:rPr>
+    </w:lvl>
+    <w:lvl w:ilvl="6" w:tentative="1">
+      <w:start w:val="1"/>
+      <w:numFmt w:val="bullet"/>
+      <w:lvlText w:val=""/>
+      <w:lvlJc w:val="left"/>
+      <w:pPr>
+        <w:tabs>
+          <w:tab w:val="num" w:pos="5040"/>
+        </w:tabs>
+        <w:ind w:left="5040" w:hanging="360"/>
+      </w:pPr>
+      <w:rPr>
+        <w:rFonts w:ascii="Wingdings" w:hAnsi="Wingdings" w:hint="default"/>
+        <w:sz w:val="20"/>
+      </w:rPr>
+    </w:lvl>
+    <w:lvl w:ilvl="7" w:tentative="1">
+      <w:start w:val="1"/>
+      <w:numFmt w:val="bullet"/>
+      <w:lvlText w:val=""/>
+      <w:lvlJc w:val="left"/>
+      <w:pPr>
+        <w:tabs>
+          <w:tab w:val="num" w:pos="5760"/>
+        </w:tabs>
+        <w:ind w:left="5760" w:hanging="360"/>
+      </w:pPr>
+      <w:rPr>
+        <w:rFonts w:ascii="Wingdings" w:hAnsi="Wingdings" w:hint="default"/>
+        <w:sz w:val="20"/>
+      </w:rPr>
+    </w:lvl>
+    <w:lvl w:ilvl="8" w:tentative="1">
+      <w:start w:val="1"/>
+      <w:numFmt w:val="bullet"/>
+      <w:lvlText w:val=""/>
+      <w:lvlJc w:val="left"/>
+      <w:pPr>
+        <w:tabs>
+          <w:tab w:val="num" w:pos="6480"/>
+        </w:tabs>
+        <w:ind w:left="6480" w:hanging="360"/>
+      </w:pPr>
+      <w:rPr>
+        <w:rFonts w:ascii="Wingdings" w:hAnsi="Wingdings" w:hint="default"/>
+        <w:sz w:val="20"/>
+      </w:rPr>
+    </w:lvl>
+  </w:abstractNum>
+  <w:abstractNum w:abstractNumId="33" w15:restartNumberingAfterBreak="0">
+    <w:nsid w:val="68764713"/>
+    <w:multiLevelType w:val="multilevel"/>
+    <w:tmpl w:val="DDE68546"/>
+    <w:lvl w:ilvl="0">
+      <w:start w:val="1"/>
+      <w:numFmt w:val="bullet"/>
+      <w:lvlText w:val=""/>
+      <w:lvlJc w:val="left"/>
+      <w:pPr>
+        <w:tabs>
+          <w:tab w:val="num" w:pos="720"/>
+        </w:tabs>
+        <w:ind w:left="720" w:hanging="360"/>
+      </w:pPr>
+      <w:rPr>
+        <w:rFonts w:ascii="Symbol" w:hAnsi="Symbol" w:hint="default"/>
+        <w:sz w:val="20"/>
+      </w:rPr>
+    </w:lvl>
+    <w:lvl w:ilvl="1" w:tentative="1">
+      <w:start w:val="1"/>
+      <w:numFmt w:val="bullet"/>
+      <w:lvlText w:val="o"/>
+      <w:lvlJc w:val="left"/>
+      <w:pPr>
+        <w:tabs>
+          <w:tab w:val="num" w:pos="1440"/>
+        </w:tabs>
+        <w:ind w:left="1440" w:hanging="360"/>
+      </w:pPr>
+      <w:rPr>
+        <w:rFonts w:ascii="Courier New" w:hAnsi="Courier New" w:hint="default"/>
+        <w:sz w:val="20"/>
+      </w:rPr>
+    </w:lvl>
+    <w:lvl w:ilvl="2" w:tentative="1">
+      <w:start w:val="1"/>
+      <w:numFmt w:val="bullet"/>
+      <w:lvlText w:val=""/>
+      <w:lvlJc w:val="left"/>
+      <w:pPr>
+        <w:tabs>
+          <w:tab w:val="num" w:pos="2160"/>
+        </w:tabs>
+        <w:ind w:left="2160" w:hanging="360"/>
+      </w:pPr>
+      <w:rPr>
+        <w:rFonts w:ascii="Wingdings" w:hAnsi="Wingdings" w:hint="default"/>
+        <w:sz w:val="20"/>
+      </w:rPr>
+    </w:lvl>
+    <w:lvl w:ilvl="3" w:tentative="1">
+      <w:start w:val="1"/>
+      <w:numFmt w:val="bullet"/>
+      <w:lvlText w:val=""/>
+      <w:lvlJc w:val="left"/>
+      <w:pPr>
+        <w:tabs>
+          <w:tab w:val="num" w:pos="2880"/>
+        </w:tabs>
+        <w:ind w:left="2880" w:hanging="360"/>
+      </w:pPr>
+      <w:rPr>
+        <w:rFonts w:ascii="Wingdings" w:hAnsi="Wingdings" w:hint="default"/>
+        <w:sz w:val="20"/>
+      </w:rPr>
+    </w:lvl>
+    <w:lvl w:ilvl="4" w:tentative="1">
+      <w:start w:val="1"/>
+      <w:numFmt w:val="bullet"/>
+      <w:lvlText w:val=""/>
+      <w:lvlJc w:val="left"/>
+      <w:pPr>
+        <w:tabs>
+          <w:tab w:val="num" w:pos="3600"/>
+        </w:tabs>
+        <w:ind w:left="3600" w:hanging="360"/>
+      </w:pPr>
+      <w:rPr>
+        <w:rFonts w:ascii="Wingdings" w:hAnsi="Wingdings" w:hint="default"/>
+        <w:sz w:val="20"/>
+      </w:rPr>
+    </w:lvl>
+    <w:lvl w:ilvl="5" w:tentative="1">
+      <w:start w:val="1"/>
+      <w:numFmt w:val="bullet"/>
+      <w:lvlText w:val=""/>
+      <w:lvlJc w:val="left"/>
+      <w:pPr>
+        <w:tabs>
+          <w:tab w:val="num" w:pos="4320"/>
+        </w:tabs>
+        <w:ind w:left="4320" w:hanging="360"/>
+      </w:pPr>
+      <w:rPr>
+        <w:rFonts w:ascii="Wingdings" w:hAnsi="Wingdings" w:hint="default"/>
+        <w:sz w:val="20"/>
+      </w:rPr>
+    </w:lvl>
+    <w:lvl w:ilvl="6" w:tentative="1">
+      <w:start w:val="1"/>
+      <w:numFmt w:val="bullet"/>
+      <w:lvlText w:val=""/>
+      <w:lvlJc w:val="left"/>
+      <w:pPr>
+        <w:tabs>
+          <w:tab w:val="num" w:pos="5040"/>
+        </w:tabs>
+        <w:ind w:left="5040" w:hanging="360"/>
+      </w:pPr>
+      <w:rPr>
+        <w:rFonts w:ascii="Wingdings" w:hAnsi="Wingdings" w:hint="default"/>
+        <w:sz w:val="20"/>
+      </w:rPr>
+    </w:lvl>
+    <w:lvl w:ilvl="7" w:tentative="1">
+      <w:start w:val="1"/>
+      <w:numFmt w:val="bullet"/>
+      <w:lvlText w:val=""/>
+      <w:lvlJc w:val="left"/>
+      <w:pPr>
+        <w:tabs>
+          <w:tab w:val="num" w:pos="5760"/>
+        </w:tabs>
+        <w:ind w:left="5760" w:hanging="360"/>
+      </w:pPr>
+      <w:rPr>
+        <w:rFonts w:ascii="Wingdings" w:hAnsi="Wingdings" w:hint="default"/>
+        <w:sz w:val="20"/>
+      </w:rPr>
+    </w:lvl>
+    <w:lvl w:ilvl="8" w:tentative="1">
+      <w:start w:val="1"/>
+      <w:numFmt w:val="bullet"/>
+      <w:lvlText w:val=""/>
+      <w:lvlJc w:val="left"/>
+      <w:pPr>
+        <w:tabs>
+          <w:tab w:val="num" w:pos="6480"/>
+        </w:tabs>
+        <w:ind w:left="6480" w:hanging="360"/>
+      </w:pPr>
+      <w:rPr>
+        <w:rFonts w:ascii="Wingdings" w:hAnsi="Wingdings" w:hint="default"/>
+        <w:sz w:val="20"/>
+      </w:rPr>
+    </w:lvl>
+  </w:abstractNum>
+  <w:abstractNum w:abstractNumId="34" w15:restartNumberingAfterBreak="0">
     <w:nsid w:val="6D651DA1"/>
     <w:multiLevelType w:val="multilevel"/>
     <w:tmpl w:val="D5221A20"/>
@@ -3559,7 +5308,7 @@
       </w:rPr>
     </w:lvl>
   </w:abstractNum>
-  <w:abstractNum w:abstractNumId="20" w15:restartNumberingAfterBreak="0">
+  <w:abstractNum w:abstractNumId="35" w15:restartNumberingAfterBreak="0">
     <w:nsid w:val="6ED120C4"/>
     <w:multiLevelType w:val="multilevel"/>
     <w:tmpl w:val="7398EC9E"/>
@@ -3708,7 +5457,156 @@
       </w:rPr>
     </w:lvl>
   </w:abstractNum>
-  <w:abstractNum w:abstractNumId="21" w15:restartNumberingAfterBreak="0">
+  <w:abstractNum w:abstractNumId="36" w15:restartNumberingAfterBreak="0">
+    <w:nsid w:val="71C02004"/>
+    <w:multiLevelType w:val="multilevel"/>
+    <w:tmpl w:val="C4568CE8"/>
+    <w:lvl w:ilvl="0">
+      <w:start w:val="1"/>
+      <w:numFmt w:val="bullet"/>
+      <w:lvlText w:val=""/>
+      <w:lvlJc w:val="left"/>
+      <w:pPr>
+        <w:tabs>
+          <w:tab w:val="num" w:pos="720"/>
+        </w:tabs>
+        <w:ind w:left="720" w:hanging="360"/>
+      </w:pPr>
+      <w:rPr>
+        <w:rFonts w:ascii="Symbol" w:hAnsi="Symbol" w:hint="default"/>
+        <w:sz w:val="20"/>
+      </w:rPr>
+    </w:lvl>
+    <w:lvl w:ilvl="1" w:tentative="1">
+      <w:start w:val="1"/>
+      <w:numFmt w:val="bullet"/>
+      <w:lvlText w:val="o"/>
+      <w:lvlJc w:val="left"/>
+      <w:pPr>
+        <w:tabs>
+          <w:tab w:val="num" w:pos="1440"/>
+        </w:tabs>
+        <w:ind w:left="1440" w:hanging="360"/>
+      </w:pPr>
+      <w:rPr>
+        <w:rFonts w:ascii="Courier New" w:hAnsi="Courier New" w:hint="default"/>
+        <w:sz w:val="20"/>
+      </w:rPr>
+    </w:lvl>
+    <w:lvl w:ilvl="2" w:tentative="1">
+      <w:start w:val="1"/>
+      <w:numFmt w:val="bullet"/>
+      <w:lvlText w:val=""/>
+      <w:lvlJc w:val="left"/>
+      <w:pPr>
+        <w:tabs>
+          <w:tab w:val="num" w:pos="2160"/>
+        </w:tabs>
+        <w:ind w:left="2160" w:hanging="360"/>
+      </w:pPr>
+      <w:rPr>
+        <w:rFonts w:ascii="Wingdings" w:hAnsi="Wingdings" w:hint="default"/>
+        <w:sz w:val="20"/>
+      </w:rPr>
+    </w:lvl>
+    <w:lvl w:ilvl="3" w:tentative="1">
+      <w:start w:val="1"/>
+      <w:numFmt w:val="bullet"/>
+      <w:lvlText w:val=""/>
+      <w:lvlJc w:val="left"/>
+      <w:pPr>
+        <w:tabs>
+          <w:tab w:val="num" w:pos="2880"/>
+        </w:tabs>
+        <w:ind w:left="2880" w:hanging="360"/>
+      </w:pPr>
+      <w:rPr>
+        <w:rFonts w:ascii="Wingdings" w:hAnsi="Wingdings" w:hint="default"/>
+        <w:sz w:val="20"/>
+      </w:rPr>
+    </w:lvl>
+    <w:lvl w:ilvl="4" w:tentative="1">
+      <w:start w:val="1"/>
+      <w:numFmt w:val="bullet"/>
+      <w:lvlText w:val=""/>
+      <w:lvlJc w:val="left"/>
+      <w:pPr>
+        <w:tabs>
+          <w:tab w:val="num" w:pos="3600"/>
+        </w:tabs>
+        <w:ind w:left="3600" w:hanging="360"/>
+      </w:pPr>
+      <w:rPr>
+        <w:rFonts w:ascii="Wingdings" w:hAnsi="Wingdings" w:hint="default"/>
+        <w:sz w:val="20"/>
+      </w:rPr>
+    </w:lvl>
+    <w:lvl w:ilvl="5" w:tentative="1">
+      <w:start w:val="1"/>
+      <w:numFmt w:val="bullet"/>
+      <w:lvlText w:val=""/>
+      <w:lvlJc w:val="left"/>
+      <w:pPr>
+        <w:tabs>
+          <w:tab w:val="num" w:pos="4320"/>
+        </w:tabs>
+        <w:ind w:left="4320" w:hanging="360"/>
+      </w:pPr>
+      <w:rPr>
+        <w:rFonts w:ascii="Wingdings" w:hAnsi="Wingdings" w:hint="default"/>
+        <w:sz w:val="20"/>
+      </w:rPr>
+    </w:lvl>
+    <w:lvl w:ilvl="6" w:tentative="1">
+      <w:start w:val="1"/>
+      <w:numFmt w:val="bullet"/>
+      <w:lvlText w:val=""/>
+      <w:lvlJc w:val="left"/>
+      <w:pPr>
+        <w:tabs>
+          <w:tab w:val="num" w:pos="5040"/>
+        </w:tabs>
+        <w:ind w:left="5040" w:hanging="360"/>
+      </w:pPr>
+      <w:rPr>
+        <w:rFonts w:ascii="Wingdings" w:hAnsi="Wingdings" w:hint="default"/>
+        <w:sz w:val="20"/>
+      </w:rPr>
+    </w:lvl>
+    <w:lvl w:ilvl="7" w:tentative="1">
+      <w:start w:val="1"/>
+      <w:numFmt w:val="bullet"/>
+      <w:lvlText w:val=""/>
+      <w:lvlJc w:val="left"/>
+      <w:pPr>
+        <w:tabs>
+          <w:tab w:val="num" w:pos="5760"/>
+        </w:tabs>
+        <w:ind w:left="5760" w:hanging="360"/>
+      </w:pPr>
+      <w:rPr>
+        <w:rFonts w:ascii="Wingdings" w:hAnsi="Wingdings" w:hint="default"/>
+        <w:sz w:val="20"/>
+      </w:rPr>
+    </w:lvl>
+    <w:lvl w:ilvl="8" w:tentative="1">
+      <w:start w:val="1"/>
+      <w:numFmt w:val="bullet"/>
+      <w:lvlText w:val=""/>
+      <w:lvlJc w:val="left"/>
+      <w:pPr>
+        <w:tabs>
+          <w:tab w:val="num" w:pos="6480"/>
+        </w:tabs>
+        <w:ind w:left="6480" w:hanging="360"/>
+      </w:pPr>
+      <w:rPr>
+        <w:rFonts w:ascii="Wingdings" w:hAnsi="Wingdings" w:hint="default"/>
+        <w:sz w:val="20"/>
+      </w:rPr>
+    </w:lvl>
+  </w:abstractNum>
+  <w:abstractNum w:abstractNumId="37" w15:restartNumberingAfterBreak="0">
     <w:nsid w:val="73E434B1"/>
     <w:multiLevelType w:val="multilevel"/>
     <w:tmpl w:val="3B8A9042"/>
@@ -3857,7 +5755,156 @@
       </w:rPr>
     </w:lvl>
   </w:abstractNum>
-  <w:abstractNum w:abstractNumId="22" w15:restartNumberingAfterBreak="0">
+  <w:abstractNum w:abstractNumId="38" w15:restartNumberingAfterBreak="0">
+    <w:nsid w:val="76DF0B02"/>
+    <w:multiLevelType w:val="multilevel"/>
+    <w:tmpl w:val="F028BDBA"/>
+    <w:lvl w:ilvl="0">
+      <w:start w:val="1"/>
+      <w:numFmt w:val="bullet"/>
+      <w:lvlText w:val=""/>
+      <w:lvlJc w:val="left"/>
+      <w:pPr>
+        <w:tabs>
+          <w:tab w:val="num" w:pos="720"/>
+        </w:tabs>
+        <w:ind w:left="720" w:hanging="360"/>
+      </w:pPr>
+      <w:rPr>
+        <w:rFonts w:ascii="Symbol" w:hAnsi="Symbol" w:hint="default"/>
+        <w:sz w:val="20"/>
+      </w:rPr>
+    </w:lvl>
+    <w:lvl w:ilvl="1" w:tentative="1">
+      <w:start w:val="1"/>
+      <w:numFmt w:val="bullet"/>
+      <w:lvlText w:val="o"/>
+      <w:lvlJc w:val="left"/>
+      <w:pPr>
+        <w:tabs>
+          <w:tab w:val="num" w:pos="1440"/>
+        </w:tabs>
+        <w:ind w:left="1440" w:hanging="360"/>
+      </w:pPr>
+      <w:rPr>
+        <w:rFonts w:ascii="Courier New" w:hAnsi="Courier New" w:hint="default"/>
+        <w:sz w:val="20"/>
+      </w:rPr>
+    </w:lvl>
+    <w:lvl w:ilvl="2" w:tentative="1">
+      <w:start w:val="1"/>
+      <w:numFmt w:val="bullet"/>
+      <w:lvlText w:val=""/>
+      <w:lvlJc w:val="left"/>
+      <w:pPr>
+        <w:tabs>
+          <w:tab w:val="num" w:pos="2160"/>
+        </w:tabs>
+        <w:ind w:left="2160" w:hanging="360"/>
+      </w:pPr>
+      <w:rPr>
+        <w:rFonts w:ascii="Wingdings" w:hAnsi="Wingdings" w:hint="default"/>
+        <w:sz w:val="20"/>
+      </w:rPr>
+    </w:lvl>
+    <w:lvl w:ilvl="3" w:tentative="1">
+      <w:start w:val="1"/>
+      <w:numFmt w:val="bullet"/>
+      <w:lvlText w:val=""/>
+      <w:lvlJc w:val="left"/>
+      <w:pPr>
+        <w:tabs>
+          <w:tab w:val="num" w:pos="2880"/>
+        </w:tabs>
+        <w:ind w:left="2880" w:hanging="360"/>
+      </w:pPr>
+      <w:rPr>
+        <w:rFonts w:ascii="Wingdings" w:hAnsi="Wingdings" w:hint="default"/>
+        <w:sz w:val="20"/>
+      </w:rPr>
+    </w:lvl>
+    <w:lvl w:ilvl="4" w:tentative="1">
+      <w:start w:val="1"/>
+      <w:numFmt w:val="bullet"/>
+      <w:lvlText w:val=""/>
+      <w:lvlJc w:val="left"/>
+      <w:pPr>
+        <w:tabs>
+          <w:tab w:val="num" w:pos="3600"/>
+        </w:tabs>
+        <w:ind w:left="3600" w:hanging="360"/>
+      </w:pPr>
+      <w:rPr>
+        <w:rFonts w:ascii="Wingdings" w:hAnsi="Wingdings" w:hint="default"/>
+        <w:sz w:val="20"/>
+      </w:rPr>
+    </w:lvl>
+    <w:lvl w:ilvl="5" w:tentative="1">
+      <w:start w:val="1"/>
+      <w:numFmt w:val="bullet"/>
+      <w:lvlText w:val=""/>
+      <w:lvlJc w:val="left"/>
+      <w:pPr>
+        <w:tabs>
+          <w:tab w:val="num" w:pos="4320"/>
+        </w:tabs>
+        <w:ind w:left="4320" w:hanging="360"/>
+      </w:pPr>
+      <w:rPr>
+        <w:rFonts w:ascii="Wingdings" w:hAnsi="Wingdings" w:hint="default"/>
+        <w:sz w:val="20"/>
+      </w:rPr>
+    </w:lvl>
+    <w:lvl w:ilvl="6" w:tentative="1">
+      <w:start w:val="1"/>
+      <w:numFmt w:val="bullet"/>
+      <w:lvlText w:val=""/>
+      <w:lvlJc w:val="left"/>
+      <w:pPr>
+        <w:tabs>
+          <w:tab w:val="num" w:pos="5040"/>
+        </w:tabs>
+        <w:ind w:left="5040" w:hanging="360"/>
+      </w:pPr>
+      <w:rPr>
+        <w:rFonts w:ascii="Wingdings" w:hAnsi="Wingdings" w:hint="default"/>
+        <w:sz w:val="20"/>
+      </w:rPr>
+    </w:lvl>
+    <w:lvl w:ilvl="7" w:tentative="1">
+      <w:start w:val="1"/>
+      <w:numFmt w:val="bullet"/>
+      <w:lvlText w:val=""/>
+      <w:lvlJc w:val="left"/>
+      <w:pPr>
+        <w:tabs>
+          <w:tab w:val="num" w:pos="5760"/>
+        </w:tabs>
+        <w:ind w:left="5760" w:hanging="360"/>
+      </w:pPr>
+      <w:rPr>
+        <w:rFonts w:ascii="Wingdings" w:hAnsi="Wingdings" w:hint="default"/>
+        <w:sz w:val="20"/>
+      </w:rPr>
+    </w:lvl>
+    <w:lvl w:ilvl="8" w:tentative="1">
+      <w:start w:val="1"/>
+      <w:numFmt w:val="bullet"/>
+      <w:lvlText w:val=""/>
+      <w:lvlJc w:val="left"/>
+      <w:pPr>
+        <w:tabs>
+          <w:tab w:val="num" w:pos="6480"/>
+        </w:tabs>
+        <w:ind w:left="6480" w:hanging="360"/>
+      </w:pPr>
+      <w:rPr>
+        <w:rFonts w:ascii="Wingdings" w:hAnsi="Wingdings" w:hint="default"/>
+        <w:sz w:val="20"/>
+      </w:rPr>
+    </w:lvl>
+  </w:abstractNum>
+  <w:abstractNum w:abstractNumId="39" w15:restartNumberingAfterBreak="0">
     <w:nsid w:val="77B3569A"/>
     <w:multiLevelType w:val="multilevel"/>
     <w:tmpl w:val="29560E00"/>
@@ -4034,46 +6081,97 @@
     <w:abstractNumId w:val="0"/>
   </w:num>
   <w:num w:numId="10" w16cid:durableId="367145769">
+    <w:abstractNumId w:val="30"/>
+  </w:num>
+  <w:num w:numId="11" w16cid:durableId="2029793235">
+    <w:abstractNumId w:val="31"/>
+  </w:num>
+  <w:num w:numId="12" w16cid:durableId="1315455340">
+    <w:abstractNumId w:val="39"/>
+  </w:num>
+  <w:num w:numId="13" w16cid:durableId="1095593379">
+    <w:abstractNumId w:val="12"/>
+  </w:num>
+  <w:num w:numId="14" w16cid:durableId="616571068">
+    <w:abstractNumId w:val="28"/>
+  </w:num>
+  <w:num w:numId="15" w16cid:durableId="282461785">
+    <w:abstractNumId w:val="13"/>
+  </w:num>
+  <w:num w:numId="16" w16cid:durableId="2123915633">
+    <w:abstractNumId w:val="21"/>
+  </w:num>
+  <w:num w:numId="17" w16cid:durableId="1388263757">
+    <w:abstractNumId w:val="34"/>
+  </w:num>
+  <w:num w:numId="18" w16cid:durableId="1775174577">
+    <w:abstractNumId w:val="10"/>
+  </w:num>
+  <w:num w:numId="19" w16cid:durableId="1793745385">
+    <w:abstractNumId w:val="20"/>
+  </w:num>
+  <w:num w:numId="20" w16cid:durableId="1883012012">
+    <w:abstractNumId w:val="37"/>
+  </w:num>
+  <w:num w:numId="21" w16cid:durableId="2123644968">
+    <w:abstractNumId w:val="27"/>
+  </w:num>
+  <w:num w:numId="22" w16cid:durableId="23330989">
+    <w:abstractNumId w:val="35"/>
+  </w:num>
+  <w:num w:numId="23" w16cid:durableId="1460344443">
+    <w:abstractNumId w:val="15"/>
+  </w:num>
+  <w:num w:numId="24" w16cid:durableId="66268137">
+    <w:abstractNumId w:val="25"/>
+  </w:num>
+  <w:num w:numId="25" w16cid:durableId="1061176471">
+    <w:abstractNumId w:val="16"/>
+  </w:num>
+  <w:num w:numId="26" w16cid:durableId="987317745">
+    <w:abstractNumId w:val="33"/>
+  </w:num>
+  <w:num w:numId="27" w16cid:durableId="1968320229">
+    <w:abstractNumId w:val="24"/>
+  </w:num>
+  <w:num w:numId="28" w16cid:durableId="209389162">
+    <w:abstractNumId w:val="22"/>
+  </w:num>
+  <w:num w:numId="29" w16cid:durableId="352615552">
+    <w:abstractNumId w:val="29"/>
+  </w:num>
+  <w:num w:numId="30" w16cid:durableId="1630819368">
+    <w:abstractNumId w:val="9"/>
+  </w:num>
+  <w:num w:numId="31" w16cid:durableId="1163667596">
+    <w:abstractNumId w:val="19"/>
+  </w:num>
+  <w:num w:numId="32" w16cid:durableId="916405784">
+    <w:abstractNumId w:val="26"/>
+  </w:num>
+  <w:num w:numId="33" w16cid:durableId="844707639">
+    <w:abstractNumId w:val="11"/>
+  </w:num>
+  <w:num w:numId="34" w16cid:durableId="70081881">
+    <w:abstractNumId w:val="36"/>
+  </w:num>
+  <w:num w:numId="35" w16cid:durableId="1223834461">
+    <w:abstractNumId w:val="32"/>
+  </w:num>
+  <w:num w:numId="36" w16cid:durableId="1029911970">
+    <w:abstractNumId w:val="14"/>
+  </w:num>
+  <w:num w:numId="37" w16cid:durableId="986973275">
+    <w:abstractNumId w:val="18"/>
+  </w:num>
+  <w:num w:numId="38" w16cid:durableId="208348346">
+    <w:abstractNumId w:val="38"/>
+  </w:num>
+  <w:num w:numId="39" w16cid:durableId="183909466">
     <w:abstractNumId w:val="17"/>
   </w:num>
-  <w:num w:numId="11" w16cid:durableId="2029793235">
-    <w:abstractNumId w:val="18"/>
-  </w:num>
-  <w:num w:numId="12" w16cid:durableId="1315455340">
-    <w:abstractNumId w:val="22"/>
-  </w:num>
-  <w:num w:numId="13" w16cid:durableId="1095593379">
-    <w:abstractNumId w:val="10"/>
-  </w:num>
-  <w:num w:numId="14" w16cid:durableId="616571068">
-    <w:abstractNumId w:val="16"/>
-  </w:num>
-  <w:num w:numId="15" w16cid:durableId="282461785">
-    <w:abstractNumId w:val="11"/>
-  </w:num>
-  <w:num w:numId="16" w16cid:durableId="2123915633">
-    <w:abstractNumId w:val="14"/>
-  </w:num>
-  <w:num w:numId="17" w16cid:durableId="1388263757">
-    <w:abstractNumId w:val="19"/>
-  </w:num>
-  <w:num w:numId="18" w16cid:durableId="1775174577">
-    <w:abstractNumId w:val="9"/>
-  </w:num>
-  <w:num w:numId="19" w16cid:durableId="1793745385">
-    <w:abstractNumId w:val="13"/>
-  </w:num>
-  <w:num w:numId="20" w16cid:durableId="1883012012">
-    <w:abstractNumId w:val="21"/>
-  </w:num>
-  <w:num w:numId="21" w16cid:durableId="2123644968">
-    <w:abstractNumId w:val="15"/>
-  </w:num>
-  <w:num w:numId="22" w16cid:durableId="23330989">
-    <w:abstractNumId w:val="20"/>
-  </w:num>
-  <w:num w:numId="23" w16cid:durableId="1460344443">
-    <w:abstractNumId w:val="12"/>
+  <w:num w:numId="40" w16cid:durableId="1599825382">
+    <w:abstractNumId w:val="23"/>
   </w:num>
 </w:numbering>
 </file>
@@ -4681,6 +6779,7 @@
   <w:style w:type="character" w:default="1" w:styleId="DefaultParagraphFont">
     <w:name w:val="Default Paragraph Font"/>
     <w:uiPriority w:val="1"/>
+    <w:semiHidden/>
     <w:unhideWhenUsed/>
   </w:style>
   <w:style w:type="table" w:default="1" w:styleId="TableNormal">
